--- a/docs/admin/slides/weekend_holiday_kpi/理事会向け_3提案の具体説明.docx
+++ b/docs/admin/slides/weekend_holiday_kpi/理事会向け_3提案の具体説明.docx
@@ -506,186 +506,6 @@
       </w:r>
       <w:r>
         <w:t xml:space="preserve"> を同時に進めます：</w:t>
-      </w:r>
-    </w:p>
-    <w:p>
-      <w:pPr>
-        <w:shd w:fill="F1F5F9" w:val="clear"/>
-        <w:spacing w:after="160"/>
-      </w:pPr>
-      <w:r>
-        <w:rPr>
-          <w:rFonts w:ascii="Menlo" w:cs="Menlo" w:eastAsia="Menlo" w:hAnsi="Menlo"/>
-          <w:color w:val="475569"/>
-          <w:sz w:val="18"/>
-          <w:szCs w:val="18"/>
-        </w:rPr>
-        <w:t xml:space="preserve">┌─────────────────────────────────────────────────────────────┐
-│  今日            1週間後           GW 開始            GW 明け  │
-│  4/17           ~4/24             4/29              5/6      │
-│                                                              │
-│  ① 退院調整会議で     ② 退院候補を家族と      ③ 連休中は      │
-│    「連休前に退院     合意 → 段階的に退院        緊急対応のみ   │
-│    できる患者」を                                             │
-│    リスト化          ※ 予定入院は連休明け              │
-│                         に寄せる                              │
-└─────────────────────────────────────────────────────────────┘</w:t>
-      </w:r>
-    </w:p>
-    <w:p>
-      <w:pPr>
-        <w:spacing w:after="120" w:line="340"/>
-      </w:pPr>
-      <w:r>
-        <w:t xml:space="preserve">この 3 つを </w:t>
-      </w:r>
-      <w:r>
-        <w:rPr>
-          <w:b/>
-          <w:bCs/>
-        </w:rPr>
-        <w:t xml:space="preserve">勘ではなく数字で管理するための道具</w:t>
-      </w:r>
-      <w:r>
-        <w:t xml:space="preserve"> が 提案③（ダッシュボード）です。</w:t>
-      </w:r>
-    </w:p>
-    <w:p>
-      <w:pPr>
-        <w:pBdr>
-          <w:bottom w:val="single" w:color="CBD5E1" w:sz="6"/>
-        </w:pBdr>
-        <w:spacing w:after="200" w:before="160"/>
-      </w:pPr>
-    </w:p>
-    <w:p>
-      <w:pPr>
-        <w:pStyle w:val="Heading1"/>
-        <w:spacing w:after="200" w:before="400"/>
-      </w:pPr>
-      <w:r>
-        <w:t xml:space="preserve">提案 ①「大型連休前の退院枠の事前確保」</w:t>
-      </w:r>
-    </w:p>
-    <w:p>
-      <w:pPr>
-        <w:pStyle w:val="Heading2"/>
-        <w:spacing w:after="120" w:before="280"/>
-      </w:pPr>
-      <w:r>
-        <w:t xml:space="preserve">一言で言うと</w:t>
-      </w:r>
-    </w:p>
-    <w:p>
-      <w:pPr>
-        <w:spacing w:after="120" w:line="340"/>
-      </w:pPr>
-      <w:r>
-        <w:rPr>
-          <w:b/>
-          <w:bCs/>
-        </w:rPr>
-        <w:t xml:space="preserve">連休が始まる 3 週間前に、「連休中も入院したままで良い患者さん」と「連休前に退院できる患者さん」を仕分けし、後者を連休前に計画的に退院させて病床を空けておく</w:t>
-      </w:r>
-      <w:r>
-        <w:t xml:space="preserve"> 運用です。</w:t>
-      </w:r>
-    </w:p>
-    <w:p>
-      <w:pPr>
-        <w:pStyle w:val="Heading2"/>
-        <w:spacing w:after="120" w:before="280"/>
-      </w:pPr>
-      <w:r>
-        <w:t xml:space="preserve">なぜ必要か — 具体的な数字で</w:t>
-      </w:r>
-    </w:p>
-    <w:p>
-      <w:pPr>
-        <w:spacing w:after="120" w:line="340"/>
-      </w:pPr>
-      <w:r>
-        <w:t xml:space="preserve">2025年 GW を振り返ると：</w:t>
-      </w:r>
-    </w:p>
-    <w:p>
-      <w:pPr>
-        <w:shd w:fill="F1F5F9" w:val="clear"/>
-        <w:spacing w:after="160"/>
-      </w:pPr>
-      <w:r>
-        <w:rPr>
-          <w:rFonts w:ascii="Menlo" w:cs="Menlo" w:eastAsia="Menlo" w:hAnsi="Menlo"/>
-          <w:color w:val="475569"/>
-          <w:sz w:val="18"/>
-          <w:szCs w:val="18"/>
-        </w:rPr>
-        <w:t xml:space="preserve">4/27-29 (連休前の平日)  →  普段通り満床に近い（3〜7件/日の入院）
-5/3-6 (GW 期間中)       →  4 日間で合計 1 件の入院（ほぼ休業）
-5/7 (連休明け水曜)      →  いきなり 13 件の入院が殺到 ← ★問題</w:t>
-      </w:r>
-    </w:p>
-    <w:p>
-      <w:pPr>
-        <w:spacing w:after="120" w:line="340"/>
-      </w:pPr>
-      <w:r>
-        <w:rPr>
-          <w:b/>
-          <w:bCs/>
-        </w:rPr>
-        <w:t xml:space="preserve">連休前は満床に近い → 連休中はガラ空き → 連休明けに殺到</w:t>
-      </w:r>
-      <w:r>
-        <w:t xml:space="preserve">、この波が毎年繰り返されています。連休明けの 13 件を受け入れるには、その時点で病床が空いていなければなりません。</w:t>
-      </w:r>
-    </w:p>
-    <w:p>
-      <w:pPr>
-        <w:pStyle w:val="Heading2"/>
-        <w:spacing w:after="120" w:before="280"/>
-      </w:pPr>
-      <w:r>
-        <w:t xml:space="preserve">具体的にどう動くのか（GW2026 を例に）</w:t>
-      </w:r>
-    </w:p>
-    <w:p>
-      <w:pPr>
-        <w:pStyle w:val="Heading3"/>
-        <w:spacing w:after="100" w:before="220"/>
-      </w:pPr>
-      <w:r>
-        <w:t xml:space="preserve">ステップ 1: **4月 8日頃（GW の 3週間前）** — 退院可能患者リスト作成</w:t>
-      </w:r>
-    </w:p>
-    <w:p>
-      <w:pPr>
-        <w:spacing w:after="120" w:line="340"/>
-      </w:pPr>
-      <w:r>
-        <w:rPr>
-          <w:b/>
-          <w:bCs/>
-        </w:rPr>
-        <w:t xml:space="preserve">担当:</w:t>
-      </w:r>
-      <w:r>
-        <w:t xml:space="preserve"> 退院支援看護師 + MSW（医療ソーシャルワーカー）+ 病棟師長</w:t>
-      </w:r>
-    </w:p>
-    <w:p>
-      <w:pPr>
-        <w:spacing w:after="120" w:line="340"/>
-      </w:pPr>
-      <w:r>
-        <w:rPr>
-          <w:b/>
-          <w:bCs/>
-        </w:rPr>
-        <w:t xml:space="preserve">作業内容:</w:t>
-      </w:r>
-      <w:r>
-        <w:t xml:space="preserve"> 現在入院中の患者さん全員について、以下の観点でリストを作る：</w:t>
       </w:r>
     </w:p>
     <w:tbl>
@@ -732,7 +552,7 @@
                 <w:sz w:val="18"/>
                 <w:szCs w:val="18"/>
               </w:rPr>
-              <w:t xml:space="preserve">区分</w:t>
+              <w:t xml:space="preserve">時期</w:t>
             </w:r>
           </w:p>
         </w:tc>
@@ -762,7 +582,7 @@
                 <w:sz w:val="18"/>
                 <w:szCs w:val="18"/>
               </w:rPr>
-              <w:t xml:space="preserve">判定基準</w:t>
+              <w:t xml:space="preserve">フェーズ</w:t>
             </w:r>
           </w:p>
         </w:tc>
@@ -792,7 +612,7 @@
                 <w:sz w:val="18"/>
                 <w:szCs w:val="18"/>
               </w:rPr>
-              <w:t xml:space="preserve">例</w:t>
+              <w:t xml:space="preserve">実施内容</w:t>
             </w:r>
           </w:p>
         </w:tc>
@@ -822,7 +642,14 @@
                 <w:sz w:val="18"/>
                 <w:szCs w:val="18"/>
               </w:rPr>
-              <w:t xml:space="preserve">A: 連休前退院候補</w:t>
+              <w:t xml:space="preserve">今日 〜 4/24</w:t>
+            </w:r>
+            <w:r>
+              <w:rPr>
+                <w:sz w:val="18"/>
+                <w:szCs w:val="18"/>
+              </w:rPr>
+              <w:t xml:space="preserve">（1週間）</w:t>
             </w:r>
           </w:p>
         </w:tc>
@@ -848,7 +675,16 @@
                 <w:sz w:val="18"/>
                 <w:szCs w:val="18"/>
               </w:rPr>
-              <w:t xml:space="preserve">医学的に安定・在宅調整可能</w:t>
+              <w:t xml:space="preserve">① </w:t>
+            </w:r>
+            <w:r>
+              <w:rPr>
+                <w:b/>
+                <w:bCs/>
+                <w:sz w:val="18"/>
+                <w:szCs w:val="18"/>
+              </w:rPr>
+              <w:t xml:space="preserve">リスト化</w:t>
             </w:r>
           </w:p>
         </w:tc>
@@ -874,7 +710,7 @@
                 <w:sz w:val="18"/>
                 <w:szCs w:val="18"/>
               </w:rPr>
-              <w:t xml:space="preserve">リハビリ完了段階、検査入院で結果が出た方</w:t>
+              <w:t xml:space="preserve">退院調整会議で「連休前に退院できる患者」を洗い出す</w:t>
             </w:r>
           </w:p>
         </w:tc>
@@ -904,7 +740,14 @@
                 <w:sz w:val="18"/>
                 <w:szCs w:val="18"/>
               </w:rPr>
-              <w:t xml:space="preserve">B: 連休中継続が妥当</w:t>
+              <w:t xml:space="preserve">4/25 〜 4/28</w:t>
+            </w:r>
+            <w:r>
+              <w:rPr>
+                <w:sz w:val="18"/>
+                <w:szCs w:val="18"/>
+              </w:rPr>
+              <w:t xml:space="preserve">（GW 直前）</w:t>
             </w:r>
           </w:p>
         </w:tc>
@@ -930,7 +773,16 @@
                 <w:sz w:val="18"/>
                 <w:szCs w:val="18"/>
               </w:rPr>
-              <w:t xml:space="preserve">積極的治療中、在宅準備未完</w:t>
+              <w:t xml:space="preserve">② </w:t>
+            </w:r>
+            <w:r>
+              <w:rPr>
+                <w:b/>
+                <w:bCs/>
+                <w:sz w:val="18"/>
+                <w:szCs w:val="18"/>
+              </w:rPr>
+              <w:t xml:space="preserve">合意・実行</w:t>
             </w:r>
           </w:p>
         </w:tc>
@@ -956,7 +808,7 @@
                 <w:sz w:val="18"/>
                 <w:szCs w:val="18"/>
               </w:rPr>
-              <w:t xml:space="preserve">抗生剤点滴継続、家族不在</w:t>
+              <w:t xml:space="preserve">退院候補を家族と合意 → 段階的に退院</w:t>
             </w:r>
           </w:p>
         </w:tc>
@@ -986,7 +838,14 @@
                 <w:sz w:val="18"/>
                 <w:szCs w:val="18"/>
               </w:rPr>
-              <w:t xml:space="preserve">C: 連休明け退院予定</w:t>
+              <w:t xml:space="preserve">4/29 〜 5/5</w:t>
+            </w:r>
+            <w:r>
+              <w:rPr>
+                <w:sz w:val="18"/>
+                <w:szCs w:val="18"/>
+              </w:rPr>
+              <w:t xml:space="preserve">（GW 期間）</w:t>
             </w:r>
           </w:p>
         </w:tc>
@@ -1012,7 +871,16 @@
                 <w:sz w:val="18"/>
                 <w:szCs w:val="18"/>
               </w:rPr>
-              <w:t xml:space="preserve">連休中に退院処理できない事情あり</w:t>
+              <w:t xml:space="preserve">③ </w:t>
+            </w:r>
+            <w:r>
+              <w:rPr>
+                <w:b/>
+                <w:bCs/>
+                <w:sz w:val="18"/>
+                <w:szCs w:val="18"/>
+              </w:rPr>
+              <w:t xml:space="preserve">連休運営</w:t>
             </w:r>
           </w:p>
         </w:tc>
@@ -1038,7 +906,105 @@
                 <w:sz w:val="18"/>
                 <w:szCs w:val="18"/>
               </w:rPr>
-              <w:t xml:space="preserve">連休明けに介護認定の面談予定</w:t>
+              <w:t xml:space="preserve">緊急対応のみ（予定入院は連休明けに寄せる）</w:t>
+            </w:r>
+          </w:p>
+        </w:tc>
+      </w:tr>
+      <w:tr>
+        <w:tc>
+          <w:tcPr>
+            <w:tcW w:type="dxa" w:w="3120"/>
+            <w:tcBorders>
+              <w:top w:val="single" w:color="D1D5DB" w:sz="4"/>
+              <w:left w:val="single" w:color="D1D5DB" w:sz="4"/>
+              <w:bottom w:val="single" w:color="D1D5DB" w:sz="4"/>
+              <w:right w:val="single" w:color="D1D5DB" w:sz="4"/>
+            </w:tcBorders>
+            <w:tcMar>
+              <w:top w:type="dxa" w:w="80"/>
+              <w:left w:type="dxa" w:w="120"/>
+              <w:bottom w:type="dxa" w:w="80"/>
+              <w:right w:type="dxa" w:w="120"/>
+            </w:tcMar>
+          </w:tcPr>
+          <w:p>
+            <w:r>
+              <w:rPr>
+                <w:b/>
+                <w:bCs/>
+                <w:sz w:val="18"/>
+                <w:szCs w:val="18"/>
+              </w:rPr>
+              <w:t xml:space="preserve">5/6 以降</w:t>
+            </w:r>
+            <w:r>
+              <w:rPr>
+                <w:sz w:val="18"/>
+                <w:szCs w:val="18"/>
+              </w:rPr>
+              <w:t xml:space="preserve">（連休明け）</w:t>
+            </w:r>
+          </w:p>
+        </w:tc>
+        <w:tc>
+          <w:tcPr>
+            <w:tcW w:type="dxa" w:w="3120"/>
+            <w:tcBorders>
+              <w:top w:val="single" w:color="D1D5DB" w:sz="4"/>
+              <w:left w:val="single" w:color="D1D5DB" w:sz="4"/>
+              <w:bottom w:val="single" w:color="D1D5DB" w:sz="4"/>
+              <w:right w:val="single" w:color="D1D5DB" w:sz="4"/>
+            </w:tcBorders>
+            <w:tcMar>
+              <w:top w:type="dxa" w:w="80"/>
+              <w:left w:type="dxa" w:w="120"/>
+              <w:bottom w:type="dxa" w:w="80"/>
+              <w:right w:type="dxa" w:w="120"/>
+            </w:tcMar>
+          </w:tcPr>
+          <w:p>
+            <w:r>
+              <w:rPr>
+                <w:sz w:val="18"/>
+                <w:szCs w:val="18"/>
+              </w:rPr>
+              <w:t xml:space="preserve">④ </w:t>
+            </w:r>
+            <w:r>
+              <w:rPr>
+                <w:b/>
+                <w:bCs/>
+                <w:sz w:val="18"/>
+                <w:szCs w:val="18"/>
+              </w:rPr>
+              <w:t xml:space="preserve">受入能力最大化</w:t>
+            </w:r>
+          </w:p>
+        </w:tc>
+        <w:tc>
+          <w:tcPr>
+            <w:tcW w:type="dxa" w:w="3120"/>
+            <w:tcBorders>
+              <w:top w:val="single" w:color="D1D5DB" w:sz="4"/>
+              <w:left w:val="single" w:color="D1D5DB" w:sz="4"/>
+              <w:bottom w:val="single" w:color="D1D5DB" w:sz="4"/>
+              <w:right w:val="single" w:color="D1D5DB" w:sz="4"/>
+            </w:tcBorders>
+            <w:tcMar>
+              <w:top w:type="dxa" w:w="80"/>
+              <w:left w:type="dxa" w:w="120"/>
+              <w:bottom w:type="dxa" w:w="80"/>
+              <w:right w:type="dxa" w:w="120"/>
+            </w:tcMar>
+          </w:tcPr>
+          <w:p>
+            <w:r>
+              <w:rPr>
+                <w:sz w:val="18"/>
+                <w:szCs w:val="18"/>
+              </w:rPr>
+              <w:t xml:space="preserve">事前確保した空床で連休明けの殺到需要を受ける</w:t>
             </w:r>
           </w:p>
         </w:tc>
@@ -1057,392 +1023,17 @@
         <w:spacing w:after="120" w:line="340"/>
       </w:pPr>
       <w:r>
-        <w:rPr>
-          <w:b/>
-          <w:bCs/>
-        </w:rPr>
-        <w:t xml:space="preserve">作業時間:</w:t>
-      </w:r>
-      <w:r>
-        <w:t xml:space="preserve"> 退院調整会議を 1 回（通常 30 分 → この時期は 45 分に拡張、3週間前から毎週）</w:t>
-      </w:r>
-    </w:p>
-    <w:p>
-      <w:pPr>
-        <w:pStyle w:val="Heading3"/>
-        <w:spacing w:after="100" w:before="220"/>
-      </w:pPr>
-      <w:r>
-        <w:t xml:space="preserve">ステップ 2: **4月 15日頃（GW の 2週間前）** — 家族との合意形成</w:t>
-      </w:r>
-    </w:p>
-    <w:p>
-      <w:pPr>
-        <w:spacing w:after="120" w:line="340"/>
-      </w:pPr>
-      <w:r>
-        <w:rPr>
-          <w:b/>
-          <w:bCs/>
-        </w:rPr>
-        <w:t xml:space="preserve">担当:</w:t>
-      </w:r>
-      <w:r>
-        <w:t xml:space="preserve"> 主治医 + 退院支援看護師</w:t>
-      </w:r>
-    </w:p>
-    <w:p>
-      <w:pPr>
-        <w:spacing w:after="120" w:line="340"/>
-      </w:pPr>
-      <w:r>
-        <w:rPr>
-          <w:b/>
-          <w:bCs/>
-        </w:rPr>
-        <w:t xml:space="preserve">作業内容:</w:t>
-      </w:r>
-      <w:r>
-        <w:t xml:space="preserve"> A 区分の患者さん・ご家族に「連休前の退院」を打診</w:t>
-      </w:r>
-    </w:p>
-    <w:p>
-      <w:pPr>
-        <w:pStyle w:val="ListParagraph"/>
-        <w:numPr>
-          <w:ilvl w:val="0"/>
-          <w:numId w:val="2"/>
-        </w:numPr>
-        <w:spacing w:after="60" w:line="300"/>
-      </w:pPr>
-      <w:r>
-        <w:t xml:space="preserve">例：「GW 前の 4月 25日（金）ごろのご退院はいかがでしょうか？」</w:t>
-      </w:r>
-    </w:p>
-    <w:p>
-      <w:pPr>
-        <w:pStyle w:val="ListParagraph"/>
-        <w:numPr>
-          <w:ilvl w:val="0"/>
-          <w:numId w:val="2"/>
-        </w:numPr>
-        <w:spacing w:after="60" w:line="300"/>
-      </w:pPr>
-      <w:r>
-        <w:t xml:space="preserve">合意できた方 → 退院日程を確定（A → 確定 A）</w:t>
-      </w:r>
-    </w:p>
-    <w:p>
-      <w:pPr>
-        <w:pStyle w:val="ListParagraph"/>
-        <w:numPr>
-          <w:ilvl w:val="0"/>
-          <w:numId w:val="2"/>
-        </w:numPr>
-        <w:spacing w:after="60" w:line="300"/>
-      </w:pPr>
-      <w:r>
-        <w:t xml:space="preserve">家族の都合で難しい方 → B または C に分類変更</w:t>
-      </w:r>
-    </w:p>
-    <w:p>
-      <w:pPr>
-        <w:spacing w:after="120" w:line="340"/>
-      </w:pPr>
-      <w:r>
-        <w:rPr>
-          <w:b/>
-          <w:bCs/>
-        </w:rPr>
-        <w:t xml:space="preserve">過去 12ヶ月のリードタイム分析:</w:t>
-      </w:r>
-      <w:r>
-        <w:t xml:space="preserve"> 予定入院は平均 </w:t>
-      </w:r>
-      <w:r>
-        <w:rPr>
-          <w:b/>
-          <w:bCs/>
-        </w:rPr>
-        <w:t xml:space="preserve">12 日前</w:t>
-      </w:r>
-      <w:r>
-        <w:t xml:space="preserve">に予約されている。つまりこの時期に調整会議で「動かす交渉」をすれば、ほとんどのケースで家族のご予定とも合わせられます。</w:t>
-      </w:r>
-    </w:p>
-    <w:p>
-      <w:pPr>
-        <w:pStyle w:val="Heading3"/>
-        <w:spacing w:after="100" w:before="220"/>
-      </w:pPr>
-      <w:r>
-        <w:t xml:space="preserve">ステップ 3: **4月 22日〜28日（連休前 1 週間）** — 退院実行</w:t>
-      </w:r>
-    </w:p>
-    <w:p>
-      <w:pPr>
-        <w:spacing w:after="120" w:line="340"/>
-      </w:pPr>
-      <w:r>
-        <w:rPr>
-          <w:b/>
-          <w:bCs/>
-        </w:rPr>
-        <w:t xml:space="preserve">担当:</w:t>
-      </w:r>
-      <w:r>
-        <w:t xml:space="preserve"> 病棟師長 + 各主治医</w:t>
-      </w:r>
-    </w:p>
-    <w:p>
-      <w:pPr>
-        <w:spacing w:after="120" w:line="340"/>
-      </w:pPr>
-      <w:r>
-        <w:rPr>
-          <w:b/>
-          <w:bCs/>
-        </w:rPr>
-        <w:t xml:space="preserve">作業内容:</w:t>
-      </w:r>
-      <w:r>
-        <w:t xml:space="preserve"> 確定した退院計画を粛々と実行</w:t>
-      </w:r>
-    </w:p>
-    <w:p>
-      <w:pPr>
-        <w:pStyle w:val="ListParagraph"/>
-        <w:numPr>
-          <w:ilvl w:val="0"/>
-          <w:numId w:val="2"/>
-        </w:numPr>
-        <w:spacing w:after="60" w:line="300"/>
-      </w:pPr>
-      <w:r>
-        <w:t xml:space="preserve">通常の退院処理と同じ</w:t>
-      </w:r>
-    </w:p>
-    <w:p>
-      <w:pPr>
-        <w:pStyle w:val="ListParagraph"/>
-        <w:numPr>
-          <w:ilvl w:val="0"/>
-          <w:numId w:val="2"/>
-        </w:numPr>
-        <w:spacing w:after="60" w:line="300"/>
-      </w:pPr>
-      <w:r>
-        <w:t xml:space="preserve">ただし「できる限り連休前の金曜までに退院を済ませる」意識で運用</w:t>
-      </w:r>
-    </w:p>
-    <w:p>
-      <w:pPr>
-        <w:spacing w:after="120" w:line="340"/>
-      </w:pPr>
-      <w:r>
-        <w:rPr>
-          <w:b/>
-          <w:bCs/>
-        </w:rPr>
-        <w:t xml:space="preserve">目標:</w:t>
-      </w:r>
-      <w:r>
-        <w:t xml:space="preserve"> GW 初日（4/29）時点で、</w:t>
-      </w:r>
-      <w:r>
-        <w:rPr>
-          <w:b/>
-          <w:bCs/>
-        </w:rPr>
-        <w:t xml:space="preserve">通常より 5〜8 床多く空けておく</w:t>
-      </w:r>
-    </w:p>
-    <w:p>
-      <w:pPr>
-        <w:pStyle w:val="Heading3"/>
-        <w:spacing w:after="100" w:before="220"/>
-      </w:pPr>
-      <w:r>
-        <w:t xml:space="preserve">ステップ 4: **連休中（4/29〜5/5）** — 低稼働を前提とした運営</w:t>
-      </w:r>
-    </w:p>
-    <w:p>
-      <w:pPr>
-        <w:spacing w:after="120" w:line="340"/>
-      </w:pPr>
-      <w:r>
-        <w:t xml:space="preserve">緊急入院のみを受け入れ、空床はそのまま（この期間に無理に埋めようとしない）。</w:t>
-      </w:r>
-    </w:p>
-    <w:p>
-      <w:pPr>
-        <w:pStyle w:val="Heading3"/>
-        <w:spacing w:after="100" w:before="220"/>
-      </w:pPr>
-      <w:r>
-        <w:t xml:space="preserve">ステップ 5: **連休明け（5/6〜7）** — 受け入れ能力を最大化</w:t>
-      </w:r>
-    </w:p>
-    <w:p>
-      <w:pPr>
-        <w:spacing w:after="120" w:line="340"/>
-      </w:pPr>
-      <w:r>
-        <w:t xml:space="preserve">事前に空けておいた病床に、連休明けに殺到する新規入院を受け入れる。</w:t>
-      </w:r>
-    </w:p>
-    <w:p>
-      <w:pPr>
-        <w:pStyle w:val="Heading2"/>
-        <w:spacing w:after="120" w:before="280"/>
-      </w:pPr>
-      <w:r>
-        <w:t xml:space="preserve">期待される効果</w:t>
-      </w:r>
-    </w:p>
-    <w:p>
-      <w:pPr>
-        <w:shd w:fill="F1F5F9" w:val="clear"/>
-        <w:spacing w:after="160"/>
-      </w:pPr>
-      <w:r>
-        <w:rPr>
-          <w:rFonts w:ascii="Menlo" w:cs="Menlo" w:eastAsia="Menlo" w:hAnsi="Menlo"/>
-          <w:color w:val="475569"/>
-          <w:sz w:val="18"/>
-          <w:szCs w:val="18"/>
-        </w:rPr>
-        <w:t xml:space="preserve">連休明け水曜に殺到する 13件 を、無理なく受け入れられる
-→ 断らずに済む = 地域の救急需要を取り逃がさない
-→ 年間 5 大型連休 × 平均 70〜100 万円 の空床ロス回収 = 約 300-500 万円</w:t>
-      </w:r>
-    </w:p>
-    <w:p>
-      <w:pPr>
-        <w:pStyle w:val="Heading2"/>
-        <w:spacing w:after="120" w:before="280"/>
-      </w:pPr>
-      <w:r>
-        <w:t xml:space="preserve">理事会でよく聞かれそうな質問</w:t>
-      </w:r>
-    </w:p>
-    <w:p>
-      <w:pPr>
-        <w:spacing w:after="60" w:line="320"/>
-        <w:ind w:left="240"/>
-      </w:pPr>
-      <w:r>
-        <w:rPr>
-          <w:b/>
-          <w:bCs/>
-          <w:color w:val="1E3A5F"/>
-        </w:rPr>
-        <w:t xml:space="preserve">Q: </w:t>
-      </w:r>
-      <w:r>
-        <w:t xml:space="preserve">医学的に不安な患者さんを無理に退院させるのではないか？</w:t>
-      </w:r>
-    </w:p>
-    <w:p>
-      <w:pPr>
-        <w:spacing w:after="200" w:line="320"/>
-        <w:ind w:left="240"/>
-      </w:pPr>
-      <w:r>
-        <w:rPr>
-          <w:b/>
-          <w:bCs/>
-          <w:color w:val="475569"/>
-        </w:rPr>
-        <w:t xml:space="preserve">A: </w:t>
-      </w:r>
-      <w:r>
-        <w:rPr>
-          <w:b/>
-          <w:bCs/>
-        </w:rPr>
-        <w:t xml:space="preserve">絶対にそういうことは致しません</w:t>
-      </w:r>
-      <w:r>
-        <w:t xml:space="preserve">。A 区分（連休前退院候補）は医学的判定に基づきます。家族合意も必須です。「動かせる患者さんだけを動かす」運用でございます。</w:t>
-      </w:r>
-    </w:p>
-    <w:p>
-      <w:pPr>
-        <w:spacing w:after="60" w:line="320"/>
-        <w:ind w:left="240"/>
-      </w:pPr>
-      <w:r>
-        <w:rPr>
-          <w:b/>
-          <w:bCs/>
-          <w:color w:val="1E3A5F"/>
-        </w:rPr>
-        <w:t xml:space="preserve">Q: </w:t>
-      </w:r>
-      <w:r>
-        <w:t xml:space="preserve">退院支援看護師・MSW の業務負担が増えるのでは？</w:t>
-      </w:r>
-    </w:p>
-    <w:p>
-      <w:pPr>
-        <w:spacing w:after="200" w:line="320"/>
-        <w:ind w:left="240"/>
-      </w:pPr>
-      <w:r>
-        <w:rPr>
-          <w:b/>
-          <w:bCs/>
-          <w:color w:val="475569"/>
-        </w:rPr>
-        <w:t xml:space="preserve">A: </w:t>
-      </w:r>
-      <w:r>
-        <w:t xml:space="preserve">退院調整会議を 3 週間前から毎週 15 分延長する程度で、</w:t>
-      </w:r>
-      <w:r>
-        <w:rPr>
-          <w:b/>
-          <w:bCs/>
-        </w:rPr>
-        <w:t xml:space="preserve">新規業務の追加はございません</w:t>
-      </w:r>
-      <w:r>
-        <w:t xml:space="preserve">。現在 GW 直前の 1 週間に集中していた業務を、3 週間に平準化するイメージでございます。</w:t>
-      </w:r>
-    </w:p>
-    <w:p>
-      <w:pPr>
-        <w:spacing w:after="60" w:line="320"/>
-        <w:ind w:left="240"/>
-      </w:pPr>
-      <w:r>
-        <w:rPr>
-          <w:b/>
-          <w:bCs/>
-          <w:color w:val="1E3A5F"/>
-        </w:rPr>
-        <w:t xml:space="preserve">Q: </w:t>
-      </w:r>
-      <w:r>
-        <w:t xml:space="preserve">在宅復帰率は下がらないか？</w:t>
-      </w:r>
-    </w:p>
-    <w:p>
-      <w:pPr>
-        <w:spacing w:after="200" w:line="320"/>
-        <w:ind w:left="240"/>
-      </w:pPr>
-      <w:r>
-        <w:rPr>
-          <w:b/>
-          <w:bCs/>
-          <w:color w:val="475569"/>
-        </w:rPr>
-        <w:t xml:space="preserve">A: </w:t>
-      </w:r>
-      <w:r>
-        <w:t xml:space="preserve">退院先は一切変わりません。曜日だけ前倒しするだけでございます。また試行期間中は在宅復帰率を日次モニタリングし、悪化兆候があれば即ロールバックいたします。</w:t>
+        <w:t xml:space="preserve">この 4 ステップを </w:t>
+      </w:r>
+      <w:r>
+        <w:rPr>
+          <w:b/>
+          <w:bCs/>
+        </w:rPr>
+        <w:t xml:space="preserve">勘ではなく数字で管理するための道具</w:t>
+      </w:r>
+      <w:r>
+        <w:t xml:space="preserve"> が 提案③（ダッシュボード）です。</w:t>
       </w:r>
     </w:p>
     <w:p>
@@ -1459,7 +1050,7 @@
         <w:spacing w:after="200" w:before="400"/>
       </w:pPr>
       <w:r>
-        <w:t xml:space="preserve">提案 ②「連休前後の予約枠配置を data-driven で最適化」</w:t>
+        <w:t xml:space="preserve">提案 ①「大型連休前の退院枠の事前確保」</w:t>
       </w:r>
     </w:p>
     <w:p>
@@ -1480,20 +1071,10 @@
           <w:b/>
           <w:bCs/>
         </w:rPr>
-        <w:t xml:space="preserve">連休の前後に、予定入院を計画的に振り分ける</w:t>
-      </w:r>
-      <w:r>
-        <w:t xml:space="preserve"> こと。特に、連休明け週に予定入院を集中させないよう、事前に「連休明けの 1 週目はこの日に予約を入れましょう／入れないでおきましょう」という調整を </w:t>
-      </w:r>
-      <w:r>
-        <w:rPr>
-          <w:b/>
-          <w:bCs/>
-        </w:rPr>
-        <w:t xml:space="preserve">感覚ではなくデータに基づいて</w:t>
-      </w:r>
-      <w:r>
-        <w:t xml:space="preserve"> 行う運用です。</w:t>
+        <w:t xml:space="preserve">連休が始まる 3 週間前に、「連休中も入院したままで良い患者さん」と「連休前に退院できる患者さん」を仕分けし、後者を連休前に計画的に退院させて病床を空けておく</w:t>
+      </w:r>
+      <w:r>
+        <w:t xml:space="preserve"> 運用です。</w:t>
       </w:r>
     </w:p>
     <w:p>
@@ -1502,7 +1083,7 @@
         <w:spacing w:after="120" w:before="280"/>
       </w:pPr>
       <w:r>
-        <w:t xml:space="preserve">なぜ必要か — 「data-driven」の意味</w:t>
+        <w:t xml:space="preserve">なぜ必要か — 具体的な数字で</w:t>
       </w:r>
     </w:p>
     <w:p>
@@ -1510,239 +1091,7 @@
         <w:spacing w:after="120" w:line="340"/>
       </w:pPr>
       <w:r>
-        <w:rPr>
-          <w:b/>
-          <w:bCs/>
-        </w:rPr>
-        <w:t xml:space="preserve">data-driven（データ駆動）</w:t>
-      </w:r>
-      <w:r>
-        <w:t xml:space="preserve"> = </w:t>
-      </w:r>
-      <w:r>
-        <w:rPr>
-          <w:b/>
-          <w:bCs/>
-        </w:rPr>
-        <w:t xml:space="preserve">「過去の実績データを見ながら、根拠を持って判断する」</w:t>
-      </w:r>
-      <w:r>
-        <w:t xml:space="preserve"> という意味でございます。反対語は「</w:t>
-      </w:r>
-      <w:r>
-        <w:rPr>
-          <w:b/>
-          <w:bCs/>
-        </w:rPr>
-        <w:t xml:space="preserve">勘で決める</w:t>
-      </w:r>
-      <w:r>
-        <w:t xml:space="preserve">」です。</w:t>
-      </w:r>
-    </w:p>
-    <w:p>
-      <w:pPr>
-        <w:spacing w:after="120" w:line="340"/>
-      </w:pPr>
-      <w:r>
-        <w:rPr>
-          <w:b/>
-          <w:bCs/>
-        </w:rPr>
-        <w:t xml:space="preserve">現状（感覚ベース）の問題:</w:t>
-      </w:r>
-    </w:p>
-    <w:p>
-      <w:pPr>
-        <w:pStyle w:val="ListParagraph"/>
-        <w:numPr>
-          <w:ilvl w:val="0"/>
-          <w:numId w:val="2"/>
-        </w:numPr>
-        <w:spacing w:after="60" w:line="300"/>
-      </w:pPr>
-      <w:r>
-        <w:t xml:space="preserve">予定入院の予約を受ける事務員さんは、カレンダーを見ながら「火・水が空いてそうだからここに入れましょう」と判断しています</w:t>
-      </w:r>
-    </w:p>
-    <w:p>
-      <w:pPr>
-        <w:pStyle w:val="ListParagraph"/>
-        <w:numPr>
-          <w:ilvl w:val="0"/>
-          <w:numId w:val="2"/>
-        </w:numPr>
-        <w:spacing w:after="60" w:line="300"/>
-      </w:pPr>
-      <w:r>
-        <w:t xml:space="preserve">GW 明けの月・火が混雑する、ということは</w:t>
-      </w:r>
-      <w:r>
-        <w:rPr>
-          <w:b/>
-          <w:bCs/>
-        </w:rPr>
-        <w:t xml:space="preserve">なんとなく</w:t>
-      </w:r>
-      <w:r>
-        <w:t xml:space="preserve">分かっていても、</w:t>
-      </w:r>
-      <w:r>
-        <w:rPr>
-          <w:b/>
-          <w:bCs/>
-        </w:rPr>
-        <w:t xml:space="preserve">具体的に何件まで入れられるのか</w:t>
-      </w:r>
-      <w:r>
-        <w:t xml:space="preserve">は誰も知りません</w:t>
-      </w:r>
-    </w:p>
-    <w:p>
-      <w:pPr>
-        <w:pStyle w:val="ListParagraph"/>
-        <w:numPr>
-          <w:ilvl w:val="0"/>
-          <w:numId w:val="2"/>
-        </w:numPr>
-        <w:spacing w:after="60" w:line="300"/>
-      </w:pPr>
-      <w:r>
-        <w:t xml:space="preserve">結果：GW 明けの水曜に 13件の緊急入院が殺到、その日にさらに予定入院が 3件入っていて病棟が混乱、というような事態が起きる</w:t>
-      </w:r>
-    </w:p>
-    <w:p>
-      <w:pPr>
-        <w:spacing w:after="120" w:line="340"/>
-      </w:pPr>
-      <w:r>
-        <w:rPr>
-          <w:b/>
-          <w:bCs/>
-        </w:rPr>
-        <w:t xml:space="preserve">改善後（データベース）:</w:t>
-      </w:r>
-    </w:p>
-    <w:p>
-      <w:pPr>
-        <w:pStyle w:val="ListParagraph"/>
-        <w:numPr>
-          <w:ilvl w:val="0"/>
-          <w:numId w:val="2"/>
-        </w:numPr>
-        <w:spacing w:after="60" w:line="300"/>
-      </w:pPr>
-      <w:r>
-        <w:t xml:space="preserve">ダッシュボード（提案③）を見ると、「今週の水曜は予想需要が高い」と赤く表示される</w:t>
-      </w:r>
-    </w:p>
-    <w:p>
-      <w:pPr>
-        <w:pStyle w:val="ListParagraph"/>
-        <w:numPr>
-          <w:ilvl w:val="0"/>
-          <w:numId w:val="2"/>
-        </w:numPr>
-        <w:spacing w:after="60" w:line="300"/>
-      </w:pPr>
-      <w:r>
-        <w:t xml:space="preserve">予約を受ける事務員さんは、その日を避けて別の曜日に予約を配置する</w:t>
-      </w:r>
-    </w:p>
-    <w:p>
-      <w:pPr>
-        <w:pStyle w:val="ListParagraph"/>
-        <w:numPr>
-          <w:ilvl w:val="0"/>
-          <w:numId w:val="2"/>
-        </w:numPr>
-        <w:spacing w:after="60" w:line="300"/>
-      </w:pPr>
-      <w:r>
-        <w:t xml:space="preserve">結果：連休明けに需要と供給がバランス良く配分される</w:t>
-      </w:r>
-    </w:p>
-    <w:p>
-      <w:pPr>
-        <w:pStyle w:val="Heading2"/>
-        <w:spacing w:after="120" w:before="280"/>
-      </w:pPr>
-      <w:r>
-        <w:t xml:space="preserve">具体的にどう動くのか</w:t>
-      </w:r>
-    </w:p>
-    <w:p>
-      <w:pPr>
-        <w:pStyle w:val="Heading3"/>
-        <w:spacing w:after="100" w:before="220"/>
-      </w:pPr>
-      <w:r>
-        <w:t xml:space="preserve">現在の予定入院の分布（12ヶ月実績から判明）</w:t>
-      </w:r>
-    </w:p>
-    <w:p>
-      <w:pPr>
-        <w:shd w:fill="F1F5F9" w:val="clear"/>
-        <w:spacing w:after="160"/>
-      </w:pPr>
-      <w:r>
-        <w:rPr>
-          <w:rFonts w:ascii="Menlo" w:cs="Menlo" w:eastAsia="Menlo" w:hAnsi="Menlo"/>
-          <w:color w:val="475569"/>
-          <w:sz w:val="18"/>
-          <w:szCs w:val="18"/>
-        </w:rPr>
-        <w:t xml:space="preserve">月曜  ███████████  24.0%（予定入院の集中日）
-火曜  █████████    21.3%
-水曜  ██████████   23.7%
-木曜  ███████      16.5%
-金曜  ████          9.4%
-土曜  ██            5.1%
-日曜                0.0%</w:t>
-      </w:r>
-    </w:p>
-    <w:p>
-      <w:pPr>
-        <w:spacing w:after="120" w:line="340"/>
-      </w:pPr>
-      <w:r>
-        <w:t xml:space="preserve">月〜水に集中しており、木・金は既に避けられている傾向があります。</w:t>
-      </w:r>
-    </w:p>
-    <w:p>
-      <w:pPr>
-        <w:pStyle w:val="Heading3"/>
-        <w:spacing w:after="100" w:before="220"/>
-      </w:pPr>
-      <w:r>
-        <w:t xml:space="preserve">改善運用: 連休明け週の「予約空け」ルール</w:t>
-      </w:r>
-    </w:p>
-    <w:p>
-      <w:pPr>
-        <w:spacing w:after="120" w:line="340"/>
-      </w:pPr>
-      <w:r>
-        <w:rPr>
-          <w:b/>
-          <w:bCs/>
-        </w:rPr>
-        <w:t xml:space="preserve">担当:</w:t>
-      </w:r>
-      <w:r>
-        <w:t xml:space="preserve"> 予約受付事務員 + 外来師長</w:t>
-      </w:r>
-    </w:p>
-    <w:p>
-      <w:pPr>
-        <w:spacing w:after="120" w:line="340"/>
-      </w:pPr>
-      <w:r>
-        <w:rPr>
-          <w:b/>
-          <w:bCs/>
-        </w:rPr>
-        <w:t xml:space="preserve">ルール例（GW 明けの場合）:</w:t>
+        <w:t xml:space="preserve">2025年 GW を振り返ると：</w:t>
       </w:r>
     </w:p>
     <w:tbl>
@@ -1789,6 +1138,2422 @@
                 <w:sz w:val="18"/>
                 <w:szCs w:val="18"/>
               </w:rPr>
+              <w:t xml:space="preserve">期間</w:t>
+            </w:r>
+          </w:p>
+        </w:tc>
+        <w:tc>
+          <w:tcPr>
+            <w:tcW w:type="dxa" w:w="3120"/>
+            <w:tcBorders>
+              <w:top w:val="single" w:color="D1D5DB" w:sz="4"/>
+              <w:left w:val="single" w:color="D1D5DB" w:sz="4"/>
+              <w:bottom w:val="single" w:color="D1D5DB" w:sz="4"/>
+              <w:right w:val="single" w:color="D1D5DB" w:sz="4"/>
+            </w:tcBorders>
+            <w:shd w:fill="1E3A5F" w:val="clear"/>
+            <w:tcMar>
+              <w:top w:type="dxa" w:w="80"/>
+              <w:left w:type="dxa" w:w="120"/>
+              <w:bottom w:type="dxa" w:w="80"/>
+              <w:right w:type="dxa" w:w="120"/>
+            </w:tcMar>
+          </w:tcPr>
+          <w:p>
+            <w:r>
+              <w:rPr>
+                <w:b/>
+                <w:bCs/>
+                <w:color w:val="FFFFFF"/>
+                <w:sz w:val="18"/>
+                <w:szCs w:val="18"/>
+              </w:rPr>
+              <w:t xml:space="preserve">状況</w:t>
+            </w:r>
+          </w:p>
+        </w:tc>
+        <w:tc>
+          <w:tcPr>
+            <w:tcW w:type="dxa" w:w="3120"/>
+            <w:tcBorders>
+              <w:top w:val="single" w:color="D1D5DB" w:sz="4"/>
+              <w:left w:val="single" w:color="D1D5DB" w:sz="4"/>
+              <w:bottom w:val="single" w:color="D1D5DB" w:sz="4"/>
+              <w:right w:val="single" w:color="D1D5DB" w:sz="4"/>
+            </w:tcBorders>
+            <w:shd w:fill="1E3A5F" w:val="clear"/>
+            <w:tcMar>
+              <w:top w:type="dxa" w:w="80"/>
+              <w:left w:type="dxa" w:w="120"/>
+              <w:bottom w:type="dxa" w:w="80"/>
+              <w:right w:type="dxa" w:w="120"/>
+            </w:tcMar>
+          </w:tcPr>
+          <w:p>
+            <w:r>
+              <w:rPr>
+                <w:b/>
+                <w:bCs/>
+                <w:color w:val="FFFFFF"/>
+                <w:sz w:val="18"/>
+                <w:szCs w:val="18"/>
+              </w:rPr>
+              <w:t xml:space="preserve">入院件数</w:t>
+            </w:r>
+          </w:p>
+        </w:tc>
+      </w:tr>
+      <w:tr>
+        <w:tc>
+          <w:tcPr>
+            <w:tcW w:type="dxa" w:w="3120"/>
+            <w:tcBorders>
+              <w:top w:val="single" w:color="D1D5DB" w:sz="4"/>
+              <w:left w:val="single" w:color="D1D5DB" w:sz="4"/>
+              <w:bottom w:val="single" w:color="D1D5DB" w:sz="4"/>
+              <w:right w:val="single" w:color="D1D5DB" w:sz="4"/>
+            </w:tcBorders>
+            <w:tcMar>
+              <w:top w:type="dxa" w:w="80"/>
+              <w:left w:type="dxa" w:w="120"/>
+              <w:bottom w:type="dxa" w:w="80"/>
+              <w:right w:type="dxa" w:w="120"/>
+            </w:tcMar>
+          </w:tcPr>
+          <w:p>
+            <w:r>
+              <w:rPr>
+                <w:sz w:val="18"/>
+                <w:szCs w:val="18"/>
+              </w:rPr>
+              <w:t xml:space="preserve">4/27 〜 4/29（連休前の平日）</w:t>
+            </w:r>
+          </w:p>
+        </w:tc>
+        <w:tc>
+          <w:tcPr>
+            <w:tcW w:type="dxa" w:w="3120"/>
+            <w:tcBorders>
+              <w:top w:val="single" w:color="D1D5DB" w:sz="4"/>
+              <w:left w:val="single" w:color="D1D5DB" w:sz="4"/>
+              <w:bottom w:val="single" w:color="D1D5DB" w:sz="4"/>
+              <w:right w:val="single" w:color="D1D5DB" w:sz="4"/>
+            </w:tcBorders>
+            <w:tcMar>
+              <w:top w:type="dxa" w:w="80"/>
+              <w:left w:type="dxa" w:w="120"/>
+              <w:bottom w:type="dxa" w:w="80"/>
+              <w:right w:type="dxa" w:w="120"/>
+            </w:tcMar>
+          </w:tcPr>
+          <w:p>
+            <w:r>
+              <w:rPr>
+                <w:sz w:val="18"/>
+                <w:szCs w:val="18"/>
+              </w:rPr>
+              <w:t xml:space="preserve">普段通り満床に近い</w:t>
+            </w:r>
+          </w:p>
+        </w:tc>
+        <w:tc>
+          <w:tcPr>
+            <w:tcW w:type="dxa" w:w="3120"/>
+            <w:tcBorders>
+              <w:top w:val="single" w:color="D1D5DB" w:sz="4"/>
+              <w:left w:val="single" w:color="D1D5DB" w:sz="4"/>
+              <w:bottom w:val="single" w:color="D1D5DB" w:sz="4"/>
+              <w:right w:val="single" w:color="D1D5DB" w:sz="4"/>
+            </w:tcBorders>
+            <w:tcMar>
+              <w:top w:type="dxa" w:w="80"/>
+              <w:left w:type="dxa" w:w="120"/>
+              <w:bottom w:type="dxa" w:w="80"/>
+              <w:right w:type="dxa" w:w="120"/>
+            </w:tcMar>
+          </w:tcPr>
+          <w:p>
+            <w:r>
+              <w:rPr>
+                <w:sz w:val="18"/>
+                <w:szCs w:val="18"/>
+              </w:rPr>
+              <w:t xml:space="preserve">3〜7 件/日</w:t>
+            </w:r>
+          </w:p>
+        </w:tc>
+      </w:tr>
+      <w:tr>
+        <w:tc>
+          <w:tcPr>
+            <w:tcW w:type="dxa" w:w="3120"/>
+            <w:tcBorders>
+              <w:top w:val="single" w:color="D1D5DB" w:sz="4"/>
+              <w:left w:val="single" w:color="D1D5DB" w:sz="4"/>
+              <w:bottom w:val="single" w:color="D1D5DB" w:sz="4"/>
+              <w:right w:val="single" w:color="D1D5DB" w:sz="4"/>
+            </w:tcBorders>
+            <w:tcMar>
+              <w:top w:type="dxa" w:w="80"/>
+              <w:left w:type="dxa" w:w="120"/>
+              <w:bottom w:type="dxa" w:w="80"/>
+              <w:right w:type="dxa" w:w="120"/>
+            </w:tcMar>
+          </w:tcPr>
+          <w:p>
+            <w:r>
+              <w:rPr>
+                <w:sz w:val="18"/>
+                <w:szCs w:val="18"/>
+              </w:rPr>
+              <w:t xml:space="preserve">5/3 〜 5/6（GW 期間中）</w:t>
+            </w:r>
+          </w:p>
+        </w:tc>
+        <w:tc>
+          <w:tcPr>
+            <w:tcW w:type="dxa" w:w="3120"/>
+            <w:tcBorders>
+              <w:top w:val="single" w:color="D1D5DB" w:sz="4"/>
+              <w:left w:val="single" w:color="D1D5DB" w:sz="4"/>
+              <w:bottom w:val="single" w:color="D1D5DB" w:sz="4"/>
+              <w:right w:val="single" w:color="D1D5DB" w:sz="4"/>
+            </w:tcBorders>
+            <w:tcMar>
+              <w:top w:type="dxa" w:w="80"/>
+              <w:left w:type="dxa" w:w="120"/>
+              <w:bottom w:type="dxa" w:w="80"/>
+              <w:right w:type="dxa" w:w="120"/>
+            </w:tcMar>
+          </w:tcPr>
+          <w:p>
+            <w:r>
+              <w:rPr>
+                <w:sz w:val="18"/>
+                <w:szCs w:val="18"/>
+              </w:rPr>
+              <w:t xml:space="preserve">ほぼ休業状態</w:t>
+            </w:r>
+          </w:p>
+        </w:tc>
+        <w:tc>
+          <w:tcPr>
+            <w:tcW w:type="dxa" w:w="3120"/>
+            <w:tcBorders>
+              <w:top w:val="single" w:color="D1D5DB" w:sz="4"/>
+              <w:left w:val="single" w:color="D1D5DB" w:sz="4"/>
+              <w:bottom w:val="single" w:color="D1D5DB" w:sz="4"/>
+              <w:right w:val="single" w:color="D1D5DB" w:sz="4"/>
+            </w:tcBorders>
+            <w:tcMar>
+              <w:top w:type="dxa" w:w="80"/>
+              <w:left w:type="dxa" w:w="120"/>
+              <w:bottom w:type="dxa" w:w="80"/>
+              <w:right w:type="dxa" w:w="120"/>
+            </w:tcMar>
+          </w:tcPr>
+          <w:p>
+            <w:r>
+              <w:rPr>
+                <w:sz w:val="18"/>
+                <w:szCs w:val="18"/>
+              </w:rPr>
+              <w:t xml:space="preserve">4 日間で合計 </w:t>
+            </w:r>
+            <w:r>
+              <w:rPr>
+                <w:b/>
+                <w:bCs/>
+                <w:sz w:val="18"/>
+                <w:szCs w:val="18"/>
+              </w:rPr>
+              <w:t xml:space="preserve">1 件</w:t>
+            </w:r>
+          </w:p>
+        </w:tc>
+      </w:tr>
+      <w:tr>
+        <w:tc>
+          <w:tcPr>
+            <w:tcW w:type="dxa" w:w="3120"/>
+            <w:tcBorders>
+              <w:top w:val="single" w:color="D1D5DB" w:sz="4"/>
+              <w:left w:val="single" w:color="D1D5DB" w:sz="4"/>
+              <w:bottom w:val="single" w:color="D1D5DB" w:sz="4"/>
+              <w:right w:val="single" w:color="D1D5DB" w:sz="4"/>
+            </w:tcBorders>
+            <w:tcMar>
+              <w:top w:type="dxa" w:w="80"/>
+              <w:left w:type="dxa" w:w="120"/>
+              <w:bottom w:type="dxa" w:w="80"/>
+              <w:right w:type="dxa" w:w="120"/>
+            </w:tcMar>
+          </w:tcPr>
+          <w:p>
+            <w:r>
+              <w:rPr>
+                <w:sz w:val="18"/>
+                <w:szCs w:val="18"/>
+              </w:rPr>
+              <w:t xml:space="preserve">5/7（連休明け水曜）</w:t>
+            </w:r>
+          </w:p>
+        </w:tc>
+        <w:tc>
+          <w:tcPr>
+            <w:tcW w:type="dxa" w:w="3120"/>
+            <w:tcBorders>
+              <w:top w:val="single" w:color="D1D5DB" w:sz="4"/>
+              <w:left w:val="single" w:color="D1D5DB" w:sz="4"/>
+              <w:bottom w:val="single" w:color="D1D5DB" w:sz="4"/>
+              <w:right w:val="single" w:color="D1D5DB" w:sz="4"/>
+            </w:tcBorders>
+            <w:tcMar>
+              <w:top w:type="dxa" w:w="80"/>
+              <w:left w:type="dxa" w:w="120"/>
+              <w:bottom w:type="dxa" w:w="80"/>
+              <w:right w:type="dxa" w:w="120"/>
+            </w:tcMar>
+          </w:tcPr>
+          <w:p>
+            <w:r>
+              <w:rPr>
+                <w:sz w:val="18"/>
+                <w:szCs w:val="18"/>
+              </w:rPr>
+              <w:t xml:space="preserve">一気に殺到 ⚠</w:t>
+            </w:r>
+          </w:p>
+        </w:tc>
+        <w:tc>
+          <w:tcPr>
+            <w:tcW w:type="dxa" w:w="3120"/>
+            <w:tcBorders>
+              <w:top w:val="single" w:color="D1D5DB" w:sz="4"/>
+              <w:left w:val="single" w:color="D1D5DB" w:sz="4"/>
+              <w:bottom w:val="single" w:color="D1D5DB" w:sz="4"/>
+              <w:right w:val="single" w:color="D1D5DB" w:sz="4"/>
+            </w:tcBorders>
+            <w:tcMar>
+              <w:top w:type="dxa" w:w="80"/>
+              <w:left w:type="dxa" w:w="120"/>
+              <w:bottom w:type="dxa" w:w="80"/>
+              <w:right w:type="dxa" w:w="120"/>
+            </w:tcMar>
+          </w:tcPr>
+          <w:p>
+            <w:r>
+              <w:rPr>
+                <w:b/>
+                <w:bCs/>
+                <w:sz w:val="18"/>
+                <w:szCs w:val="18"/>
+              </w:rPr>
+              <w:t xml:space="preserve">13 件/日</w:t>
+            </w:r>
+            <w:r>
+              <w:rPr>
+                <w:sz w:val="18"/>
+                <w:szCs w:val="18"/>
+              </w:rPr>
+              <w:t xml:space="preserve">（通常の約2倍）</w:t>
+            </w:r>
+          </w:p>
+        </w:tc>
+      </w:tr>
+    </w:tbl>
+    <w:p>
+      <w:pPr>
+        <w:spacing w:after="200"/>
+      </w:pPr>
+      <w:r>
+        <w:t xml:space="preserve"/>
+      </w:r>
+    </w:p>
+    <w:p>
+      <w:pPr>
+        <w:spacing w:after="120" w:line="340"/>
+      </w:pPr>
+      <w:r>
+        <w:rPr>
+          <w:b/>
+          <w:bCs/>
+        </w:rPr>
+        <w:t xml:space="preserve">連休前は満床に近い → 連休中はガラ空き → 連休明けに殺到</w:t>
+      </w:r>
+      <w:r>
+        <w:t xml:space="preserve">、この波が毎年繰り返されています。連休明けの 13 件を受け入れるには、その時点で病床が空いていなければなりません。</w:t>
+      </w:r>
+    </w:p>
+    <w:p>
+      <w:pPr>
+        <w:pStyle w:val="Heading2"/>
+        <w:spacing w:after="120" w:before="280"/>
+      </w:pPr>
+      <w:r>
+        <w:t xml:space="preserve">具体的にどう動くのか（GW2026 を例に）</w:t>
+      </w:r>
+    </w:p>
+    <w:p>
+      <w:pPr>
+        <w:pStyle w:val="Heading3"/>
+        <w:spacing w:after="100" w:before="220"/>
+      </w:pPr>
+      <w:r>
+        <w:t xml:space="preserve">ステップ 1: **4月 8日頃（GW の 3週間前）** — 退院可能患者リスト作成</w:t>
+      </w:r>
+    </w:p>
+    <w:p>
+      <w:pPr>
+        <w:spacing w:after="120" w:line="340"/>
+      </w:pPr>
+      <w:r>
+        <w:rPr>
+          <w:b/>
+          <w:bCs/>
+        </w:rPr>
+        <w:t xml:space="preserve">担当:</w:t>
+      </w:r>
+      <w:r>
+        <w:t xml:space="preserve"> 退院支援看護師 + MSW（医療ソーシャルワーカー）+ 病棟師長</w:t>
+      </w:r>
+    </w:p>
+    <w:p>
+      <w:pPr>
+        <w:spacing w:after="120" w:line="340"/>
+      </w:pPr>
+      <w:r>
+        <w:rPr>
+          <w:b/>
+          <w:bCs/>
+        </w:rPr>
+        <w:t xml:space="preserve">作業内容:</w:t>
+      </w:r>
+      <w:r>
+        <w:t xml:space="preserve"> 現在入院中の患者さん全員について、以下の観点でリストを作る：</w:t>
+      </w:r>
+    </w:p>
+    <w:tbl>
+      <w:tblPr>
+        <w:tblW w:type="dxa" w:w="9360"/>
+        <w:tblBorders>
+          <w:top w:val="single" w:color="auto" w:sz="4"/>
+          <w:left w:val="single" w:color="auto" w:sz="4"/>
+          <w:bottom w:val="single" w:color="auto" w:sz="4"/>
+          <w:right w:val="single" w:color="auto" w:sz="4"/>
+          <w:insideH w:val="single" w:color="auto" w:sz="4"/>
+          <w:insideV w:val="single" w:color="auto" w:sz="4"/>
+        </w:tblBorders>
+      </w:tblPr>
+      <w:tblGrid>
+        <w:gridCol w:w="3120"/>
+        <w:gridCol w:w="3120"/>
+        <w:gridCol w:w="3120"/>
+      </w:tblGrid>
+      <w:tr>
+        <w:tc>
+          <w:tcPr>
+            <w:tcW w:type="dxa" w:w="3120"/>
+            <w:tcBorders>
+              <w:top w:val="single" w:color="D1D5DB" w:sz="4"/>
+              <w:left w:val="single" w:color="D1D5DB" w:sz="4"/>
+              <w:bottom w:val="single" w:color="D1D5DB" w:sz="4"/>
+              <w:right w:val="single" w:color="D1D5DB" w:sz="4"/>
+            </w:tcBorders>
+            <w:shd w:fill="1E3A5F" w:val="clear"/>
+            <w:tcMar>
+              <w:top w:type="dxa" w:w="80"/>
+              <w:left w:type="dxa" w:w="120"/>
+              <w:bottom w:type="dxa" w:w="80"/>
+              <w:right w:type="dxa" w:w="120"/>
+            </w:tcMar>
+          </w:tcPr>
+          <w:p>
+            <w:r>
+              <w:rPr>
+                <w:b/>
+                <w:bCs/>
+                <w:color w:val="FFFFFF"/>
+                <w:sz w:val="18"/>
+                <w:szCs w:val="18"/>
+              </w:rPr>
+              <w:t xml:space="preserve">区分</w:t>
+            </w:r>
+          </w:p>
+        </w:tc>
+        <w:tc>
+          <w:tcPr>
+            <w:tcW w:type="dxa" w:w="3120"/>
+            <w:tcBorders>
+              <w:top w:val="single" w:color="D1D5DB" w:sz="4"/>
+              <w:left w:val="single" w:color="D1D5DB" w:sz="4"/>
+              <w:bottom w:val="single" w:color="D1D5DB" w:sz="4"/>
+              <w:right w:val="single" w:color="D1D5DB" w:sz="4"/>
+            </w:tcBorders>
+            <w:shd w:fill="1E3A5F" w:val="clear"/>
+            <w:tcMar>
+              <w:top w:type="dxa" w:w="80"/>
+              <w:left w:type="dxa" w:w="120"/>
+              <w:bottom w:type="dxa" w:w="80"/>
+              <w:right w:type="dxa" w:w="120"/>
+            </w:tcMar>
+          </w:tcPr>
+          <w:p>
+            <w:r>
+              <w:rPr>
+                <w:b/>
+                <w:bCs/>
+                <w:color w:val="FFFFFF"/>
+                <w:sz w:val="18"/>
+                <w:szCs w:val="18"/>
+              </w:rPr>
+              <w:t xml:space="preserve">判定基準</w:t>
+            </w:r>
+          </w:p>
+        </w:tc>
+        <w:tc>
+          <w:tcPr>
+            <w:tcW w:type="dxa" w:w="3120"/>
+            <w:tcBorders>
+              <w:top w:val="single" w:color="D1D5DB" w:sz="4"/>
+              <w:left w:val="single" w:color="D1D5DB" w:sz="4"/>
+              <w:bottom w:val="single" w:color="D1D5DB" w:sz="4"/>
+              <w:right w:val="single" w:color="D1D5DB" w:sz="4"/>
+            </w:tcBorders>
+            <w:shd w:fill="1E3A5F" w:val="clear"/>
+            <w:tcMar>
+              <w:top w:type="dxa" w:w="80"/>
+              <w:left w:type="dxa" w:w="120"/>
+              <w:bottom w:type="dxa" w:w="80"/>
+              <w:right w:type="dxa" w:w="120"/>
+            </w:tcMar>
+          </w:tcPr>
+          <w:p>
+            <w:r>
+              <w:rPr>
+                <w:b/>
+                <w:bCs/>
+                <w:color w:val="FFFFFF"/>
+                <w:sz w:val="18"/>
+                <w:szCs w:val="18"/>
+              </w:rPr>
+              <w:t xml:space="preserve">例</w:t>
+            </w:r>
+          </w:p>
+        </w:tc>
+      </w:tr>
+      <w:tr>
+        <w:tc>
+          <w:tcPr>
+            <w:tcW w:type="dxa" w:w="3120"/>
+            <w:tcBorders>
+              <w:top w:val="single" w:color="D1D5DB" w:sz="4"/>
+              <w:left w:val="single" w:color="D1D5DB" w:sz="4"/>
+              <w:bottom w:val="single" w:color="D1D5DB" w:sz="4"/>
+              <w:right w:val="single" w:color="D1D5DB" w:sz="4"/>
+            </w:tcBorders>
+            <w:tcMar>
+              <w:top w:type="dxa" w:w="80"/>
+              <w:left w:type="dxa" w:w="120"/>
+              <w:bottom w:type="dxa" w:w="80"/>
+              <w:right w:type="dxa" w:w="120"/>
+            </w:tcMar>
+          </w:tcPr>
+          <w:p>
+            <w:r>
+              <w:rPr>
+                <w:b/>
+                <w:bCs/>
+                <w:sz w:val="18"/>
+                <w:szCs w:val="18"/>
+              </w:rPr>
+              <w:t xml:space="preserve">A: 連休前退院候補</w:t>
+            </w:r>
+          </w:p>
+        </w:tc>
+        <w:tc>
+          <w:tcPr>
+            <w:tcW w:type="dxa" w:w="3120"/>
+            <w:tcBorders>
+              <w:top w:val="single" w:color="D1D5DB" w:sz="4"/>
+              <w:left w:val="single" w:color="D1D5DB" w:sz="4"/>
+              <w:bottom w:val="single" w:color="D1D5DB" w:sz="4"/>
+              <w:right w:val="single" w:color="D1D5DB" w:sz="4"/>
+            </w:tcBorders>
+            <w:tcMar>
+              <w:top w:type="dxa" w:w="80"/>
+              <w:left w:type="dxa" w:w="120"/>
+              <w:bottom w:type="dxa" w:w="80"/>
+              <w:right w:type="dxa" w:w="120"/>
+            </w:tcMar>
+          </w:tcPr>
+          <w:p>
+            <w:r>
+              <w:rPr>
+                <w:sz w:val="18"/>
+                <w:szCs w:val="18"/>
+              </w:rPr>
+              <w:t xml:space="preserve">医学的に安定・在宅調整可能</w:t>
+            </w:r>
+          </w:p>
+        </w:tc>
+        <w:tc>
+          <w:tcPr>
+            <w:tcW w:type="dxa" w:w="3120"/>
+            <w:tcBorders>
+              <w:top w:val="single" w:color="D1D5DB" w:sz="4"/>
+              <w:left w:val="single" w:color="D1D5DB" w:sz="4"/>
+              <w:bottom w:val="single" w:color="D1D5DB" w:sz="4"/>
+              <w:right w:val="single" w:color="D1D5DB" w:sz="4"/>
+            </w:tcBorders>
+            <w:tcMar>
+              <w:top w:type="dxa" w:w="80"/>
+              <w:left w:type="dxa" w:w="120"/>
+              <w:bottom w:type="dxa" w:w="80"/>
+              <w:right w:type="dxa" w:w="120"/>
+            </w:tcMar>
+          </w:tcPr>
+          <w:p>
+            <w:r>
+              <w:rPr>
+                <w:sz w:val="18"/>
+                <w:szCs w:val="18"/>
+              </w:rPr>
+              <w:t xml:space="preserve">リハビリ完了段階、検査入院で結果が出た方</w:t>
+            </w:r>
+          </w:p>
+        </w:tc>
+      </w:tr>
+      <w:tr>
+        <w:tc>
+          <w:tcPr>
+            <w:tcW w:type="dxa" w:w="3120"/>
+            <w:tcBorders>
+              <w:top w:val="single" w:color="D1D5DB" w:sz="4"/>
+              <w:left w:val="single" w:color="D1D5DB" w:sz="4"/>
+              <w:bottom w:val="single" w:color="D1D5DB" w:sz="4"/>
+              <w:right w:val="single" w:color="D1D5DB" w:sz="4"/>
+            </w:tcBorders>
+            <w:tcMar>
+              <w:top w:type="dxa" w:w="80"/>
+              <w:left w:type="dxa" w:w="120"/>
+              <w:bottom w:type="dxa" w:w="80"/>
+              <w:right w:type="dxa" w:w="120"/>
+            </w:tcMar>
+          </w:tcPr>
+          <w:p>
+            <w:r>
+              <w:rPr>
+                <w:b/>
+                <w:bCs/>
+                <w:sz w:val="18"/>
+                <w:szCs w:val="18"/>
+              </w:rPr>
+              <w:t xml:space="preserve">B: 連休中継続が妥当</w:t>
+            </w:r>
+          </w:p>
+        </w:tc>
+        <w:tc>
+          <w:tcPr>
+            <w:tcW w:type="dxa" w:w="3120"/>
+            <w:tcBorders>
+              <w:top w:val="single" w:color="D1D5DB" w:sz="4"/>
+              <w:left w:val="single" w:color="D1D5DB" w:sz="4"/>
+              <w:bottom w:val="single" w:color="D1D5DB" w:sz="4"/>
+              <w:right w:val="single" w:color="D1D5DB" w:sz="4"/>
+            </w:tcBorders>
+            <w:tcMar>
+              <w:top w:type="dxa" w:w="80"/>
+              <w:left w:type="dxa" w:w="120"/>
+              <w:bottom w:type="dxa" w:w="80"/>
+              <w:right w:type="dxa" w:w="120"/>
+            </w:tcMar>
+          </w:tcPr>
+          <w:p>
+            <w:r>
+              <w:rPr>
+                <w:sz w:val="18"/>
+                <w:szCs w:val="18"/>
+              </w:rPr>
+              <w:t xml:space="preserve">積極的治療中、在宅準備未完</w:t>
+            </w:r>
+          </w:p>
+        </w:tc>
+        <w:tc>
+          <w:tcPr>
+            <w:tcW w:type="dxa" w:w="3120"/>
+            <w:tcBorders>
+              <w:top w:val="single" w:color="D1D5DB" w:sz="4"/>
+              <w:left w:val="single" w:color="D1D5DB" w:sz="4"/>
+              <w:bottom w:val="single" w:color="D1D5DB" w:sz="4"/>
+              <w:right w:val="single" w:color="D1D5DB" w:sz="4"/>
+            </w:tcBorders>
+            <w:tcMar>
+              <w:top w:type="dxa" w:w="80"/>
+              <w:left w:type="dxa" w:w="120"/>
+              <w:bottom w:type="dxa" w:w="80"/>
+              <w:right w:type="dxa" w:w="120"/>
+            </w:tcMar>
+          </w:tcPr>
+          <w:p>
+            <w:r>
+              <w:rPr>
+                <w:sz w:val="18"/>
+                <w:szCs w:val="18"/>
+              </w:rPr>
+              <w:t xml:space="preserve">抗生剤点滴継続、家族不在</w:t>
+            </w:r>
+          </w:p>
+        </w:tc>
+      </w:tr>
+      <w:tr>
+        <w:tc>
+          <w:tcPr>
+            <w:tcW w:type="dxa" w:w="3120"/>
+            <w:tcBorders>
+              <w:top w:val="single" w:color="D1D5DB" w:sz="4"/>
+              <w:left w:val="single" w:color="D1D5DB" w:sz="4"/>
+              <w:bottom w:val="single" w:color="D1D5DB" w:sz="4"/>
+              <w:right w:val="single" w:color="D1D5DB" w:sz="4"/>
+            </w:tcBorders>
+            <w:tcMar>
+              <w:top w:type="dxa" w:w="80"/>
+              <w:left w:type="dxa" w:w="120"/>
+              <w:bottom w:type="dxa" w:w="80"/>
+              <w:right w:type="dxa" w:w="120"/>
+            </w:tcMar>
+          </w:tcPr>
+          <w:p>
+            <w:r>
+              <w:rPr>
+                <w:b/>
+                <w:bCs/>
+                <w:sz w:val="18"/>
+                <w:szCs w:val="18"/>
+              </w:rPr>
+              <w:t xml:space="preserve">C: 連休明け退院予定</w:t>
+            </w:r>
+          </w:p>
+        </w:tc>
+        <w:tc>
+          <w:tcPr>
+            <w:tcW w:type="dxa" w:w="3120"/>
+            <w:tcBorders>
+              <w:top w:val="single" w:color="D1D5DB" w:sz="4"/>
+              <w:left w:val="single" w:color="D1D5DB" w:sz="4"/>
+              <w:bottom w:val="single" w:color="D1D5DB" w:sz="4"/>
+              <w:right w:val="single" w:color="D1D5DB" w:sz="4"/>
+            </w:tcBorders>
+            <w:tcMar>
+              <w:top w:type="dxa" w:w="80"/>
+              <w:left w:type="dxa" w:w="120"/>
+              <w:bottom w:type="dxa" w:w="80"/>
+              <w:right w:type="dxa" w:w="120"/>
+            </w:tcMar>
+          </w:tcPr>
+          <w:p>
+            <w:r>
+              <w:rPr>
+                <w:sz w:val="18"/>
+                <w:szCs w:val="18"/>
+              </w:rPr>
+              <w:t xml:space="preserve">連休中に退院処理できない事情あり</w:t>
+            </w:r>
+          </w:p>
+        </w:tc>
+        <w:tc>
+          <w:tcPr>
+            <w:tcW w:type="dxa" w:w="3120"/>
+            <w:tcBorders>
+              <w:top w:val="single" w:color="D1D5DB" w:sz="4"/>
+              <w:left w:val="single" w:color="D1D5DB" w:sz="4"/>
+              <w:bottom w:val="single" w:color="D1D5DB" w:sz="4"/>
+              <w:right w:val="single" w:color="D1D5DB" w:sz="4"/>
+            </w:tcBorders>
+            <w:tcMar>
+              <w:top w:type="dxa" w:w="80"/>
+              <w:left w:type="dxa" w:w="120"/>
+              <w:bottom w:type="dxa" w:w="80"/>
+              <w:right w:type="dxa" w:w="120"/>
+            </w:tcMar>
+          </w:tcPr>
+          <w:p>
+            <w:r>
+              <w:rPr>
+                <w:sz w:val="18"/>
+                <w:szCs w:val="18"/>
+              </w:rPr>
+              <w:t xml:space="preserve">連休明けに介護認定の面談予定</w:t>
+            </w:r>
+          </w:p>
+        </w:tc>
+      </w:tr>
+    </w:tbl>
+    <w:p>
+      <w:pPr>
+        <w:spacing w:after="200"/>
+      </w:pPr>
+      <w:r>
+        <w:t xml:space="preserve"/>
+      </w:r>
+    </w:p>
+    <w:p>
+      <w:pPr>
+        <w:spacing w:after="120" w:line="340"/>
+      </w:pPr>
+      <w:r>
+        <w:rPr>
+          <w:b/>
+          <w:bCs/>
+        </w:rPr>
+        <w:t xml:space="preserve">作業時間:</w:t>
+      </w:r>
+      <w:r>
+        <w:t xml:space="preserve"> 退院調整会議を 1 回（通常 30 分 → この時期は 45 分に拡張、3週間前から毎週）</w:t>
+      </w:r>
+    </w:p>
+    <w:p>
+      <w:pPr>
+        <w:pStyle w:val="Heading3"/>
+        <w:spacing w:after="100" w:before="220"/>
+      </w:pPr>
+      <w:r>
+        <w:t xml:space="preserve">ステップ 2: **4月 15日頃（GW の 2週間前）** — 家族との合意形成</w:t>
+      </w:r>
+    </w:p>
+    <w:p>
+      <w:pPr>
+        <w:spacing w:after="120" w:line="340"/>
+      </w:pPr>
+      <w:r>
+        <w:rPr>
+          <w:b/>
+          <w:bCs/>
+        </w:rPr>
+        <w:t xml:space="preserve">担当:</w:t>
+      </w:r>
+      <w:r>
+        <w:t xml:space="preserve"> 主治医 + 退院支援看護師</w:t>
+      </w:r>
+    </w:p>
+    <w:p>
+      <w:pPr>
+        <w:spacing w:after="120" w:line="340"/>
+      </w:pPr>
+      <w:r>
+        <w:rPr>
+          <w:b/>
+          <w:bCs/>
+        </w:rPr>
+        <w:t xml:space="preserve">作業内容:</w:t>
+      </w:r>
+      <w:r>
+        <w:t xml:space="preserve"> A 区分の患者さん・ご家族に「連休前の退院」を打診</w:t>
+      </w:r>
+    </w:p>
+    <w:p>
+      <w:pPr>
+        <w:pStyle w:val="ListParagraph"/>
+        <w:numPr>
+          <w:ilvl w:val="0"/>
+          <w:numId w:val="2"/>
+        </w:numPr>
+        <w:spacing w:after="60" w:line="300"/>
+      </w:pPr>
+      <w:r>
+        <w:t xml:space="preserve">例：「GW 前の 4月 25日（金）ごろのご退院はいかがでしょうか？」</w:t>
+      </w:r>
+    </w:p>
+    <w:p>
+      <w:pPr>
+        <w:pStyle w:val="ListParagraph"/>
+        <w:numPr>
+          <w:ilvl w:val="0"/>
+          <w:numId w:val="2"/>
+        </w:numPr>
+        <w:spacing w:after="60" w:line="300"/>
+      </w:pPr>
+      <w:r>
+        <w:t xml:space="preserve">合意できた方 → 退院日程を確定（A → 確定 A）</w:t>
+      </w:r>
+    </w:p>
+    <w:p>
+      <w:pPr>
+        <w:pStyle w:val="ListParagraph"/>
+        <w:numPr>
+          <w:ilvl w:val="0"/>
+          <w:numId w:val="2"/>
+        </w:numPr>
+        <w:spacing w:after="60" w:line="300"/>
+      </w:pPr>
+      <w:r>
+        <w:t xml:space="preserve">家族の都合で難しい方 → B または C に分類変更</w:t>
+      </w:r>
+    </w:p>
+    <w:p>
+      <w:pPr>
+        <w:spacing w:after="120" w:line="340"/>
+      </w:pPr>
+      <w:r>
+        <w:rPr>
+          <w:b/>
+          <w:bCs/>
+        </w:rPr>
+        <w:t xml:space="preserve">過去 12ヶ月のリードタイム分析:</w:t>
+      </w:r>
+      <w:r>
+        <w:t xml:space="preserve"> 予定入院は平均 </w:t>
+      </w:r>
+      <w:r>
+        <w:rPr>
+          <w:b/>
+          <w:bCs/>
+        </w:rPr>
+        <w:t xml:space="preserve">12 日前</w:t>
+      </w:r>
+      <w:r>
+        <w:t xml:space="preserve">に予約されている。つまりこの時期に調整会議で「動かす交渉」をすれば、ほとんどのケースで家族のご予定とも合わせられます。</w:t>
+      </w:r>
+    </w:p>
+    <w:p>
+      <w:pPr>
+        <w:pStyle w:val="Heading3"/>
+        <w:spacing w:after="100" w:before="220"/>
+      </w:pPr>
+      <w:r>
+        <w:t xml:space="preserve">ステップ 3: **4月 22日〜28日（連休前 1 週間）** — 退院実行</w:t>
+      </w:r>
+    </w:p>
+    <w:p>
+      <w:pPr>
+        <w:spacing w:after="120" w:line="340"/>
+      </w:pPr>
+      <w:r>
+        <w:rPr>
+          <w:b/>
+          <w:bCs/>
+        </w:rPr>
+        <w:t xml:space="preserve">担当:</w:t>
+      </w:r>
+      <w:r>
+        <w:t xml:space="preserve"> 病棟師長 + 各主治医</w:t>
+      </w:r>
+    </w:p>
+    <w:p>
+      <w:pPr>
+        <w:spacing w:after="120" w:line="340"/>
+      </w:pPr>
+      <w:r>
+        <w:rPr>
+          <w:b/>
+          <w:bCs/>
+        </w:rPr>
+        <w:t xml:space="preserve">作業内容:</w:t>
+      </w:r>
+      <w:r>
+        <w:t xml:space="preserve"> 確定した退院計画を粛々と実行</w:t>
+      </w:r>
+    </w:p>
+    <w:p>
+      <w:pPr>
+        <w:pStyle w:val="ListParagraph"/>
+        <w:numPr>
+          <w:ilvl w:val="0"/>
+          <w:numId w:val="2"/>
+        </w:numPr>
+        <w:spacing w:after="60" w:line="300"/>
+      </w:pPr>
+      <w:r>
+        <w:t xml:space="preserve">通常の退院処理と同じ</w:t>
+      </w:r>
+    </w:p>
+    <w:p>
+      <w:pPr>
+        <w:pStyle w:val="ListParagraph"/>
+        <w:numPr>
+          <w:ilvl w:val="0"/>
+          <w:numId w:val="2"/>
+        </w:numPr>
+        <w:spacing w:after="60" w:line="300"/>
+      </w:pPr>
+      <w:r>
+        <w:t xml:space="preserve">ただし「できる限り連休前の金曜までに退院を済ませる」意識で運用</w:t>
+      </w:r>
+    </w:p>
+    <w:p>
+      <w:pPr>
+        <w:spacing w:after="120" w:line="340"/>
+      </w:pPr>
+      <w:r>
+        <w:rPr>
+          <w:b/>
+          <w:bCs/>
+        </w:rPr>
+        <w:t xml:space="preserve">目標:</w:t>
+      </w:r>
+      <w:r>
+        <w:t xml:space="preserve"> GW 初日（4/29）時点で、</w:t>
+      </w:r>
+      <w:r>
+        <w:rPr>
+          <w:b/>
+          <w:bCs/>
+        </w:rPr>
+        <w:t xml:space="preserve">通常より 5〜8 床多く空けておく</w:t>
+      </w:r>
+    </w:p>
+    <w:p>
+      <w:pPr>
+        <w:pStyle w:val="Heading3"/>
+        <w:spacing w:after="100" w:before="220"/>
+      </w:pPr>
+      <w:r>
+        <w:t xml:space="preserve">ステップ 4: **連休中（4/29〜5/5）** — 低稼働を前提とした運営</w:t>
+      </w:r>
+    </w:p>
+    <w:p>
+      <w:pPr>
+        <w:spacing w:after="120" w:line="340"/>
+      </w:pPr>
+      <w:r>
+        <w:t xml:space="preserve">緊急入院のみを受け入れ、空床はそのまま（この期間に無理に埋めようとしない）。</w:t>
+      </w:r>
+    </w:p>
+    <w:p>
+      <w:pPr>
+        <w:pStyle w:val="Heading3"/>
+        <w:spacing w:after="100" w:before="220"/>
+      </w:pPr>
+      <w:r>
+        <w:t xml:space="preserve">ステップ 5: **連休明け（5/6〜7）** — 受け入れ能力を最大化</w:t>
+      </w:r>
+    </w:p>
+    <w:p>
+      <w:pPr>
+        <w:spacing w:after="120" w:line="340"/>
+      </w:pPr>
+      <w:r>
+        <w:t xml:space="preserve">事前に空けておいた病床に、連休明けに殺到する新規入院を受け入れる。</w:t>
+      </w:r>
+    </w:p>
+    <w:p>
+      <w:pPr>
+        <w:pStyle w:val="Heading2"/>
+        <w:spacing w:after="120" w:before="280"/>
+      </w:pPr>
+      <w:r>
+        <w:t xml:space="preserve">期待される効果</w:t>
+      </w:r>
+    </w:p>
+    <w:p>
+      <w:pPr>
+        <w:pStyle w:val="ListParagraph"/>
+        <w:numPr>
+          <w:ilvl w:val="0"/>
+          <w:numId w:val="2"/>
+        </w:numPr>
+        <w:spacing w:after="60" w:line="300"/>
+      </w:pPr>
+      <w:r>
+        <w:t xml:space="preserve">連休明け水曜に殺到する </w:t>
+      </w:r>
+      <w:r>
+        <w:rPr>
+          <w:b/>
+          <w:bCs/>
+        </w:rPr>
+        <w:t xml:space="preserve">13件</w:t>
+      </w:r>
+      <w:r>
+        <w:t xml:space="preserve"> を、無理なく受け入れられる</w:t>
+      </w:r>
+    </w:p>
+    <w:p>
+      <w:pPr>
+        <w:pStyle w:val="ListParagraph"/>
+        <w:numPr>
+          <w:ilvl w:val="0"/>
+          <w:numId w:val="2"/>
+        </w:numPr>
+        <w:spacing w:after="60" w:line="300"/>
+      </w:pPr>
+      <w:r>
+        <w:t xml:space="preserve">断らずに済む = </w:t>
+      </w:r>
+      <w:r>
+        <w:rPr>
+          <w:b/>
+          <w:bCs/>
+        </w:rPr>
+        <w:t xml:space="preserve">地域の救急需要を取り逃がさない</w:t>
+      </w:r>
+    </w:p>
+    <w:p>
+      <w:pPr>
+        <w:pStyle w:val="ListParagraph"/>
+        <w:numPr>
+          <w:ilvl w:val="0"/>
+          <w:numId w:val="2"/>
+        </w:numPr>
+        <w:spacing w:after="60" w:line="300"/>
+      </w:pPr>
+      <w:r>
+        <w:t xml:space="preserve">年間 5 大型連休 × 平均 70〜100 万円 の空床ロス回収 = </w:t>
+      </w:r>
+      <w:r>
+        <w:rPr>
+          <w:b/>
+          <w:bCs/>
+        </w:rPr>
+        <w:t xml:space="preserve">約 300 〜 500 万円</w:t>
+      </w:r>
+    </w:p>
+    <w:p>
+      <w:pPr>
+        <w:pStyle w:val="Heading2"/>
+        <w:spacing w:after="120" w:before="280"/>
+      </w:pPr>
+      <w:r>
+        <w:t xml:space="preserve">理事会でよく聞かれそうな質問</w:t>
+      </w:r>
+    </w:p>
+    <w:p>
+      <w:pPr>
+        <w:spacing w:after="60" w:line="320"/>
+        <w:ind w:left="240"/>
+      </w:pPr>
+      <w:r>
+        <w:rPr>
+          <w:b/>
+          <w:bCs/>
+          <w:color w:val="1E3A5F"/>
+        </w:rPr>
+        <w:t xml:space="preserve">Q: </w:t>
+      </w:r>
+      <w:r>
+        <w:t xml:space="preserve">医学的に不安な患者さんを無理に退院させるのではないか？</w:t>
+      </w:r>
+    </w:p>
+    <w:p>
+      <w:pPr>
+        <w:spacing w:after="200" w:line="320"/>
+        <w:ind w:left="240"/>
+      </w:pPr>
+      <w:r>
+        <w:rPr>
+          <w:b/>
+          <w:bCs/>
+          <w:color w:val="475569"/>
+        </w:rPr>
+        <w:t xml:space="preserve">A: </w:t>
+      </w:r>
+      <w:r>
+        <w:rPr>
+          <w:b/>
+          <w:bCs/>
+        </w:rPr>
+        <w:t xml:space="preserve">絶対にそういうことは致しません</w:t>
+      </w:r>
+      <w:r>
+        <w:t xml:space="preserve">。A 区分（連休前退院候補）は医学的判定に基づきます。家族合意も必須です。「動かせる患者さんだけを動かす」運用でございます。</w:t>
+      </w:r>
+    </w:p>
+    <w:p>
+      <w:pPr>
+        <w:spacing w:after="60" w:line="320"/>
+        <w:ind w:left="240"/>
+      </w:pPr>
+      <w:r>
+        <w:rPr>
+          <w:b/>
+          <w:bCs/>
+          <w:color w:val="1E3A5F"/>
+        </w:rPr>
+        <w:t xml:space="preserve">Q: </w:t>
+      </w:r>
+      <w:r>
+        <w:t xml:space="preserve">退院支援看護師・MSW の業務負担が増えるのでは？</w:t>
+      </w:r>
+    </w:p>
+    <w:p>
+      <w:pPr>
+        <w:spacing w:after="200" w:line="320"/>
+        <w:ind w:left="240"/>
+      </w:pPr>
+      <w:r>
+        <w:rPr>
+          <w:b/>
+          <w:bCs/>
+          <w:color w:val="475569"/>
+        </w:rPr>
+        <w:t xml:space="preserve">A: </w:t>
+      </w:r>
+      <w:r>
+        <w:t xml:space="preserve">退院調整会議を 3 週間前から毎週 15 分延長する程度で、</w:t>
+      </w:r>
+      <w:r>
+        <w:rPr>
+          <w:b/>
+          <w:bCs/>
+        </w:rPr>
+        <w:t xml:space="preserve">新規業務の追加はございません</w:t>
+      </w:r>
+      <w:r>
+        <w:t xml:space="preserve">。現在 GW 直前の 1 週間に集中していた業務を、3 週間に平準化するイメージでございます。</w:t>
+      </w:r>
+    </w:p>
+    <w:p>
+      <w:pPr>
+        <w:spacing w:after="60" w:line="320"/>
+        <w:ind w:left="240"/>
+      </w:pPr>
+      <w:r>
+        <w:rPr>
+          <w:b/>
+          <w:bCs/>
+          <w:color w:val="1E3A5F"/>
+        </w:rPr>
+        <w:t xml:space="preserve">Q: </w:t>
+      </w:r>
+      <w:r>
+        <w:t xml:space="preserve">在宅復帰率は下がらないか？</w:t>
+      </w:r>
+    </w:p>
+    <w:p>
+      <w:pPr>
+        <w:spacing w:after="200" w:line="320"/>
+        <w:ind w:left="240"/>
+      </w:pPr>
+      <w:r>
+        <w:rPr>
+          <w:b/>
+          <w:bCs/>
+          <w:color w:val="475569"/>
+        </w:rPr>
+        <w:t xml:space="preserve">A: </w:t>
+      </w:r>
+      <w:r>
+        <w:t xml:space="preserve">退院先は一切変わりません。曜日だけ前倒しするだけでございます。また試行期間中は在宅復帰率を日次モニタリングし、悪化兆候があれば即ロールバックいたします。</w:t>
+      </w:r>
+    </w:p>
+    <w:p>
+      <w:pPr>
+        <w:pBdr>
+          <w:bottom w:val="single" w:color="CBD5E1" w:sz="6"/>
+        </w:pBdr>
+        <w:spacing w:after="200" w:before="160"/>
+      </w:pPr>
+    </w:p>
+    <w:p>
+      <w:pPr>
+        <w:pStyle w:val="Heading1"/>
+        <w:spacing w:after="200" w:before="400"/>
+      </w:pPr>
+      <w:r>
+        <w:t xml:space="preserve">提案 ②「連休前後の予約枠配置を data-driven で最適化」</w:t>
+      </w:r>
+    </w:p>
+    <w:p>
+      <w:pPr>
+        <w:pStyle w:val="Heading2"/>
+        <w:spacing w:after="120" w:before="280"/>
+      </w:pPr>
+      <w:r>
+        <w:t xml:space="preserve">一言で言うと</w:t>
+      </w:r>
+    </w:p>
+    <w:p>
+      <w:pPr>
+        <w:spacing w:after="120" w:line="340"/>
+      </w:pPr>
+      <w:r>
+        <w:rPr>
+          <w:b/>
+          <w:bCs/>
+        </w:rPr>
+        <w:t xml:space="preserve">連休の前後に、予定入院を計画的に振り分ける</w:t>
+      </w:r>
+      <w:r>
+        <w:t xml:space="preserve"> こと。特に、連休明け週に予定入院を集中させないよう、事前に「連休明けの 1 週目はこの日に予約を入れましょう／入れないでおきましょう」という調整を </w:t>
+      </w:r>
+      <w:r>
+        <w:rPr>
+          <w:b/>
+          <w:bCs/>
+        </w:rPr>
+        <w:t xml:space="preserve">感覚ではなくデータに基づいて</w:t>
+      </w:r>
+      <w:r>
+        <w:t xml:space="preserve"> 行う運用です。</w:t>
+      </w:r>
+    </w:p>
+    <w:p>
+      <w:pPr>
+        <w:pStyle w:val="Heading2"/>
+        <w:spacing w:after="120" w:before="280"/>
+      </w:pPr>
+      <w:r>
+        <w:t xml:space="preserve">なぜ必要か — 「data-driven」の意味</w:t>
+      </w:r>
+    </w:p>
+    <w:p>
+      <w:pPr>
+        <w:spacing w:after="120" w:line="340"/>
+      </w:pPr>
+      <w:r>
+        <w:rPr>
+          <w:b/>
+          <w:bCs/>
+        </w:rPr>
+        <w:t xml:space="preserve">data-driven（データ駆動）</w:t>
+      </w:r>
+      <w:r>
+        <w:t xml:space="preserve"> = </w:t>
+      </w:r>
+      <w:r>
+        <w:rPr>
+          <w:b/>
+          <w:bCs/>
+        </w:rPr>
+        <w:t xml:space="preserve">「過去の実績データを見ながら、根拠を持って判断する」</w:t>
+      </w:r>
+      <w:r>
+        <w:t xml:space="preserve"> という意味でございます。反対語は「</w:t>
+      </w:r>
+      <w:r>
+        <w:rPr>
+          <w:b/>
+          <w:bCs/>
+        </w:rPr>
+        <w:t xml:space="preserve">勘で決める</w:t>
+      </w:r>
+      <w:r>
+        <w:t xml:space="preserve">」です。</w:t>
+      </w:r>
+    </w:p>
+    <w:p>
+      <w:pPr>
+        <w:spacing w:after="120" w:line="340"/>
+      </w:pPr>
+      <w:r>
+        <w:rPr>
+          <w:b/>
+          <w:bCs/>
+        </w:rPr>
+        <w:t xml:space="preserve">現状（感覚ベース）の問題:</w:t>
+      </w:r>
+    </w:p>
+    <w:p>
+      <w:pPr>
+        <w:pStyle w:val="ListParagraph"/>
+        <w:numPr>
+          <w:ilvl w:val="0"/>
+          <w:numId w:val="2"/>
+        </w:numPr>
+        <w:spacing w:after="60" w:line="300"/>
+      </w:pPr>
+      <w:r>
+        <w:t xml:space="preserve">予定入院の予約を受ける事務員さんは、カレンダーを見ながら「火・水が空いてそうだからここに入れましょう」と判断しています</w:t>
+      </w:r>
+    </w:p>
+    <w:p>
+      <w:pPr>
+        <w:pStyle w:val="ListParagraph"/>
+        <w:numPr>
+          <w:ilvl w:val="0"/>
+          <w:numId w:val="2"/>
+        </w:numPr>
+        <w:spacing w:after="60" w:line="300"/>
+      </w:pPr>
+      <w:r>
+        <w:t xml:space="preserve">GW 明けの月・火が混雑する、ということは</w:t>
+      </w:r>
+      <w:r>
+        <w:rPr>
+          <w:b/>
+          <w:bCs/>
+        </w:rPr>
+        <w:t xml:space="preserve">なんとなく</w:t>
+      </w:r>
+      <w:r>
+        <w:t xml:space="preserve">分かっていても、</w:t>
+      </w:r>
+      <w:r>
+        <w:rPr>
+          <w:b/>
+          <w:bCs/>
+        </w:rPr>
+        <w:t xml:space="preserve">具体的に何件まで入れられるのか</w:t>
+      </w:r>
+      <w:r>
+        <w:t xml:space="preserve">は誰も知りません</w:t>
+      </w:r>
+    </w:p>
+    <w:p>
+      <w:pPr>
+        <w:pStyle w:val="ListParagraph"/>
+        <w:numPr>
+          <w:ilvl w:val="0"/>
+          <w:numId w:val="2"/>
+        </w:numPr>
+        <w:spacing w:after="60" w:line="300"/>
+      </w:pPr>
+      <w:r>
+        <w:t xml:space="preserve">結果：GW 明けの水曜に 13件の緊急入院が殺到、その日にさらに予定入院が 3件入っていて病棟が混乱、というような事態が起きる</w:t>
+      </w:r>
+    </w:p>
+    <w:p>
+      <w:pPr>
+        <w:spacing w:after="120" w:line="340"/>
+      </w:pPr>
+      <w:r>
+        <w:rPr>
+          <w:b/>
+          <w:bCs/>
+        </w:rPr>
+        <w:t xml:space="preserve">改善後（データベース）:</w:t>
+      </w:r>
+    </w:p>
+    <w:p>
+      <w:pPr>
+        <w:pStyle w:val="ListParagraph"/>
+        <w:numPr>
+          <w:ilvl w:val="0"/>
+          <w:numId w:val="2"/>
+        </w:numPr>
+        <w:spacing w:after="60" w:line="300"/>
+      </w:pPr>
+      <w:r>
+        <w:t xml:space="preserve">ダッシュボード（提案③）を見ると、「今週の水曜は予想需要が高い」と赤く表示される</w:t>
+      </w:r>
+    </w:p>
+    <w:p>
+      <w:pPr>
+        <w:pStyle w:val="ListParagraph"/>
+        <w:numPr>
+          <w:ilvl w:val="0"/>
+          <w:numId w:val="2"/>
+        </w:numPr>
+        <w:spacing w:after="60" w:line="300"/>
+      </w:pPr>
+      <w:r>
+        <w:t xml:space="preserve">予約を受ける事務員さんは、その日を避けて別の曜日に予約を配置する</w:t>
+      </w:r>
+    </w:p>
+    <w:p>
+      <w:pPr>
+        <w:pStyle w:val="ListParagraph"/>
+        <w:numPr>
+          <w:ilvl w:val="0"/>
+          <w:numId w:val="2"/>
+        </w:numPr>
+        <w:spacing w:after="60" w:line="300"/>
+      </w:pPr>
+      <w:r>
+        <w:t xml:space="preserve">結果：連休明けに需要と供給がバランス良く配分される</w:t>
+      </w:r>
+    </w:p>
+    <w:p>
+      <w:pPr>
+        <w:pStyle w:val="Heading2"/>
+        <w:spacing w:after="120" w:before="280"/>
+      </w:pPr>
+      <w:r>
+        <w:t xml:space="preserve">具体的にどう動くのか</w:t>
+      </w:r>
+    </w:p>
+    <w:p>
+      <w:pPr>
+        <w:pStyle w:val="Heading3"/>
+        <w:spacing w:after="100" w:before="220"/>
+      </w:pPr>
+      <w:r>
+        <w:t xml:space="preserve">現在の予定入院の分布（12ヶ月実績から判明）</w:t>
+      </w:r>
+    </w:p>
+    <w:tbl>
+      <w:tblPr>
+        <w:tblW w:type="dxa" w:w="9360"/>
+        <w:tblBorders>
+          <w:top w:val="single" w:color="auto" w:sz="4"/>
+          <w:left w:val="single" w:color="auto" w:sz="4"/>
+          <w:bottom w:val="single" w:color="auto" w:sz="4"/>
+          <w:right w:val="single" w:color="auto" w:sz="4"/>
+          <w:insideH w:val="single" w:color="auto" w:sz="4"/>
+          <w:insideV w:val="single" w:color="auto" w:sz="4"/>
+        </w:tblBorders>
+      </w:tblPr>
+      <w:tblGrid>
+        <w:gridCol w:w="2340"/>
+        <w:gridCol w:w="2340"/>
+        <w:gridCol w:w="2340"/>
+        <w:gridCol w:w="2340"/>
+      </w:tblGrid>
+      <w:tr>
+        <w:tc>
+          <w:tcPr>
+            <w:tcW w:type="dxa" w:w="2340"/>
+            <w:tcBorders>
+              <w:top w:val="single" w:color="D1D5DB" w:sz="4"/>
+              <w:left w:val="single" w:color="D1D5DB" w:sz="4"/>
+              <w:bottom w:val="single" w:color="D1D5DB" w:sz="4"/>
+              <w:right w:val="single" w:color="D1D5DB" w:sz="4"/>
+            </w:tcBorders>
+            <w:shd w:fill="1E3A5F" w:val="clear"/>
+            <w:tcMar>
+              <w:top w:type="dxa" w:w="80"/>
+              <w:left w:type="dxa" w:w="120"/>
+              <w:bottom w:type="dxa" w:w="80"/>
+              <w:right w:type="dxa" w:w="120"/>
+            </w:tcMar>
+          </w:tcPr>
+          <w:p>
+            <w:r>
+              <w:rPr>
+                <w:b/>
+                <w:bCs/>
+                <w:color w:val="FFFFFF"/>
+                <w:sz w:val="18"/>
+                <w:szCs w:val="18"/>
+              </w:rPr>
+              <w:t xml:space="preserve">曜日</w:t>
+            </w:r>
+          </w:p>
+        </w:tc>
+        <w:tc>
+          <w:tcPr>
+            <w:tcW w:type="dxa" w:w="2340"/>
+            <w:tcBorders>
+              <w:top w:val="single" w:color="D1D5DB" w:sz="4"/>
+              <w:left w:val="single" w:color="D1D5DB" w:sz="4"/>
+              <w:bottom w:val="single" w:color="D1D5DB" w:sz="4"/>
+              <w:right w:val="single" w:color="D1D5DB" w:sz="4"/>
+            </w:tcBorders>
+            <w:shd w:fill="1E3A5F" w:val="clear"/>
+            <w:tcMar>
+              <w:top w:type="dxa" w:w="80"/>
+              <w:left w:type="dxa" w:w="120"/>
+              <w:bottom w:type="dxa" w:w="80"/>
+              <w:right w:type="dxa" w:w="120"/>
+            </w:tcMar>
+          </w:tcPr>
+          <w:p>
+            <w:r>
+              <w:rPr>
+                <w:b/>
+                <w:bCs/>
+                <w:color w:val="FFFFFF"/>
+                <w:sz w:val="18"/>
+                <w:szCs w:val="18"/>
+              </w:rPr>
+              <w:t xml:space="preserve">割合</w:t>
+            </w:r>
+          </w:p>
+        </w:tc>
+        <w:tc>
+          <w:tcPr>
+            <w:tcW w:type="dxa" w:w="2340"/>
+            <w:tcBorders>
+              <w:top w:val="single" w:color="D1D5DB" w:sz="4"/>
+              <w:left w:val="single" w:color="D1D5DB" w:sz="4"/>
+              <w:bottom w:val="single" w:color="D1D5DB" w:sz="4"/>
+              <w:right w:val="single" w:color="D1D5DB" w:sz="4"/>
+            </w:tcBorders>
+            <w:shd w:fill="1E3A5F" w:val="clear"/>
+            <w:tcMar>
+              <w:top w:type="dxa" w:w="80"/>
+              <w:left w:type="dxa" w:w="120"/>
+              <w:bottom w:type="dxa" w:w="80"/>
+              <w:right w:type="dxa" w:w="120"/>
+            </w:tcMar>
+          </w:tcPr>
+          <w:p>
+            <w:r>
+              <w:rPr>
+                <w:b/>
+                <w:bCs/>
+                <w:color w:val="FFFFFF"/>
+                <w:sz w:val="18"/>
+                <w:szCs w:val="18"/>
+              </w:rPr>
+              <w:t xml:space="preserve">件数（年間795件のうち）</w:t>
+            </w:r>
+          </w:p>
+        </w:tc>
+        <w:tc>
+          <w:tcPr>
+            <w:tcW w:type="dxa" w:w="2340"/>
+            <w:tcBorders>
+              <w:top w:val="single" w:color="D1D5DB" w:sz="4"/>
+              <w:left w:val="single" w:color="D1D5DB" w:sz="4"/>
+              <w:bottom w:val="single" w:color="D1D5DB" w:sz="4"/>
+              <w:right w:val="single" w:color="D1D5DB" w:sz="4"/>
+            </w:tcBorders>
+            <w:shd w:fill="1E3A5F" w:val="clear"/>
+            <w:tcMar>
+              <w:top w:type="dxa" w:w="80"/>
+              <w:left w:type="dxa" w:w="120"/>
+              <w:bottom w:type="dxa" w:w="80"/>
+              <w:right w:type="dxa" w:w="120"/>
+            </w:tcMar>
+          </w:tcPr>
+          <w:p>
+            <w:r>
+              <w:rPr>
+                <w:b/>
+                <w:bCs/>
+                <w:color w:val="FFFFFF"/>
+                <w:sz w:val="18"/>
+                <w:szCs w:val="18"/>
+              </w:rPr>
+              <w:t xml:space="preserve">傾向</w:t>
+            </w:r>
+          </w:p>
+        </w:tc>
+      </w:tr>
+      <w:tr>
+        <w:tc>
+          <w:tcPr>
+            <w:tcW w:type="dxa" w:w="2340"/>
+            <w:tcBorders>
+              <w:top w:val="single" w:color="D1D5DB" w:sz="4"/>
+              <w:left w:val="single" w:color="D1D5DB" w:sz="4"/>
+              <w:bottom w:val="single" w:color="D1D5DB" w:sz="4"/>
+              <w:right w:val="single" w:color="D1D5DB" w:sz="4"/>
+            </w:tcBorders>
+            <w:tcMar>
+              <w:top w:type="dxa" w:w="80"/>
+              <w:left w:type="dxa" w:w="120"/>
+              <w:bottom w:type="dxa" w:w="80"/>
+              <w:right w:type="dxa" w:w="120"/>
+            </w:tcMar>
+          </w:tcPr>
+          <w:p>
+            <w:r>
+              <w:rPr>
+                <w:sz w:val="18"/>
+                <w:szCs w:val="18"/>
+              </w:rPr>
+              <w:t xml:space="preserve">月曜</w:t>
+            </w:r>
+          </w:p>
+        </w:tc>
+        <w:tc>
+          <w:tcPr>
+            <w:tcW w:type="dxa" w:w="2340"/>
+            <w:tcBorders>
+              <w:top w:val="single" w:color="D1D5DB" w:sz="4"/>
+              <w:left w:val="single" w:color="D1D5DB" w:sz="4"/>
+              <w:bottom w:val="single" w:color="D1D5DB" w:sz="4"/>
+              <w:right w:val="single" w:color="D1D5DB" w:sz="4"/>
+            </w:tcBorders>
+            <w:tcMar>
+              <w:top w:type="dxa" w:w="80"/>
+              <w:left w:type="dxa" w:w="120"/>
+              <w:bottom w:type="dxa" w:w="80"/>
+              <w:right w:type="dxa" w:w="120"/>
+            </w:tcMar>
+          </w:tcPr>
+          <w:p>
+            <w:r>
+              <w:rPr>
+                <w:b/>
+                <w:bCs/>
+                <w:sz w:val="18"/>
+                <w:szCs w:val="18"/>
+              </w:rPr>
+              <w:t xml:space="preserve">24.0%</w:t>
+            </w:r>
+          </w:p>
+        </w:tc>
+        <w:tc>
+          <w:tcPr>
+            <w:tcW w:type="dxa" w:w="2340"/>
+            <w:tcBorders>
+              <w:top w:val="single" w:color="D1D5DB" w:sz="4"/>
+              <w:left w:val="single" w:color="D1D5DB" w:sz="4"/>
+              <w:bottom w:val="single" w:color="D1D5DB" w:sz="4"/>
+              <w:right w:val="single" w:color="D1D5DB" w:sz="4"/>
+            </w:tcBorders>
+            <w:tcMar>
+              <w:top w:type="dxa" w:w="80"/>
+              <w:left w:type="dxa" w:w="120"/>
+              <w:bottom w:type="dxa" w:w="80"/>
+              <w:right w:type="dxa" w:w="120"/>
+            </w:tcMar>
+          </w:tcPr>
+          <w:p>
+            <w:r>
+              <w:rPr>
+                <w:sz w:val="18"/>
+                <w:szCs w:val="18"/>
+              </w:rPr>
+              <w:t xml:space="preserve">204件</w:t>
+            </w:r>
+          </w:p>
+        </w:tc>
+        <w:tc>
+          <w:tcPr>
+            <w:tcW w:type="dxa" w:w="2340"/>
+            <w:tcBorders>
+              <w:top w:val="single" w:color="D1D5DB" w:sz="4"/>
+              <w:left w:val="single" w:color="D1D5DB" w:sz="4"/>
+              <w:bottom w:val="single" w:color="D1D5DB" w:sz="4"/>
+              <w:right w:val="single" w:color="D1D5DB" w:sz="4"/>
+            </w:tcBorders>
+            <w:tcMar>
+              <w:top w:type="dxa" w:w="80"/>
+              <w:left w:type="dxa" w:w="120"/>
+              <w:bottom w:type="dxa" w:w="80"/>
+              <w:right w:type="dxa" w:w="120"/>
+            </w:tcMar>
+          </w:tcPr>
+          <w:p>
+            <w:r>
+              <w:rPr>
+                <w:sz w:val="18"/>
+                <w:szCs w:val="18"/>
+              </w:rPr>
+              <w:t xml:space="preserve">予定入院の集中日</w:t>
+            </w:r>
+          </w:p>
+        </w:tc>
+      </w:tr>
+      <w:tr>
+        <w:tc>
+          <w:tcPr>
+            <w:tcW w:type="dxa" w:w="2340"/>
+            <w:tcBorders>
+              <w:top w:val="single" w:color="D1D5DB" w:sz="4"/>
+              <w:left w:val="single" w:color="D1D5DB" w:sz="4"/>
+              <w:bottom w:val="single" w:color="D1D5DB" w:sz="4"/>
+              <w:right w:val="single" w:color="D1D5DB" w:sz="4"/>
+            </w:tcBorders>
+            <w:tcMar>
+              <w:top w:type="dxa" w:w="80"/>
+              <w:left w:type="dxa" w:w="120"/>
+              <w:bottom w:type="dxa" w:w="80"/>
+              <w:right w:type="dxa" w:w="120"/>
+            </w:tcMar>
+          </w:tcPr>
+          <w:p>
+            <w:r>
+              <w:rPr>
+                <w:sz w:val="18"/>
+                <w:szCs w:val="18"/>
+              </w:rPr>
+              <w:t xml:space="preserve">火曜</w:t>
+            </w:r>
+          </w:p>
+        </w:tc>
+        <w:tc>
+          <w:tcPr>
+            <w:tcW w:type="dxa" w:w="2340"/>
+            <w:tcBorders>
+              <w:top w:val="single" w:color="D1D5DB" w:sz="4"/>
+              <w:left w:val="single" w:color="D1D5DB" w:sz="4"/>
+              <w:bottom w:val="single" w:color="D1D5DB" w:sz="4"/>
+              <w:right w:val="single" w:color="D1D5DB" w:sz="4"/>
+            </w:tcBorders>
+            <w:tcMar>
+              <w:top w:type="dxa" w:w="80"/>
+              <w:left w:type="dxa" w:w="120"/>
+              <w:bottom w:type="dxa" w:w="80"/>
+              <w:right w:type="dxa" w:w="120"/>
+            </w:tcMar>
+          </w:tcPr>
+          <w:p>
+            <w:r>
+              <w:rPr>
+                <w:sz w:val="18"/>
+                <w:szCs w:val="18"/>
+              </w:rPr>
+              <w:t xml:space="preserve">21.3%</w:t>
+            </w:r>
+          </w:p>
+        </w:tc>
+        <w:tc>
+          <w:tcPr>
+            <w:tcW w:type="dxa" w:w="2340"/>
+            <w:tcBorders>
+              <w:top w:val="single" w:color="D1D5DB" w:sz="4"/>
+              <w:left w:val="single" w:color="D1D5DB" w:sz="4"/>
+              <w:bottom w:val="single" w:color="D1D5DB" w:sz="4"/>
+              <w:right w:val="single" w:color="D1D5DB" w:sz="4"/>
+            </w:tcBorders>
+            <w:tcMar>
+              <w:top w:type="dxa" w:w="80"/>
+              <w:left w:type="dxa" w:w="120"/>
+              <w:bottom w:type="dxa" w:w="80"/>
+              <w:right w:type="dxa" w:w="120"/>
+            </w:tcMar>
+          </w:tcPr>
+          <w:p>
+            <w:r>
+              <w:rPr>
+                <w:sz w:val="18"/>
+                <w:szCs w:val="18"/>
+              </w:rPr>
+              <w:t xml:space="preserve">181件</w:t>
+            </w:r>
+          </w:p>
+        </w:tc>
+        <w:tc>
+          <w:tcPr>
+            <w:tcW w:type="dxa" w:w="2340"/>
+            <w:tcBorders>
+              <w:top w:val="single" w:color="D1D5DB" w:sz="4"/>
+              <w:left w:val="single" w:color="D1D5DB" w:sz="4"/>
+              <w:bottom w:val="single" w:color="D1D5DB" w:sz="4"/>
+              <w:right w:val="single" w:color="D1D5DB" w:sz="4"/>
+            </w:tcBorders>
+            <w:tcMar>
+              <w:top w:type="dxa" w:w="80"/>
+              <w:left w:type="dxa" w:w="120"/>
+              <w:bottom w:type="dxa" w:w="80"/>
+              <w:right w:type="dxa" w:w="120"/>
+            </w:tcMar>
+          </w:tcPr>
+          <w:p>
+            <w:r>
+              <w:rPr>
+                <w:sz w:val="18"/>
+                <w:szCs w:val="18"/>
+              </w:rPr>
+              <w:t xml:space="preserve">集中日</w:t>
+            </w:r>
+          </w:p>
+        </w:tc>
+      </w:tr>
+      <w:tr>
+        <w:tc>
+          <w:tcPr>
+            <w:tcW w:type="dxa" w:w="2340"/>
+            <w:tcBorders>
+              <w:top w:val="single" w:color="D1D5DB" w:sz="4"/>
+              <w:left w:val="single" w:color="D1D5DB" w:sz="4"/>
+              <w:bottom w:val="single" w:color="D1D5DB" w:sz="4"/>
+              <w:right w:val="single" w:color="D1D5DB" w:sz="4"/>
+            </w:tcBorders>
+            <w:tcMar>
+              <w:top w:type="dxa" w:w="80"/>
+              <w:left w:type="dxa" w:w="120"/>
+              <w:bottom w:type="dxa" w:w="80"/>
+              <w:right w:type="dxa" w:w="120"/>
+            </w:tcMar>
+          </w:tcPr>
+          <w:p>
+            <w:r>
+              <w:rPr>
+                <w:sz w:val="18"/>
+                <w:szCs w:val="18"/>
+              </w:rPr>
+              <w:t xml:space="preserve">水曜</w:t>
+            </w:r>
+          </w:p>
+        </w:tc>
+        <w:tc>
+          <w:tcPr>
+            <w:tcW w:type="dxa" w:w="2340"/>
+            <w:tcBorders>
+              <w:top w:val="single" w:color="D1D5DB" w:sz="4"/>
+              <w:left w:val="single" w:color="D1D5DB" w:sz="4"/>
+              <w:bottom w:val="single" w:color="D1D5DB" w:sz="4"/>
+              <w:right w:val="single" w:color="D1D5DB" w:sz="4"/>
+            </w:tcBorders>
+            <w:tcMar>
+              <w:top w:type="dxa" w:w="80"/>
+              <w:left w:type="dxa" w:w="120"/>
+              <w:bottom w:type="dxa" w:w="80"/>
+              <w:right w:type="dxa" w:w="120"/>
+            </w:tcMar>
+          </w:tcPr>
+          <w:p>
+            <w:r>
+              <w:rPr>
+                <w:sz w:val="18"/>
+                <w:szCs w:val="18"/>
+              </w:rPr>
+              <w:t xml:space="preserve">23.7%</w:t>
+            </w:r>
+          </w:p>
+        </w:tc>
+        <w:tc>
+          <w:tcPr>
+            <w:tcW w:type="dxa" w:w="2340"/>
+            <w:tcBorders>
+              <w:top w:val="single" w:color="D1D5DB" w:sz="4"/>
+              <w:left w:val="single" w:color="D1D5DB" w:sz="4"/>
+              <w:bottom w:val="single" w:color="D1D5DB" w:sz="4"/>
+              <w:right w:val="single" w:color="D1D5DB" w:sz="4"/>
+            </w:tcBorders>
+            <w:tcMar>
+              <w:top w:type="dxa" w:w="80"/>
+              <w:left w:type="dxa" w:w="120"/>
+              <w:bottom w:type="dxa" w:w="80"/>
+              <w:right w:type="dxa" w:w="120"/>
+            </w:tcMar>
+          </w:tcPr>
+          <w:p>
+            <w:r>
+              <w:rPr>
+                <w:sz w:val="18"/>
+                <w:szCs w:val="18"/>
+              </w:rPr>
+              <w:t xml:space="preserve">201件</w:t>
+            </w:r>
+          </w:p>
+        </w:tc>
+        <w:tc>
+          <w:tcPr>
+            <w:tcW w:type="dxa" w:w="2340"/>
+            <w:tcBorders>
+              <w:top w:val="single" w:color="D1D5DB" w:sz="4"/>
+              <w:left w:val="single" w:color="D1D5DB" w:sz="4"/>
+              <w:bottom w:val="single" w:color="D1D5DB" w:sz="4"/>
+              <w:right w:val="single" w:color="D1D5DB" w:sz="4"/>
+            </w:tcBorders>
+            <w:tcMar>
+              <w:top w:type="dxa" w:w="80"/>
+              <w:left w:type="dxa" w:w="120"/>
+              <w:bottom w:type="dxa" w:w="80"/>
+              <w:right w:type="dxa" w:w="120"/>
+            </w:tcMar>
+          </w:tcPr>
+          <w:p>
+            <w:r>
+              <w:rPr>
+                <w:sz w:val="18"/>
+                <w:szCs w:val="18"/>
+              </w:rPr>
+              <w:t xml:space="preserve">集中日</w:t>
+            </w:r>
+          </w:p>
+        </w:tc>
+      </w:tr>
+      <w:tr>
+        <w:tc>
+          <w:tcPr>
+            <w:tcW w:type="dxa" w:w="2340"/>
+            <w:tcBorders>
+              <w:top w:val="single" w:color="D1D5DB" w:sz="4"/>
+              <w:left w:val="single" w:color="D1D5DB" w:sz="4"/>
+              <w:bottom w:val="single" w:color="D1D5DB" w:sz="4"/>
+              <w:right w:val="single" w:color="D1D5DB" w:sz="4"/>
+            </w:tcBorders>
+            <w:tcMar>
+              <w:top w:type="dxa" w:w="80"/>
+              <w:left w:type="dxa" w:w="120"/>
+              <w:bottom w:type="dxa" w:w="80"/>
+              <w:right w:type="dxa" w:w="120"/>
+            </w:tcMar>
+          </w:tcPr>
+          <w:p>
+            <w:r>
+              <w:rPr>
+                <w:sz w:val="18"/>
+                <w:szCs w:val="18"/>
+              </w:rPr>
+              <w:t xml:space="preserve">木曜</w:t>
+            </w:r>
+          </w:p>
+        </w:tc>
+        <w:tc>
+          <w:tcPr>
+            <w:tcW w:type="dxa" w:w="2340"/>
+            <w:tcBorders>
+              <w:top w:val="single" w:color="D1D5DB" w:sz="4"/>
+              <w:left w:val="single" w:color="D1D5DB" w:sz="4"/>
+              <w:bottom w:val="single" w:color="D1D5DB" w:sz="4"/>
+              <w:right w:val="single" w:color="D1D5DB" w:sz="4"/>
+            </w:tcBorders>
+            <w:tcMar>
+              <w:top w:type="dxa" w:w="80"/>
+              <w:left w:type="dxa" w:w="120"/>
+              <w:bottom w:type="dxa" w:w="80"/>
+              <w:right w:type="dxa" w:w="120"/>
+            </w:tcMar>
+          </w:tcPr>
+          <w:p>
+            <w:r>
+              <w:rPr>
+                <w:sz w:val="18"/>
+                <w:szCs w:val="18"/>
+              </w:rPr>
+              <w:t xml:space="preserve">16.5%</w:t>
+            </w:r>
+          </w:p>
+        </w:tc>
+        <w:tc>
+          <w:tcPr>
+            <w:tcW w:type="dxa" w:w="2340"/>
+            <w:tcBorders>
+              <w:top w:val="single" w:color="D1D5DB" w:sz="4"/>
+              <w:left w:val="single" w:color="D1D5DB" w:sz="4"/>
+              <w:bottom w:val="single" w:color="D1D5DB" w:sz="4"/>
+              <w:right w:val="single" w:color="D1D5DB" w:sz="4"/>
+            </w:tcBorders>
+            <w:tcMar>
+              <w:top w:type="dxa" w:w="80"/>
+              <w:left w:type="dxa" w:w="120"/>
+              <w:bottom w:type="dxa" w:w="80"/>
+              <w:right w:type="dxa" w:w="120"/>
+            </w:tcMar>
+          </w:tcPr>
+          <w:p>
+            <w:r>
+              <w:rPr>
+                <w:sz w:val="18"/>
+                <w:szCs w:val="18"/>
+              </w:rPr>
+              <w:t xml:space="preserve">140件</w:t>
+            </w:r>
+          </w:p>
+        </w:tc>
+        <w:tc>
+          <w:tcPr>
+            <w:tcW w:type="dxa" w:w="2340"/>
+            <w:tcBorders>
+              <w:top w:val="single" w:color="D1D5DB" w:sz="4"/>
+              <w:left w:val="single" w:color="D1D5DB" w:sz="4"/>
+              <w:bottom w:val="single" w:color="D1D5DB" w:sz="4"/>
+              <w:right w:val="single" w:color="D1D5DB" w:sz="4"/>
+            </w:tcBorders>
+            <w:tcMar>
+              <w:top w:type="dxa" w:w="80"/>
+              <w:left w:type="dxa" w:w="120"/>
+              <w:bottom w:type="dxa" w:w="80"/>
+              <w:right w:type="dxa" w:w="120"/>
+            </w:tcMar>
+          </w:tcPr>
+          <w:p>
+            <w:r>
+              <w:rPr>
+                <w:sz w:val="18"/>
+                <w:szCs w:val="18"/>
+              </w:rPr>
+              <w:t xml:space="preserve">中間</w:t>
+            </w:r>
+          </w:p>
+        </w:tc>
+      </w:tr>
+      <w:tr>
+        <w:tc>
+          <w:tcPr>
+            <w:tcW w:type="dxa" w:w="2340"/>
+            <w:tcBorders>
+              <w:top w:val="single" w:color="D1D5DB" w:sz="4"/>
+              <w:left w:val="single" w:color="D1D5DB" w:sz="4"/>
+              <w:bottom w:val="single" w:color="D1D5DB" w:sz="4"/>
+              <w:right w:val="single" w:color="D1D5DB" w:sz="4"/>
+            </w:tcBorders>
+            <w:tcMar>
+              <w:top w:type="dxa" w:w="80"/>
+              <w:left w:type="dxa" w:w="120"/>
+              <w:bottom w:type="dxa" w:w="80"/>
+              <w:right w:type="dxa" w:w="120"/>
+            </w:tcMar>
+          </w:tcPr>
+          <w:p>
+            <w:r>
+              <w:rPr>
+                <w:sz w:val="18"/>
+                <w:szCs w:val="18"/>
+              </w:rPr>
+              <w:t xml:space="preserve">金曜</w:t>
+            </w:r>
+          </w:p>
+        </w:tc>
+        <w:tc>
+          <w:tcPr>
+            <w:tcW w:type="dxa" w:w="2340"/>
+            <w:tcBorders>
+              <w:top w:val="single" w:color="D1D5DB" w:sz="4"/>
+              <w:left w:val="single" w:color="D1D5DB" w:sz="4"/>
+              <w:bottom w:val="single" w:color="D1D5DB" w:sz="4"/>
+              <w:right w:val="single" w:color="D1D5DB" w:sz="4"/>
+            </w:tcBorders>
+            <w:tcMar>
+              <w:top w:type="dxa" w:w="80"/>
+              <w:left w:type="dxa" w:w="120"/>
+              <w:bottom w:type="dxa" w:w="80"/>
+              <w:right w:type="dxa" w:w="120"/>
+            </w:tcMar>
+          </w:tcPr>
+          <w:p>
+            <w:r>
+              <w:rPr>
+                <w:b/>
+                <w:bCs/>
+                <w:sz w:val="18"/>
+                <w:szCs w:val="18"/>
+              </w:rPr>
+              <w:t xml:space="preserve">9.4%</w:t>
+            </w:r>
+          </w:p>
+        </w:tc>
+        <w:tc>
+          <w:tcPr>
+            <w:tcW w:type="dxa" w:w="2340"/>
+            <w:tcBorders>
+              <w:top w:val="single" w:color="D1D5DB" w:sz="4"/>
+              <w:left w:val="single" w:color="D1D5DB" w:sz="4"/>
+              <w:bottom w:val="single" w:color="D1D5DB" w:sz="4"/>
+              <w:right w:val="single" w:color="D1D5DB" w:sz="4"/>
+            </w:tcBorders>
+            <w:tcMar>
+              <w:top w:type="dxa" w:w="80"/>
+              <w:left w:type="dxa" w:w="120"/>
+              <w:bottom w:type="dxa" w:w="80"/>
+              <w:right w:type="dxa" w:w="120"/>
+            </w:tcMar>
+          </w:tcPr>
+          <w:p>
+            <w:r>
+              <w:rPr>
+                <w:sz w:val="18"/>
+                <w:szCs w:val="18"/>
+              </w:rPr>
+              <w:t xml:space="preserve">80件</w:t>
+            </w:r>
+          </w:p>
+        </w:tc>
+        <w:tc>
+          <w:tcPr>
+            <w:tcW w:type="dxa" w:w="2340"/>
+            <w:tcBorders>
+              <w:top w:val="single" w:color="D1D5DB" w:sz="4"/>
+              <w:left w:val="single" w:color="D1D5DB" w:sz="4"/>
+              <w:bottom w:val="single" w:color="D1D5DB" w:sz="4"/>
+              <w:right w:val="single" w:color="D1D5DB" w:sz="4"/>
+            </w:tcBorders>
+            <w:tcMar>
+              <w:top w:type="dxa" w:w="80"/>
+              <w:left w:type="dxa" w:w="120"/>
+              <w:bottom w:type="dxa" w:w="80"/>
+              <w:right w:type="dxa" w:w="120"/>
+            </w:tcMar>
+          </w:tcPr>
+          <w:p>
+            <w:r>
+              <w:rPr>
+                <w:sz w:val="18"/>
+                <w:szCs w:val="18"/>
+              </w:rPr>
+              <w:t xml:space="preserve">既に避けられている</w:t>
+            </w:r>
+          </w:p>
+        </w:tc>
+      </w:tr>
+      <w:tr>
+        <w:tc>
+          <w:tcPr>
+            <w:tcW w:type="dxa" w:w="2340"/>
+            <w:tcBorders>
+              <w:top w:val="single" w:color="D1D5DB" w:sz="4"/>
+              <w:left w:val="single" w:color="D1D5DB" w:sz="4"/>
+              <w:bottom w:val="single" w:color="D1D5DB" w:sz="4"/>
+              <w:right w:val="single" w:color="D1D5DB" w:sz="4"/>
+            </w:tcBorders>
+            <w:tcMar>
+              <w:top w:type="dxa" w:w="80"/>
+              <w:left w:type="dxa" w:w="120"/>
+              <w:bottom w:type="dxa" w:w="80"/>
+              <w:right w:type="dxa" w:w="120"/>
+            </w:tcMar>
+          </w:tcPr>
+          <w:p>
+            <w:r>
+              <w:rPr>
+                <w:sz w:val="18"/>
+                <w:szCs w:val="18"/>
+              </w:rPr>
+              <w:t xml:space="preserve">土曜</w:t>
+            </w:r>
+          </w:p>
+        </w:tc>
+        <w:tc>
+          <w:tcPr>
+            <w:tcW w:type="dxa" w:w="2340"/>
+            <w:tcBorders>
+              <w:top w:val="single" w:color="D1D5DB" w:sz="4"/>
+              <w:left w:val="single" w:color="D1D5DB" w:sz="4"/>
+              <w:bottom w:val="single" w:color="D1D5DB" w:sz="4"/>
+              <w:right w:val="single" w:color="D1D5DB" w:sz="4"/>
+            </w:tcBorders>
+            <w:tcMar>
+              <w:top w:type="dxa" w:w="80"/>
+              <w:left w:type="dxa" w:w="120"/>
+              <w:bottom w:type="dxa" w:w="80"/>
+              <w:right w:type="dxa" w:w="120"/>
+            </w:tcMar>
+          </w:tcPr>
+          <w:p>
+            <w:r>
+              <w:rPr>
+                <w:sz w:val="18"/>
+                <w:szCs w:val="18"/>
+              </w:rPr>
+              <w:t xml:space="preserve">5.1%</w:t>
+            </w:r>
+          </w:p>
+        </w:tc>
+        <w:tc>
+          <w:tcPr>
+            <w:tcW w:type="dxa" w:w="2340"/>
+            <w:tcBorders>
+              <w:top w:val="single" w:color="D1D5DB" w:sz="4"/>
+              <w:left w:val="single" w:color="D1D5DB" w:sz="4"/>
+              <w:bottom w:val="single" w:color="D1D5DB" w:sz="4"/>
+              <w:right w:val="single" w:color="D1D5DB" w:sz="4"/>
+            </w:tcBorders>
+            <w:tcMar>
+              <w:top w:type="dxa" w:w="80"/>
+              <w:left w:type="dxa" w:w="120"/>
+              <w:bottom w:type="dxa" w:w="80"/>
+              <w:right w:type="dxa" w:w="120"/>
+            </w:tcMar>
+          </w:tcPr>
+          <w:p>
+            <w:r>
+              <w:rPr>
+                <w:sz w:val="18"/>
+                <w:szCs w:val="18"/>
+              </w:rPr>
+              <w:t xml:space="preserve">43件</w:t>
+            </w:r>
+          </w:p>
+        </w:tc>
+        <w:tc>
+          <w:tcPr>
+            <w:tcW w:type="dxa" w:w="2340"/>
+            <w:tcBorders>
+              <w:top w:val="single" w:color="D1D5DB" w:sz="4"/>
+              <w:left w:val="single" w:color="D1D5DB" w:sz="4"/>
+              <w:bottom w:val="single" w:color="D1D5DB" w:sz="4"/>
+              <w:right w:val="single" w:color="D1D5DB" w:sz="4"/>
+            </w:tcBorders>
+            <w:tcMar>
+              <w:top w:type="dxa" w:w="80"/>
+              <w:left w:type="dxa" w:w="120"/>
+              <w:bottom w:type="dxa" w:w="80"/>
+              <w:right w:type="dxa" w:w="120"/>
+            </w:tcMar>
+          </w:tcPr>
+          <w:p>
+            <w:r>
+              <w:rPr>
+                <w:sz w:val="18"/>
+                <w:szCs w:val="18"/>
+              </w:rPr>
+              <w:t xml:space="preserve">—</w:t>
+            </w:r>
+          </w:p>
+        </w:tc>
+      </w:tr>
+      <w:tr>
+        <w:tc>
+          <w:tcPr>
+            <w:tcW w:type="dxa" w:w="2340"/>
+            <w:tcBorders>
+              <w:top w:val="single" w:color="D1D5DB" w:sz="4"/>
+              <w:left w:val="single" w:color="D1D5DB" w:sz="4"/>
+              <w:bottom w:val="single" w:color="D1D5DB" w:sz="4"/>
+              <w:right w:val="single" w:color="D1D5DB" w:sz="4"/>
+            </w:tcBorders>
+            <w:tcMar>
+              <w:top w:type="dxa" w:w="80"/>
+              <w:left w:type="dxa" w:w="120"/>
+              <w:bottom w:type="dxa" w:w="80"/>
+              <w:right w:type="dxa" w:w="120"/>
+            </w:tcMar>
+          </w:tcPr>
+          <w:p>
+            <w:r>
+              <w:rPr>
+                <w:sz w:val="18"/>
+                <w:szCs w:val="18"/>
+              </w:rPr>
+              <w:t xml:space="preserve">日曜</w:t>
+            </w:r>
+          </w:p>
+        </w:tc>
+        <w:tc>
+          <w:tcPr>
+            <w:tcW w:type="dxa" w:w="2340"/>
+            <w:tcBorders>
+              <w:top w:val="single" w:color="D1D5DB" w:sz="4"/>
+              <w:left w:val="single" w:color="D1D5DB" w:sz="4"/>
+              <w:bottom w:val="single" w:color="D1D5DB" w:sz="4"/>
+              <w:right w:val="single" w:color="D1D5DB" w:sz="4"/>
+            </w:tcBorders>
+            <w:tcMar>
+              <w:top w:type="dxa" w:w="80"/>
+              <w:left w:type="dxa" w:w="120"/>
+              <w:bottom w:type="dxa" w:w="80"/>
+              <w:right w:type="dxa" w:w="120"/>
+            </w:tcMar>
+          </w:tcPr>
+          <w:p>
+            <w:r>
+              <w:rPr>
+                <w:sz w:val="18"/>
+                <w:szCs w:val="18"/>
+              </w:rPr>
+              <w:t xml:space="preserve">0.0%</w:t>
+            </w:r>
+          </w:p>
+        </w:tc>
+        <w:tc>
+          <w:tcPr>
+            <w:tcW w:type="dxa" w:w="2340"/>
+            <w:tcBorders>
+              <w:top w:val="single" w:color="D1D5DB" w:sz="4"/>
+              <w:left w:val="single" w:color="D1D5DB" w:sz="4"/>
+              <w:bottom w:val="single" w:color="D1D5DB" w:sz="4"/>
+              <w:right w:val="single" w:color="D1D5DB" w:sz="4"/>
+            </w:tcBorders>
+            <w:tcMar>
+              <w:top w:type="dxa" w:w="80"/>
+              <w:left w:type="dxa" w:w="120"/>
+              <w:bottom w:type="dxa" w:w="80"/>
+              <w:right w:type="dxa" w:w="120"/>
+            </w:tcMar>
+          </w:tcPr>
+          <w:p>
+            <w:r>
+              <w:rPr>
+                <w:sz w:val="18"/>
+                <w:szCs w:val="18"/>
+              </w:rPr>
+              <w:t xml:space="preserve">0件</w:t>
+            </w:r>
+          </w:p>
+        </w:tc>
+        <w:tc>
+          <w:tcPr>
+            <w:tcW w:type="dxa" w:w="2340"/>
+            <w:tcBorders>
+              <w:top w:val="single" w:color="D1D5DB" w:sz="4"/>
+              <w:left w:val="single" w:color="D1D5DB" w:sz="4"/>
+              <w:bottom w:val="single" w:color="D1D5DB" w:sz="4"/>
+              <w:right w:val="single" w:color="D1D5DB" w:sz="4"/>
+            </w:tcBorders>
+            <w:tcMar>
+              <w:top w:type="dxa" w:w="80"/>
+              <w:left w:type="dxa" w:w="120"/>
+              <w:bottom w:type="dxa" w:w="80"/>
+              <w:right w:type="dxa" w:w="120"/>
+            </w:tcMar>
+          </w:tcPr>
+          <w:p>
+            <w:r>
+              <w:rPr>
+                <w:sz w:val="18"/>
+                <w:szCs w:val="18"/>
+              </w:rPr>
+              <w:t xml:space="preserve">ゼロ</w:t>
+            </w:r>
+          </w:p>
+        </w:tc>
+      </w:tr>
+    </w:tbl>
+    <w:p>
+      <w:pPr>
+        <w:spacing w:after="200"/>
+      </w:pPr>
+      <w:r>
+        <w:t xml:space="preserve"/>
+      </w:r>
+    </w:p>
+    <w:p>
+      <w:pPr>
+        <w:spacing w:after="120" w:line="340"/>
+      </w:pPr>
+      <w:r>
+        <w:t xml:space="preserve">月〜水に集中しており、木・金は既に避けられている傾向があります。</w:t>
+      </w:r>
+    </w:p>
+    <w:p>
+      <w:pPr>
+        <w:pStyle w:val="Heading3"/>
+        <w:spacing w:after="100" w:before="220"/>
+      </w:pPr>
+      <w:r>
+        <w:t xml:space="preserve">改善運用: 連休明け週の「予約空け」ルール</w:t>
+      </w:r>
+    </w:p>
+    <w:p>
+      <w:pPr>
+        <w:spacing w:after="120" w:line="340"/>
+      </w:pPr>
+      <w:r>
+        <w:rPr>
+          <w:b/>
+          <w:bCs/>
+        </w:rPr>
+        <w:t xml:space="preserve">担当:</w:t>
+      </w:r>
+      <w:r>
+        <w:t xml:space="preserve"> 予約受付事務員 + 外来師長</w:t>
+      </w:r>
+    </w:p>
+    <w:p>
+      <w:pPr>
+        <w:spacing w:after="120" w:line="340"/>
+      </w:pPr>
+      <w:r>
+        <w:rPr>
+          <w:b/>
+          <w:bCs/>
+        </w:rPr>
+        <w:t xml:space="preserve">ルール例（GW 明けの場合）:</w:t>
+      </w:r>
+    </w:p>
+    <w:tbl>
+      <w:tblPr>
+        <w:tblW w:type="dxa" w:w="9360"/>
+        <w:tblBorders>
+          <w:top w:val="single" w:color="auto" w:sz="4"/>
+          <w:left w:val="single" w:color="auto" w:sz="4"/>
+          <w:bottom w:val="single" w:color="auto" w:sz="4"/>
+          <w:right w:val="single" w:color="auto" w:sz="4"/>
+          <w:insideH w:val="single" w:color="auto" w:sz="4"/>
+          <w:insideV w:val="single" w:color="auto" w:sz="4"/>
+        </w:tblBorders>
+      </w:tblPr>
+      <w:tblGrid>
+        <w:gridCol w:w="3120"/>
+        <w:gridCol w:w="3120"/>
+        <w:gridCol w:w="3120"/>
+      </w:tblGrid>
+      <w:tr>
+        <w:tc>
+          <w:tcPr>
+            <w:tcW w:type="dxa" w:w="3120"/>
+            <w:tcBorders>
+              <w:top w:val="single" w:color="D1D5DB" w:sz="4"/>
+              <w:left w:val="single" w:color="D1D5DB" w:sz="4"/>
+              <w:bottom w:val="single" w:color="D1D5DB" w:sz="4"/>
+              <w:right w:val="single" w:color="D1D5DB" w:sz="4"/>
+            </w:tcBorders>
+            <w:shd w:fill="1E3A5F" w:val="clear"/>
+            <w:tcMar>
+              <w:top w:type="dxa" w:w="80"/>
+              <w:left w:type="dxa" w:w="120"/>
+              <w:bottom w:type="dxa" w:w="80"/>
+              <w:right w:type="dxa" w:w="120"/>
+            </w:tcMar>
+          </w:tcPr>
+          <w:p>
+            <w:r>
+              <w:rPr>
+                <w:b/>
+                <w:bCs/>
+                <w:color w:val="FFFFFF"/>
+                <w:sz w:val="18"/>
+                <w:szCs w:val="18"/>
+              </w:rPr>
               <w:t xml:space="preserve">日付</w:t>
             </w:r>
           </w:p>
@@ -2563,35 +4328,916 @@
         <w:t xml:space="preserve">「需要予測ダッシュボード」</w:t>
       </w:r>
       <w:r>
-        <w:t xml:space="preserve"> を追加します。画面イメージ（言葉で表現）：</w:t>
-      </w:r>
-    </w:p>
-    <w:p>
-      <w:pPr>
-        <w:shd w:fill="F1F5F9" w:val="clear"/>
-        <w:spacing w:after="160"/>
-      </w:pPr>
-      <w:r>
-        <w:rPr>
-          <w:rFonts w:ascii="Menlo" w:cs="Menlo" w:eastAsia="Menlo" w:hAnsi="Menlo"/>
-          <w:color w:val="475569"/>
-          <w:sz w:val="18"/>
-          <w:szCs w:val="18"/>
-        </w:rPr>
-        <w:t xml:space="preserve">┌─────────────────────────────────────────────────────────────┐
-│  📊 今週の病棟需要予測  (2026-04-13 週)                      │
-├─────────────────────────────────────────────────────────────┤
-│                                                              │
-│   月   火   水   木   金   土   日                            │
-│  ████ ███ ████ ███ ███ █   -                                │
-│   🟢  🟢   🟡   🟢   🟢  🟢  🟢                                │
-│                                                              │
-│   予想入院: 9   7   8   6   5   3   1  件                    │
-│   予想空床: 5   8   3   9   10  14  16 床                    │
-│                                                              │
-│   判定: 🟢 通常運用  🟡 標準週（やや混雑）  🔴 高需要（要警戒）  │
-│                                                              │
-└─────────────────────────────────────────────────────────────┘</w:t>
+        <w:t xml:space="preserve"> を追加します。画面には今週 7 日分の予測が表形式で並びます（例：2026-04-13 週のイメージ）：</w:t>
+      </w:r>
+    </w:p>
+    <w:tbl>
+      <w:tblPr>
+        <w:tblW w:type="dxa" w:w="9360"/>
+        <w:tblBorders>
+          <w:top w:val="single" w:color="auto" w:sz="4"/>
+          <w:left w:val="single" w:color="auto" w:sz="4"/>
+          <w:bottom w:val="single" w:color="auto" w:sz="4"/>
+          <w:right w:val="single" w:color="auto" w:sz="4"/>
+          <w:insideH w:val="single" w:color="auto" w:sz="4"/>
+          <w:insideV w:val="single" w:color="auto" w:sz="4"/>
+        </w:tblBorders>
+      </w:tblPr>
+      <w:tblGrid>
+        <w:gridCol w:w="1170"/>
+        <w:gridCol w:w="1170"/>
+        <w:gridCol w:w="1170"/>
+        <w:gridCol w:w="1170"/>
+        <w:gridCol w:w="1170"/>
+        <w:gridCol w:w="1170"/>
+        <w:gridCol w:w="1170"/>
+        <w:gridCol w:w="1170"/>
+      </w:tblGrid>
+      <w:tr>
+        <w:tc>
+          <w:tcPr>
+            <w:tcW w:type="dxa" w:w="1170"/>
+            <w:tcBorders>
+              <w:top w:val="single" w:color="D1D5DB" w:sz="4"/>
+              <w:left w:val="single" w:color="D1D5DB" w:sz="4"/>
+              <w:bottom w:val="single" w:color="D1D5DB" w:sz="4"/>
+              <w:right w:val="single" w:color="D1D5DB" w:sz="4"/>
+            </w:tcBorders>
+            <w:shd w:fill="1E3A5F" w:val="clear"/>
+            <w:tcMar>
+              <w:top w:type="dxa" w:w="80"/>
+              <w:left w:type="dxa" w:w="120"/>
+              <w:bottom w:type="dxa" w:w="80"/>
+              <w:right w:type="dxa" w:w="120"/>
+            </w:tcMar>
+          </w:tcPr>
+          <w:p>
+            <w:r>
+              <w:rPr>
+                <w:b/>
+                <w:bCs/>
+                <w:color w:val="FFFFFF"/>
+                <w:sz w:val="18"/>
+                <w:szCs w:val="18"/>
+              </w:rPr>
+              <w:t xml:space="preserve">項目</w:t>
+            </w:r>
+          </w:p>
+        </w:tc>
+        <w:tc>
+          <w:tcPr>
+            <w:tcW w:type="dxa" w:w="1170"/>
+            <w:tcBorders>
+              <w:top w:val="single" w:color="D1D5DB" w:sz="4"/>
+              <w:left w:val="single" w:color="D1D5DB" w:sz="4"/>
+              <w:bottom w:val="single" w:color="D1D5DB" w:sz="4"/>
+              <w:right w:val="single" w:color="D1D5DB" w:sz="4"/>
+            </w:tcBorders>
+            <w:shd w:fill="1E3A5F" w:val="clear"/>
+            <w:tcMar>
+              <w:top w:type="dxa" w:w="80"/>
+              <w:left w:type="dxa" w:w="120"/>
+              <w:bottom w:type="dxa" w:w="80"/>
+              <w:right w:type="dxa" w:w="120"/>
+            </w:tcMar>
+          </w:tcPr>
+          <w:p>
+            <w:r>
+              <w:rPr>
+                <w:b/>
+                <w:bCs/>
+                <w:color w:val="FFFFFF"/>
+                <w:sz w:val="18"/>
+                <w:szCs w:val="18"/>
+              </w:rPr>
+              <w:t xml:space="preserve">月</w:t>
+            </w:r>
+          </w:p>
+        </w:tc>
+        <w:tc>
+          <w:tcPr>
+            <w:tcW w:type="dxa" w:w="1170"/>
+            <w:tcBorders>
+              <w:top w:val="single" w:color="D1D5DB" w:sz="4"/>
+              <w:left w:val="single" w:color="D1D5DB" w:sz="4"/>
+              <w:bottom w:val="single" w:color="D1D5DB" w:sz="4"/>
+              <w:right w:val="single" w:color="D1D5DB" w:sz="4"/>
+            </w:tcBorders>
+            <w:shd w:fill="1E3A5F" w:val="clear"/>
+            <w:tcMar>
+              <w:top w:type="dxa" w:w="80"/>
+              <w:left w:type="dxa" w:w="120"/>
+              <w:bottom w:type="dxa" w:w="80"/>
+              <w:right w:type="dxa" w:w="120"/>
+            </w:tcMar>
+          </w:tcPr>
+          <w:p>
+            <w:r>
+              <w:rPr>
+                <w:b/>
+                <w:bCs/>
+                <w:color w:val="FFFFFF"/>
+                <w:sz w:val="18"/>
+                <w:szCs w:val="18"/>
+              </w:rPr>
+              <w:t xml:space="preserve">火</w:t>
+            </w:r>
+          </w:p>
+        </w:tc>
+        <w:tc>
+          <w:tcPr>
+            <w:tcW w:type="dxa" w:w="1170"/>
+            <w:tcBorders>
+              <w:top w:val="single" w:color="D1D5DB" w:sz="4"/>
+              <w:left w:val="single" w:color="D1D5DB" w:sz="4"/>
+              <w:bottom w:val="single" w:color="D1D5DB" w:sz="4"/>
+              <w:right w:val="single" w:color="D1D5DB" w:sz="4"/>
+            </w:tcBorders>
+            <w:shd w:fill="1E3A5F" w:val="clear"/>
+            <w:tcMar>
+              <w:top w:type="dxa" w:w="80"/>
+              <w:left w:type="dxa" w:w="120"/>
+              <w:bottom w:type="dxa" w:w="80"/>
+              <w:right w:type="dxa" w:w="120"/>
+            </w:tcMar>
+          </w:tcPr>
+          <w:p>
+            <w:r>
+              <w:rPr>
+                <w:b/>
+                <w:bCs/>
+                <w:color w:val="FFFFFF"/>
+                <w:sz w:val="18"/>
+                <w:szCs w:val="18"/>
+              </w:rPr>
+              <w:t xml:space="preserve">水</w:t>
+            </w:r>
+          </w:p>
+        </w:tc>
+        <w:tc>
+          <w:tcPr>
+            <w:tcW w:type="dxa" w:w="1170"/>
+            <w:tcBorders>
+              <w:top w:val="single" w:color="D1D5DB" w:sz="4"/>
+              <w:left w:val="single" w:color="D1D5DB" w:sz="4"/>
+              <w:bottom w:val="single" w:color="D1D5DB" w:sz="4"/>
+              <w:right w:val="single" w:color="D1D5DB" w:sz="4"/>
+            </w:tcBorders>
+            <w:shd w:fill="1E3A5F" w:val="clear"/>
+            <w:tcMar>
+              <w:top w:type="dxa" w:w="80"/>
+              <w:left w:type="dxa" w:w="120"/>
+              <w:bottom w:type="dxa" w:w="80"/>
+              <w:right w:type="dxa" w:w="120"/>
+            </w:tcMar>
+          </w:tcPr>
+          <w:p>
+            <w:r>
+              <w:rPr>
+                <w:b/>
+                <w:bCs/>
+                <w:color w:val="FFFFFF"/>
+                <w:sz w:val="18"/>
+                <w:szCs w:val="18"/>
+              </w:rPr>
+              <w:t xml:space="preserve">木</w:t>
+            </w:r>
+          </w:p>
+        </w:tc>
+        <w:tc>
+          <w:tcPr>
+            <w:tcW w:type="dxa" w:w="1170"/>
+            <w:tcBorders>
+              <w:top w:val="single" w:color="D1D5DB" w:sz="4"/>
+              <w:left w:val="single" w:color="D1D5DB" w:sz="4"/>
+              <w:bottom w:val="single" w:color="D1D5DB" w:sz="4"/>
+              <w:right w:val="single" w:color="D1D5DB" w:sz="4"/>
+            </w:tcBorders>
+            <w:shd w:fill="1E3A5F" w:val="clear"/>
+            <w:tcMar>
+              <w:top w:type="dxa" w:w="80"/>
+              <w:left w:type="dxa" w:w="120"/>
+              <w:bottom w:type="dxa" w:w="80"/>
+              <w:right w:type="dxa" w:w="120"/>
+            </w:tcMar>
+          </w:tcPr>
+          <w:p>
+            <w:r>
+              <w:rPr>
+                <w:b/>
+                <w:bCs/>
+                <w:color w:val="FFFFFF"/>
+                <w:sz w:val="18"/>
+                <w:szCs w:val="18"/>
+              </w:rPr>
+              <w:t xml:space="preserve">金</w:t>
+            </w:r>
+          </w:p>
+        </w:tc>
+        <w:tc>
+          <w:tcPr>
+            <w:tcW w:type="dxa" w:w="1170"/>
+            <w:tcBorders>
+              <w:top w:val="single" w:color="D1D5DB" w:sz="4"/>
+              <w:left w:val="single" w:color="D1D5DB" w:sz="4"/>
+              <w:bottom w:val="single" w:color="D1D5DB" w:sz="4"/>
+              <w:right w:val="single" w:color="D1D5DB" w:sz="4"/>
+            </w:tcBorders>
+            <w:shd w:fill="1E3A5F" w:val="clear"/>
+            <w:tcMar>
+              <w:top w:type="dxa" w:w="80"/>
+              <w:left w:type="dxa" w:w="120"/>
+              <w:bottom w:type="dxa" w:w="80"/>
+              <w:right w:type="dxa" w:w="120"/>
+            </w:tcMar>
+          </w:tcPr>
+          <w:p>
+            <w:r>
+              <w:rPr>
+                <w:b/>
+                <w:bCs/>
+                <w:color w:val="FFFFFF"/>
+                <w:sz w:val="18"/>
+                <w:szCs w:val="18"/>
+              </w:rPr>
+              <w:t xml:space="preserve">土</w:t>
+            </w:r>
+          </w:p>
+        </w:tc>
+        <w:tc>
+          <w:tcPr>
+            <w:tcW w:type="dxa" w:w="1170"/>
+            <w:tcBorders>
+              <w:top w:val="single" w:color="D1D5DB" w:sz="4"/>
+              <w:left w:val="single" w:color="D1D5DB" w:sz="4"/>
+              <w:bottom w:val="single" w:color="D1D5DB" w:sz="4"/>
+              <w:right w:val="single" w:color="D1D5DB" w:sz="4"/>
+            </w:tcBorders>
+            <w:shd w:fill="1E3A5F" w:val="clear"/>
+            <w:tcMar>
+              <w:top w:type="dxa" w:w="80"/>
+              <w:left w:type="dxa" w:w="120"/>
+              <w:bottom w:type="dxa" w:w="80"/>
+              <w:right w:type="dxa" w:w="120"/>
+            </w:tcMar>
+          </w:tcPr>
+          <w:p>
+            <w:r>
+              <w:rPr>
+                <w:b/>
+                <w:bCs/>
+                <w:color w:val="FFFFFF"/>
+                <w:sz w:val="18"/>
+                <w:szCs w:val="18"/>
+              </w:rPr>
+              <w:t xml:space="preserve">日</w:t>
+            </w:r>
+          </w:p>
+        </w:tc>
+      </w:tr>
+      <w:tr>
+        <w:tc>
+          <w:tcPr>
+            <w:tcW w:type="dxa" w:w="1170"/>
+            <w:tcBorders>
+              <w:top w:val="single" w:color="D1D5DB" w:sz="4"/>
+              <w:left w:val="single" w:color="D1D5DB" w:sz="4"/>
+              <w:bottom w:val="single" w:color="D1D5DB" w:sz="4"/>
+              <w:right w:val="single" w:color="D1D5DB" w:sz="4"/>
+            </w:tcBorders>
+            <w:tcMar>
+              <w:top w:type="dxa" w:w="80"/>
+              <w:left w:type="dxa" w:w="120"/>
+              <w:bottom w:type="dxa" w:w="80"/>
+              <w:right w:type="dxa" w:w="120"/>
+            </w:tcMar>
+          </w:tcPr>
+          <w:p>
+            <w:r>
+              <w:rPr>
+                <w:b/>
+                <w:bCs/>
+                <w:sz w:val="18"/>
+                <w:szCs w:val="18"/>
+              </w:rPr>
+              <w:t xml:space="preserve">予想入院数</w:t>
+            </w:r>
+          </w:p>
+        </w:tc>
+        <w:tc>
+          <w:tcPr>
+            <w:tcW w:type="dxa" w:w="1170"/>
+            <w:tcBorders>
+              <w:top w:val="single" w:color="D1D5DB" w:sz="4"/>
+              <w:left w:val="single" w:color="D1D5DB" w:sz="4"/>
+              <w:bottom w:val="single" w:color="D1D5DB" w:sz="4"/>
+              <w:right w:val="single" w:color="D1D5DB" w:sz="4"/>
+            </w:tcBorders>
+            <w:tcMar>
+              <w:top w:type="dxa" w:w="80"/>
+              <w:left w:type="dxa" w:w="120"/>
+              <w:bottom w:type="dxa" w:w="80"/>
+              <w:right w:type="dxa" w:w="120"/>
+            </w:tcMar>
+          </w:tcPr>
+          <w:p>
+            <w:r>
+              <w:rPr>
+                <w:sz w:val="18"/>
+                <w:szCs w:val="18"/>
+              </w:rPr>
+              <w:t xml:space="preserve">9件</w:t>
+            </w:r>
+          </w:p>
+        </w:tc>
+        <w:tc>
+          <w:tcPr>
+            <w:tcW w:type="dxa" w:w="1170"/>
+            <w:tcBorders>
+              <w:top w:val="single" w:color="D1D5DB" w:sz="4"/>
+              <w:left w:val="single" w:color="D1D5DB" w:sz="4"/>
+              <w:bottom w:val="single" w:color="D1D5DB" w:sz="4"/>
+              <w:right w:val="single" w:color="D1D5DB" w:sz="4"/>
+            </w:tcBorders>
+            <w:tcMar>
+              <w:top w:type="dxa" w:w="80"/>
+              <w:left w:type="dxa" w:w="120"/>
+              <w:bottom w:type="dxa" w:w="80"/>
+              <w:right w:type="dxa" w:w="120"/>
+            </w:tcMar>
+          </w:tcPr>
+          <w:p>
+            <w:r>
+              <w:rPr>
+                <w:sz w:val="18"/>
+                <w:szCs w:val="18"/>
+              </w:rPr>
+              <w:t xml:space="preserve">7件</w:t>
+            </w:r>
+          </w:p>
+        </w:tc>
+        <w:tc>
+          <w:tcPr>
+            <w:tcW w:type="dxa" w:w="1170"/>
+            <w:tcBorders>
+              <w:top w:val="single" w:color="D1D5DB" w:sz="4"/>
+              <w:left w:val="single" w:color="D1D5DB" w:sz="4"/>
+              <w:bottom w:val="single" w:color="D1D5DB" w:sz="4"/>
+              <w:right w:val="single" w:color="D1D5DB" w:sz="4"/>
+            </w:tcBorders>
+            <w:tcMar>
+              <w:top w:type="dxa" w:w="80"/>
+              <w:left w:type="dxa" w:w="120"/>
+              <w:bottom w:type="dxa" w:w="80"/>
+              <w:right w:type="dxa" w:w="120"/>
+            </w:tcMar>
+          </w:tcPr>
+          <w:p>
+            <w:r>
+              <w:rPr>
+                <w:sz w:val="18"/>
+                <w:szCs w:val="18"/>
+              </w:rPr>
+              <w:t xml:space="preserve">8件</w:t>
+            </w:r>
+          </w:p>
+        </w:tc>
+        <w:tc>
+          <w:tcPr>
+            <w:tcW w:type="dxa" w:w="1170"/>
+            <w:tcBorders>
+              <w:top w:val="single" w:color="D1D5DB" w:sz="4"/>
+              <w:left w:val="single" w:color="D1D5DB" w:sz="4"/>
+              <w:bottom w:val="single" w:color="D1D5DB" w:sz="4"/>
+              <w:right w:val="single" w:color="D1D5DB" w:sz="4"/>
+            </w:tcBorders>
+            <w:tcMar>
+              <w:top w:type="dxa" w:w="80"/>
+              <w:left w:type="dxa" w:w="120"/>
+              <w:bottom w:type="dxa" w:w="80"/>
+              <w:right w:type="dxa" w:w="120"/>
+            </w:tcMar>
+          </w:tcPr>
+          <w:p>
+            <w:r>
+              <w:rPr>
+                <w:sz w:val="18"/>
+                <w:szCs w:val="18"/>
+              </w:rPr>
+              <w:t xml:space="preserve">6件</w:t>
+            </w:r>
+          </w:p>
+        </w:tc>
+        <w:tc>
+          <w:tcPr>
+            <w:tcW w:type="dxa" w:w="1170"/>
+            <w:tcBorders>
+              <w:top w:val="single" w:color="D1D5DB" w:sz="4"/>
+              <w:left w:val="single" w:color="D1D5DB" w:sz="4"/>
+              <w:bottom w:val="single" w:color="D1D5DB" w:sz="4"/>
+              <w:right w:val="single" w:color="D1D5DB" w:sz="4"/>
+            </w:tcBorders>
+            <w:tcMar>
+              <w:top w:type="dxa" w:w="80"/>
+              <w:left w:type="dxa" w:w="120"/>
+              <w:bottom w:type="dxa" w:w="80"/>
+              <w:right w:type="dxa" w:w="120"/>
+            </w:tcMar>
+          </w:tcPr>
+          <w:p>
+            <w:r>
+              <w:rPr>
+                <w:sz w:val="18"/>
+                <w:szCs w:val="18"/>
+              </w:rPr>
+              <w:t xml:space="preserve">5件</w:t>
+            </w:r>
+          </w:p>
+        </w:tc>
+        <w:tc>
+          <w:tcPr>
+            <w:tcW w:type="dxa" w:w="1170"/>
+            <w:tcBorders>
+              <w:top w:val="single" w:color="D1D5DB" w:sz="4"/>
+              <w:left w:val="single" w:color="D1D5DB" w:sz="4"/>
+              <w:bottom w:val="single" w:color="D1D5DB" w:sz="4"/>
+              <w:right w:val="single" w:color="D1D5DB" w:sz="4"/>
+            </w:tcBorders>
+            <w:tcMar>
+              <w:top w:type="dxa" w:w="80"/>
+              <w:left w:type="dxa" w:w="120"/>
+              <w:bottom w:type="dxa" w:w="80"/>
+              <w:right w:type="dxa" w:w="120"/>
+            </w:tcMar>
+          </w:tcPr>
+          <w:p>
+            <w:r>
+              <w:rPr>
+                <w:sz w:val="18"/>
+                <w:szCs w:val="18"/>
+              </w:rPr>
+              <w:t xml:space="preserve">3件</w:t>
+            </w:r>
+          </w:p>
+        </w:tc>
+        <w:tc>
+          <w:tcPr>
+            <w:tcW w:type="dxa" w:w="1170"/>
+            <w:tcBorders>
+              <w:top w:val="single" w:color="D1D5DB" w:sz="4"/>
+              <w:left w:val="single" w:color="D1D5DB" w:sz="4"/>
+              <w:bottom w:val="single" w:color="D1D5DB" w:sz="4"/>
+              <w:right w:val="single" w:color="D1D5DB" w:sz="4"/>
+            </w:tcBorders>
+            <w:tcMar>
+              <w:top w:type="dxa" w:w="80"/>
+              <w:left w:type="dxa" w:w="120"/>
+              <w:bottom w:type="dxa" w:w="80"/>
+              <w:right w:type="dxa" w:w="120"/>
+            </w:tcMar>
+          </w:tcPr>
+          <w:p>
+            <w:r>
+              <w:rPr>
+                <w:sz w:val="18"/>
+                <w:szCs w:val="18"/>
+              </w:rPr>
+              <w:t xml:space="preserve">1件</w:t>
+            </w:r>
+          </w:p>
+        </w:tc>
+      </w:tr>
+      <w:tr>
+        <w:tc>
+          <w:tcPr>
+            <w:tcW w:type="dxa" w:w="1170"/>
+            <w:tcBorders>
+              <w:top w:val="single" w:color="D1D5DB" w:sz="4"/>
+              <w:left w:val="single" w:color="D1D5DB" w:sz="4"/>
+              <w:bottom w:val="single" w:color="D1D5DB" w:sz="4"/>
+              <w:right w:val="single" w:color="D1D5DB" w:sz="4"/>
+            </w:tcBorders>
+            <w:tcMar>
+              <w:top w:type="dxa" w:w="80"/>
+              <w:left w:type="dxa" w:w="120"/>
+              <w:bottom w:type="dxa" w:w="80"/>
+              <w:right w:type="dxa" w:w="120"/>
+            </w:tcMar>
+          </w:tcPr>
+          <w:p>
+            <w:r>
+              <w:rPr>
+                <w:b/>
+                <w:bCs/>
+                <w:sz w:val="18"/>
+                <w:szCs w:val="18"/>
+              </w:rPr>
+              <w:t xml:space="preserve">予想空床数</w:t>
+            </w:r>
+          </w:p>
+        </w:tc>
+        <w:tc>
+          <w:tcPr>
+            <w:tcW w:type="dxa" w:w="1170"/>
+            <w:tcBorders>
+              <w:top w:val="single" w:color="D1D5DB" w:sz="4"/>
+              <w:left w:val="single" w:color="D1D5DB" w:sz="4"/>
+              <w:bottom w:val="single" w:color="D1D5DB" w:sz="4"/>
+              <w:right w:val="single" w:color="D1D5DB" w:sz="4"/>
+            </w:tcBorders>
+            <w:tcMar>
+              <w:top w:type="dxa" w:w="80"/>
+              <w:left w:type="dxa" w:w="120"/>
+              <w:bottom w:type="dxa" w:w="80"/>
+              <w:right w:type="dxa" w:w="120"/>
+            </w:tcMar>
+          </w:tcPr>
+          <w:p>
+            <w:r>
+              <w:rPr>
+                <w:sz w:val="18"/>
+                <w:szCs w:val="18"/>
+              </w:rPr>
+              <w:t xml:space="preserve">5床</w:t>
+            </w:r>
+          </w:p>
+        </w:tc>
+        <w:tc>
+          <w:tcPr>
+            <w:tcW w:type="dxa" w:w="1170"/>
+            <w:tcBorders>
+              <w:top w:val="single" w:color="D1D5DB" w:sz="4"/>
+              <w:left w:val="single" w:color="D1D5DB" w:sz="4"/>
+              <w:bottom w:val="single" w:color="D1D5DB" w:sz="4"/>
+              <w:right w:val="single" w:color="D1D5DB" w:sz="4"/>
+            </w:tcBorders>
+            <w:tcMar>
+              <w:top w:type="dxa" w:w="80"/>
+              <w:left w:type="dxa" w:w="120"/>
+              <w:bottom w:type="dxa" w:w="80"/>
+              <w:right w:type="dxa" w:w="120"/>
+            </w:tcMar>
+          </w:tcPr>
+          <w:p>
+            <w:r>
+              <w:rPr>
+                <w:sz w:val="18"/>
+                <w:szCs w:val="18"/>
+              </w:rPr>
+              <w:t xml:space="preserve">8床</w:t>
+            </w:r>
+          </w:p>
+        </w:tc>
+        <w:tc>
+          <w:tcPr>
+            <w:tcW w:type="dxa" w:w="1170"/>
+            <w:tcBorders>
+              <w:top w:val="single" w:color="D1D5DB" w:sz="4"/>
+              <w:left w:val="single" w:color="D1D5DB" w:sz="4"/>
+              <w:bottom w:val="single" w:color="D1D5DB" w:sz="4"/>
+              <w:right w:val="single" w:color="D1D5DB" w:sz="4"/>
+            </w:tcBorders>
+            <w:tcMar>
+              <w:top w:type="dxa" w:w="80"/>
+              <w:left w:type="dxa" w:w="120"/>
+              <w:bottom w:type="dxa" w:w="80"/>
+              <w:right w:type="dxa" w:w="120"/>
+            </w:tcMar>
+          </w:tcPr>
+          <w:p>
+            <w:r>
+              <w:rPr>
+                <w:sz w:val="18"/>
+                <w:szCs w:val="18"/>
+              </w:rPr>
+              <w:t xml:space="preserve">3床</w:t>
+            </w:r>
+          </w:p>
+        </w:tc>
+        <w:tc>
+          <w:tcPr>
+            <w:tcW w:type="dxa" w:w="1170"/>
+            <w:tcBorders>
+              <w:top w:val="single" w:color="D1D5DB" w:sz="4"/>
+              <w:left w:val="single" w:color="D1D5DB" w:sz="4"/>
+              <w:bottom w:val="single" w:color="D1D5DB" w:sz="4"/>
+              <w:right w:val="single" w:color="D1D5DB" w:sz="4"/>
+            </w:tcBorders>
+            <w:tcMar>
+              <w:top w:type="dxa" w:w="80"/>
+              <w:left w:type="dxa" w:w="120"/>
+              <w:bottom w:type="dxa" w:w="80"/>
+              <w:right w:type="dxa" w:w="120"/>
+            </w:tcMar>
+          </w:tcPr>
+          <w:p>
+            <w:r>
+              <w:rPr>
+                <w:sz w:val="18"/>
+                <w:szCs w:val="18"/>
+              </w:rPr>
+              <w:t xml:space="preserve">9床</w:t>
+            </w:r>
+          </w:p>
+        </w:tc>
+        <w:tc>
+          <w:tcPr>
+            <w:tcW w:type="dxa" w:w="1170"/>
+            <w:tcBorders>
+              <w:top w:val="single" w:color="D1D5DB" w:sz="4"/>
+              <w:left w:val="single" w:color="D1D5DB" w:sz="4"/>
+              <w:bottom w:val="single" w:color="D1D5DB" w:sz="4"/>
+              <w:right w:val="single" w:color="D1D5DB" w:sz="4"/>
+            </w:tcBorders>
+            <w:tcMar>
+              <w:top w:type="dxa" w:w="80"/>
+              <w:left w:type="dxa" w:w="120"/>
+              <w:bottom w:type="dxa" w:w="80"/>
+              <w:right w:type="dxa" w:w="120"/>
+            </w:tcMar>
+          </w:tcPr>
+          <w:p>
+            <w:r>
+              <w:rPr>
+                <w:sz w:val="18"/>
+                <w:szCs w:val="18"/>
+              </w:rPr>
+              <w:t xml:space="preserve">10床</w:t>
+            </w:r>
+          </w:p>
+        </w:tc>
+        <w:tc>
+          <w:tcPr>
+            <w:tcW w:type="dxa" w:w="1170"/>
+            <w:tcBorders>
+              <w:top w:val="single" w:color="D1D5DB" w:sz="4"/>
+              <w:left w:val="single" w:color="D1D5DB" w:sz="4"/>
+              <w:bottom w:val="single" w:color="D1D5DB" w:sz="4"/>
+              <w:right w:val="single" w:color="D1D5DB" w:sz="4"/>
+            </w:tcBorders>
+            <w:tcMar>
+              <w:top w:type="dxa" w:w="80"/>
+              <w:left w:type="dxa" w:w="120"/>
+              <w:bottom w:type="dxa" w:w="80"/>
+              <w:right w:type="dxa" w:w="120"/>
+            </w:tcMar>
+          </w:tcPr>
+          <w:p>
+            <w:r>
+              <w:rPr>
+                <w:sz w:val="18"/>
+                <w:szCs w:val="18"/>
+              </w:rPr>
+              <w:t xml:space="preserve">14床</w:t>
+            </w:r>
+          </w:p>
+        </w:tc>
+        <w:tc>
+          <w:tcPr>
+            <w:tcW w:type="dxa" w:w="1170"/>
+            <w:tcBorders>
+              <w:top w:val="single" w:color="D1D5DB" w:sz="4"/>
+              <w:left w:val="single" w:color="D1D5DB" w:sz="4"/>
+              <w:bottom w:val="single" w:color="D1D5DB" w:sz="4"/>
+              <w:right w:val="single" w:color="D1D5DB" w:sz="4"/>
+            </w:tcBorders>
+            <w:tcMar>
+              <w:top w:type="dxa" w:w="80"/>
+              <w:left w:type="dxa" w:w="120"/>
+              <w:bottom w:type="dxa" w:w="80"/>
+              <w:right w:type="dxa" w:w="120"/>
+            </w:tcMar>
+          </w:tcPr>
+          <w:p>
+            <w:r>
+              <w:rPr>
+                <w:sz w:val="18"/>
+                <w:szCs w:val="18"/>
+              </w:rPr>
+              <w:t xml:space="preserve">16床</w:t>
+            </w:r>
+          </w:p>
+        </w:tc>
+      </w:tr>
+      <w:tr>
+        <w:tc>
+          <w:tcPr>
+            <w:tcW w:type="dxa" w:w="1170"/>
+            <w:tcBorders>
+              <w:top w:val="single" w:color="D1D5DB" w:sz="4"/>
+              <w:left w:val="single" w:color="D1D5DB" w:sz="4"/>
+              <w:bottom w:val="single" w:color="D1D5DB" w:sz="4"/>
+              <w:right w:val="single" w:color="D1D5DB" w:sz="4"/>
+            </w:tcBorders>
+            <w:tcMar>
+              <w:top w:type="dxa" w:w="80"/>
+              <w:left w:type="dxa" w:w="120"/>
+              <w:bottom w:type="dxa" w:w="80"/>
+              <w:right w:type="dxa" w:w="120"/>
+            </w:tcMar>
+          </w:tcPr>
+          <w:p>
+            <w:r>
+              <w:rPr>
+                <w:b/>
+                <w:bCs/>
+                <w:sz w:val="18"/>
+                <w:szCs w:val="18"/>
+              </w:rPr>
+              <w:t xml:space="preserve">需要判定</w:t>
+            </w:r>
+          </w:p>
+        </w:tc>
+        <w:tc>
+          <w:tcPr>
+            <w:tcW w:type="dxa" w:w="1170"/>
+            <w:tcBorders>
+              <w:top w:val="single" w:color="D1D5DB" w:sz="4"/>
+              <w:left w:val="single" w:color="D1D5DB" w:sz="4"/>
+              <w:bottom w:val="single" w:color="D1D5DB" w:sz="4"/>
+              <w:right w:val="single" w:color="D1D5DB" w:sz="4"/>
+            </w:tcBorders>
+            <w:tcMar>
+              <w:top w:type="dxa" w:w="80"/>
+              <w:left w:type="dxa" w:w="120"/>
+              <w:bottom w:type="dxa" w:w="80"/>
+              <w:right w:type="dxa" w:w="120"/>
+            </w:tcMar>
+          </w:tcPr>
+          <w:p>
+            <w:r>
+              <w:rPr>
+                <w:sz w:val="18"/>
+                <w:szCs w:val="18"/>
+              </w:rPr>
+              <w:t xml:space="preserve">🟢 通常</w:t>
+            </w:r>
+          </w:p>
+        </w:tc>
+        <w:tc>
+          <w:tcPr>
+            <w:tcW w:type="dxa" w:w="1170"/>
+            <w:tcBorders>
+              <w:top w:val="single" w:color="D1D5DB" w:sz="4"/>
+              <w:left w:val="single" w:color="D1D5DB" w:sz="4"/>
+              <w:bottom w:val="single" w:color="D1D5DB" w:sz="4"/>
+              <w:right w:val="single" w:color="D1D5DB" w:sz="4"/>
+            </w:tcBorders>
+            <w:tcMar>
+              <w:top w:type="dxa" w:w="80"/>
+              <w:left w:type="dxa" w:w="120"/>
+              <w:bottom w:type="dxa" w:w="80"/>
+              <w:right w:type="dxa" w:w="120"/>
+            </w:tcMar>
+          </w:tcPr>
+          <w:p>
+            <w:r>
+              <w:rPr>
+                <w:sz w:val="18"/>
+                <w:szCs w:val="18"/>
+              </w:rPr>
+              <w:t xml:space="preserve">🟢 通常</w:t>
+            </w:r>
+          </w:p>
+        </w:tc>
+        <w:tc>
+          <w:tcPr>
+            <w:tcW w:type="dxa" w:w="1170"/>
+            <w:tcBorders>
+              <w:top w:val="single" w:color="D1D5DB" w:sz="4"/>
+              <w:left w:val="single" w:color="D1D5DB" w:sz="4"/>
+              <w:bottom w:val="single" w:color="D1D5DB" w:sz="4"/>
+              <w:right w:val="single" w:color="D1D5DB" w:sz="4"/>
+            </w:tcBorders>
+            <w:tcMar>
+              <w:top w:type="dxa" w:w="80"/>
+              <w:left w:type="dxa" w:w="120"/>
+              <w:bottom w:type="dxa" w:w="80"/>
+              <w:right w:type="dxa" w:w="120"/>
+            </w:tcMar>
+          </w:tcPr>
+          <w:p>
+            <w:r>
+              <w:rPr>
+                <w:sz w:val="18"/>
+                <w:szCs w:val="18"/>
+              </w:rPr>
+              <w:t xml:space="preserve">🟡 やや混雑</w:t>
+            </w:r>
+          </w:p>
+        </w:tc>
+        <w:tc>
+          <w:tcPr>
+            <w:tcW w:type="dxa" w:w="1170"/>
+            <w:tcBorders>
+              <w:top w:val="single" w:color="D1D5DB" w:sz="4"/>
+              <w:left w:val="single" w:color="D1D5DB" w:sz="4"/>
+              <w:bottom w:val="single" w:color="D1D5DB" w:sz="4"/>
+              <w:right w:val="single" w:color="D1D5DB" w:sz="4"/>
+            </w:tcBorders>
+            <w:tcMar>
+              <w:top w:type="dxa" w:w="80"/>
+              <w:left w:type="dxa" w:w="120"/>
+              <w:bottom w:type="dxa" w:w="80"/>
+              <w:right w:type="dxa" w:w="120"/>
+            </w:tcMar>
+          </w:tcPr>
+          <w:p>
+            <w:r>
+              <w:rPr>
+                <w:sz w:val="18"/>
+                <w:szCs w:val="18"/>
+              </w:rPr>
+              <w:t xml:space="preserve">🟢 通常</w:t>
+            </w:r>
+          </w:p>
+        </w:tc>
+        <w:tc>
+          <w:tcPr>
+            <w:tcW w:type="dxa" w:w="1170"/>
+            <w:tcBorders>
+              <w:top w:val="single" w:color="D1D5DB" w:sz="4"/>
+              <w:left w:val="single" w:color="D1D5DB" w:sz="4"/>
+              <w:bottom w:val="single" w:color="D1D5DB" w:sz="4"/>
+              <w:right w:val="single" w:color="D1D5DB" w:sz="4"/>
+            </w:tcBorders>
+            <w:tcMar>
+              <w:top w:type="dxa" w:w="80"/>
+              <w:left w:type="dxa" w:w="120"/>
+              <w:bottom w:type="dxa" w:w="80"/>
+              <w:right w:type="dxa" w:w="120"/>
+            </w:tcMar>
+          </w:tcPr>
+          <w:p>
+            <w:r>
+              <w:rPr>
+                <w:sz w:val="18"/>
+                <w:szCs w:val="18"/>
+              </w:rPr>
+              <w:t xml:space="preserve">🟢 通常</w:t>
+            </w:r>
+          </w:p>
+        </w:tc>
+        <w:tc>
+          <w:tcPr>
+            <w:tcW w:type="dxa" w:w="1170"/>
+            <w:tcBorders>
+              <w:top w:val="single" w:color="D1D5DB" w:sz="4"/>
+              <w:left w:val="single" w:color="D1D5DB" w:sz="4"/>
+              <w:bottom w:val="single" w:color="D1D5DB" w:sz="4"/>
+              <w:right w:val="single" w:color="D1D5DB" w:sz="4"/>
+            </w:tcBorders>
+            <w:tcMar>
+              <w:top w:type="dxa" w:w="80"/>
+              <w:left w:type="dxa" w:w="120"/>
+              <w:bottom w:type="dxa" w:w="80"/>
+              <w:right w:type="dxa" w:w="120"/>
+            </w:tcMar>
+          </w:tcPr>
+          <w:p>
+            <w:r>
+              <w:rPr>
+                <w:sz w:val="18"/>
+                <w:szCs w:val="18"/>
+              </w:rPr>
+              <w:t xml:space="preserve">🟢 通常</w:t>
+            </w:r>
+          </w:p>
+        </w:tc>
+        <w:tc>
+          <w:tcPr>
+            <w:tcW w:type="dxa" w:w="1170"/>
+            <w:tcBorders>
+              <w:top w:val="single" w:color="D1D5DB" w:sz="4"/>
+              <w:left w:val="single" w:color="D1D5DB" w:sz="4"/>
+              <w:bottom w:val="single" w:color="D1D5DB" w:sz="4"/>
+              <w:right w:val="single" w:color="D1D5DB" w:sz="4"/>
+            </w:tcBorders>
+            <w:tcMar>
+              <w:top w:type="dxa" w:w="80"/>
+              <w:left w:type="dxa" w:w="120"/>
+              <w:bottom w:type="dxa" w:w="80"/>
+              <w:right w:type="dxa" w:w="120"/>
+            </w:tcMar>
+          </w:tcPr>
+          <w:p>
+            <w:r>
+              <w:rPr>
+                <w:sz w:val="18"/>
+                <w:szCs w:val="18"/>
+              </w:rPr>
+              <w:t xml:space="preserve">🟢 通常</w:t>
+            </w:r>
+          </w:p>
+        </w:tc>
+      </w:tr>
+    </w:tbl>
+    <w:p>
+      <w:pPr>
+        <w:spacing w:after="200"/>
+      </w:pPr>
+      <w:r>
+        <w:t xml:space="preserve"/>
       </w:r>
     </w:p>
     <w:p>
@@ -2599,6 +5245,83 @@
         <w:spacing w:after="120" w:line="340"/>
       </w:pPr>
       <w:r>
+        <w:t xml:space="preserve">判定の 3 段階：</w:t>
+      </w:r>
+    </w:p>
+    <w:p>
+      <w:pPr>
+        <w:pStyle w:val="ListParagraph"/>
+        <w:numPr>
+          <w:ilvl w:val="0"/>
+          <w:numId w:val="2"/>
+        </w:numPr>
+        <w:spacing w:after="60" w:line="300"/>
+      </w:pPr>
+      <w:r>
+        <w:t xml:space="preserve">🟢 </w:t>
+      </w:r>
+      <w:r>
+        <w:rPr>
+          <w:b/>
+          <w:bCs/>
+        </w:rPr>
+        <w:t xml:space="preserve">通常運用</w:t>
+      </w:r>
+      <w:r>
+        <w:t xml:space="preserve"> — 当日の需要予測が既存空床以下、通常通り運用</w:t>
+      </w:r>
+    </w:p>
+    <w:p>
+      <w:pPr>
+        <w:pStyle w:val="ListParagraph"/>
+        <w:numPr>
+          <w:ilvl w:val="0"/>
+          <w:numId w:val="2"/>
+        </w:numPr>
+        <w:spacing w:after="60" w:line="300"/>
+      </w:pPr>
+      <w:r>
+        <w:t xml:space="preserve">🟡 </w:t>
+      </w:r>
+      <w:r>
+        <w:rPr>
+          <w:b/>
+          <w:bCs/>
+        </w:rPr>
+        <w:t xml:space="preserve">標準週（やや混雑）</w:t>
+      </w:r>
+      <w:r>
+        <w:t xml:space="preserve"> — 需要予測が空床に近く、退院・予約調整に注意</w:t>
+      </w:r>
+    </w:p>
+    <w:p>
+      <w:pPr>
+        <w:pStyle w:val="ListParagraph"/>
+        <w:numPr>
+          <w:ilvl w:val="0"/>
+          <w:numId w:val="2"/>
+        </w:numPr>
+        <w:spacing w:after="60" w:line="300"/>
+      </w:pPr>
+      <w:r>
+        <w:t xml:space="preserve">🔴 </w:t>
+      </w:r>
+      <w:r>
+        <w:rPr>
+          <w:b/>
+          <w:bCs/>
+        </w:rPr>
+        <w:t xml:space="preserve">高需要（要警戒）</w:t>
+      </w:r>
+      <w:r>
+        <w:t xml:space="preserve"> — 需要予測が空床を超える、事前の退院前倒しを検討</w:t>
+      </w:r>
+    </w:p>
+    <w:p>
+      <w:pPr>
+        <w:spacing w:after="120" w:line="340"/>
+      </w:pPr>
+      <w:r>
         <w:t xml:space="preserve">毎朝、病棟師長がダッシュボードを開くと、</w:t>
       </w:r>
       <w:r>
@@ -2606,10 +5329,10 @@
           <w:b/>
           <w:bCs/>
         </w:rPr>
-        <w:t xml:space="preserve">今日から1週間の忙しさが色で分かる</w:t>
-      </w:r>
-      <w:r>
-        <w:t xml:space="preserve">、という仕組みです。</w:t>
+        <w:t xml:space="preserve">今日から 1 週間の忙しさが色で分かる</w:t>
+      </w:r>
+      <w:r>
+        <w:t xml:space="preserve"> 仕組みです。</w:t>
       </w:r>
     </w:p>
     <w:p>
@@ -3837,44 +6560,588 @@
         <w:t xml:space="preserve">バラバラの提案ではなく、連携して初めて効果を発揮する 1 セット</w:t>
       </w:r>
       <w:r>
-        <w:t xml:space="preserve"> でございます：</w:t>
-      </w:r>
-    </w:p>
-    <w:p>
-      <w:pPr>
-        <w:shd w:fill="F1F5F9" w:val="clear"/>
-        <w:spacing w:after="160"/>
-      </w:pPr>
-      <w:r>
-        <w:rPr>
-          <w:rFonts w:ascii="Menlo" w:cs="Menlo" w:eastAsia="Menlo" w:hAnsi="Menlo"/>
-          <w:color w:val="475569"/>
-          <w:sz w:val="18"/>
-          <w:szCs w:val="18"/>
-        </w:rPr>
-        <w:t xml:space="preserve">           ┌──────────────────────────┐
-           │  提案③ Phase 3α         │
-           │  需要予測ダッシュボード   │  ← 判断の下支え
-           │  （運用判断の数字化）     │     （GW 直前に完成）
-           └─────────┬────────────────┘
-                     │ 「今週は忙しい/暇」の自動判定を提供
-         ┌───────────┴───────────┐
-         ▼                         ▼
- ┌──────────────────┐      ┌──────────────────┐
- │  提案① 退院枠    │      │  提案② 予約枠    │
- │  連休前の        │      │  連休前後の      │
- │  事前確保        │      │  data-driven 配置 │
- │  （退院側の工夫）│      │  （入院側の工夫）│
- └──────────────────┘      └──────────────────┘
-         │                         │
-         └─────────┬───────────────┘
-                   ▼
-           ┌──────────────────┐
-           │ 連休前後の病床運用│
-           │ 安定化・負荷平準化│
-           │ 年間 300-500万円   │
-           │ 空床ロス回収       │
-           └──────────────────┘</w:t>
+        <w:t xml:space="preserve"> でございます。各提案の関係を整理すると：</w:t>
+      </w:r>
+    </w:p>
+    <w:tbl>
+      <w:tblPr>
+        <w:tblW w:type="dxa" w:w="9360"/>
+        <w:tblBorders>
+          <w:top w:val="single" w:color="auto" w:sz="4"/>
+          <w:left w:val="single" w:color="auto" w:sz="4"/>
+          <w:bottom w:val="single" w:color="auto" w:sz="4"/>
+          <w:right w:val="single" w:color="auto" w:sz="4"/>
+          <w:insideH w:val="single" w:color="auto" w:sz="4"/>
+          <w:insideV w:val="single" w:color="auto" w:sz="4"/>
+        </w:tblBorders>
+      </w:tblPr>
+      <w:tblGrid>
+        <w:gridCol w:w="2340"/>
+        <w:gridCol w:w="2340"/>
+        <w:gridCol w:w="2340"/>
+        <w:gridCol w:w="2340"/>
+      </w:tblGrid>
+      <w:tr>
+        <w:tc>
+          <w:tcPr>
+            <w:tcW w:type="dxa" w:w="2340"/>
+            <w:tcBorders>
+              <w:top w:val="single" w:color="D1D5DB" w:sz="4"/>
+              <w:left w:val="single" w:color="D1D5DB" w:sz="4"/>
+              <w:bottom w:val="single" w:color="D1D5DB" w:sz="4"/>
+              <w:right w:val="single" w:color="D1D5DB" w:sz="4"/>
+            </w:tcBorders>
+            <w:shd w:fill="1E3A5F" w:val="clear"/>
+            <w:tcMar>
+              <w:top w:type="dxa" w:w="80"/>
+              <w:left w:type="dxa" w:w="120"/>
+              <w:bottom w:type="dxa" w:w="80"/>
+              <w:right w:type="dxa" w:w="120"/>
+            </w:tcMar>
+          </w:tcPr>
+          <w:p>
+            <w:r>
+              <w:rPr>
+                <w:b/>
+                <w:bCs/>
+                <w:color w:val="FFFFFF"/>
+                <w:sz w:val="18"/>
+                <w:szCs w:val="18"/>
+              </w:rPr>
+              <w:t xml:space="preserve">層</w:t>
+            </w:r>
+          </w:p>
+        </w:tc>
+        <w:tc>
+          <w:tcPr>
+            <w:tcW w:type="dxa" w:w="2340"/>
+            <w:tcBorders>
+              <w:top w:val="single" w:color="D1D5DB" w:sz="4"/>
+              <w:left w:val="single" w:color="D1D5DB" w:sz="4"/>
+              <w:bottom w:val="single" w:color="D1D5DB" w:sz="4"/>
+              <w:right w:val="single" w:color="D1D5DB" w:sz="4"/>
+            </w:tcBorders>
+            <w:shd w:fill="1E3A5F" w:val="clear"/>
+            <w:tcMar>
+              <w:top w:type="dxa" w:w="80"/>
+              <w:left w:type="dxa" w:w="120"/>
+              <w:bottom w:type="dxa" w:w="80"/>
+              <w:right w:type="dxa" w:w="120"/>
+            </w:tcMar>
+          </w:tcPr>
+          <w:p>
+            <w:r>
+              <w:rPr>
+                <w:b/>
+                <w:bCs/>
+                <w:color w:val="FFFFFF"/>
+                <w:sz w:val="18"/>
+                <w:szCs w:val="18"/>
+              </w:rPr>
+              <w:t xml:space="preserve">提案</w:t>
+            </w:r>
+          </w:p>
+        </w:tc>
+        <w:tc>
+          <w:tcPr>
+            <w:tcW w:type="dxa" w:w="2340"/>
+            <w:tcBorders>
+              <w:top w:val="single" w:color="D1D5DB" w:sz="4"/>
+              <w:left w:val="single" w:color="D1D5DB" w:sz="4"/>
+              <w:bottom w:val="single" w:color="D1D5DB" w:sz="4"/>
+              <w:right w:val="single" w:color="D1D5DB" w:sz="4"/>
+            </w:tcBorders>
+            <w:shd w:fill="1E3A5F" w:val="clear"/>
+            <w:tcMar>
+              <w:top w:type="dxa" w:w="80"/>
+              <w:left w:type="dxa" w:w="120"/>
+              <w:bottom w:type="dxa" w:w="80"/>
+              <w:right w:type="dxa" w:w="120"/>
+            </w:tcMar>
+          </w:tcPr>
+          <w:p>
+            <w:r>
+              <w:rPr>
+                <w:b/>
+                <w:bCs/>
+                <w:color w:val="FFFFFF"/>
+                <w:sz w:val="18"/>
+                <w:szCs w:val="18"/>
+              </w:rPr>
+              <w:t xml:space="preserve">役割</w:t>
+            </w:r>
+          </w:p>
+        </w:tc>
+        <w:tc>
+          <w:tcPr>
+            <w:tcW w:type="dxa" w:w="2340"/>
+            <w:tcBorders>
+              <w:top w:val="single" w:color="D1D5DB" w:sz="4"/>
+              <w:left w:val="single" w:color="D1D5DB" w:sz="4"/>
+              <w:bottom w:val="single" w:color="D1D5DB" w:sz="4"/>
+              <w:right w:val="single" w:color="D1D5DB" w:sz="4"/>
+            </w:tcBorders>
+            <w:shd w:fill="1E3A5F" w:val="clear"/>
+            <w:tcMar>
+              <w:top w:type="dxa" w:w="80"/>
+              <w:left w:type="dxa" w:w="120"/>
+              <w:bottom w:type="dxa" w:w="80"/>
+              <w:right w:type="dxa" w:w="120"/>
+            </w:tcMar>
+          </w:tcPr>
+          <w:p>
+            <w:r>
+              <w:rPr>
+                <w:b/>
+                <w:bCs/>
+                <w:color w:val="FFFFFF"/>
+                <w:sz w:val="18"/>
+                <w:szCs w:val="18"/>
+              </w:rPr>
+              <w:t xml:space="preserve">例え</w:t>
+            </w:r>
+          </w:p>
+        </w:tc>
+      </w:tr>
+      <w:tr>
+        <w:tc>
+          <w:tcPr>
+            <w:tcW w:type="dxa" w:w="2340"/>
+            <w:tcBorders>
+              <w:top w:val="single" w:color="D1D5DB" w:sz="4"/>
+              <w:left w:val="single" w:color="D1D5DB" w:sz="4"/>
+              <w:bottom w:val="single" w:color="D1D5DB" w:sz="4"/>
+              <w:right w:val="single" w:color="D1D5DB" w:sz="4"/>
+            </w:tcBorders>
+            <w:tcMar>
+              <w:top w:type="dxa" w:w="80"/>
+              <w:left w:type="dxa" w:w="120"/>
+              <w:bottom w:type="dxa" w:w="80"/>
+              <w:right w:type="dxa" w:w="120"/>
+            </w:tcMar>
+          </w:tcPr>
+          <w:p>
+            <w:r>
+              <w:rPr>
+                <w:b/>
+                <w:bCs/>
+                <w:sz w:val="18"/>
+                <w:szCs w:val="18"/>
+              </w:rPr>
+              <w:t xml:space="preserve">土台</w:t>
+            </w:r>
+          </w:p>
+        </w:tc>
+        <w:tc>
+          <w:tcPr>
+            <w:tcW w:type="dxa" w:w="2340"/>
+            <w:tcBorders>
+              <w:top w:val="single" w:color="D1D5DB" w:sz="4"/>
+              <w:left w:val="single" w:color="D1D5DB" w:sz="4"/>
+              <w:bottom w:val="single" w:color="D1D5DB" w:sz="4"/>
+              <w:right w:val="single" w:color="D1D5DB" w:sz="4"/>
+            </w:tcBorders>
+            <w:tcMar>
+              <w:top w:type="dxa" w:w="80"/>
+              <w:left w:type="dxa" w:w="120"/>
+              <w:bottom w:type="dxa" w:w="80"/>
+              <w:right w:type="dxa" w:w="120"/>
+            </w:tcMar>
+          </w:tcPr>
+          <w:p>
+            <w:r>
+              <w:rPr>
+                <w:sz w:val="18"/>
+                <w:szCs w:val="18"/>
+              </w:rPr>
+              <w:t xml:space="preserve">提案③ Phase 3α 需要予測ダッシュボード</w:t>
+            </w:r>
+          </w:p>
+        </w:tc>
+        <w:tc>
+          <w:tcPr>
+            <w:tcW w:type="dxa" w:w="2340"/>
+            <w:tcBorders>
+              <w:top w:val="single" w:color="D1D5DB" w:sz="4"/>
+              <w:left w:val="single" w:color="D1D5DB" w:sz="4"/>
+              <w:bottom w:val="single" w:color="D1D5DB" w:sz="4"/>
+              <w:right w:val="single" w:color="D1D5DB" w:sz="4"/>
+            </w:tcBorders>
+            <w:tcMar>
+              <w:top w:type="dxa" w:w="80"/>
+              <w:left w:type="dxa" w:w="120"/>
+              <w:bottom w:type="dxa" w:w="80"/>
+              <w:right w:type="dxa" w:w="120"/>
+            </w:tcMar>
+          </w:tcPr>
+          <w:p>
+            <w:r>
+              <w:rPr>
+                <w:sz w:val="18"/>
+                <w:szCs w:val="18"/>
+              </w:rPr>
+              <w:t xml:space="preserve">判断の下支え（GW 直前に完成）</w:t>
+            </w:r>
+          </w:p>
+        </w:tc>
+        <w:tc>
+          <w:tcPr>
+            <w:tcW w:type="dxa" w:w="2340"/>
+            <w:tcBorders>
+              <w:top w:val="single" w:color="D1D5DB" w:sz="4"/>
+              <w:left w:val="single" w:color="D1D5DB" w:sz="4"/>
+              <w:bottom w:val="single" w:color="D1D5DB" w:sz="4"/>
+              <w:right w:val="single" w:color="D1D5DB" w:sz="4"/>
+            </w:tcBorders>
+            <w:tcMar>
+              <w:top w:type="dxa" w:w="80"/>
+              <w:left w:type="dxa" w:w="120"/>
+              <w:bottom w:type="dxa" w:w="80"/>
+              <w:right w:type="dxa" w:w="120"/>
+            </w:tcMar>
+          </w:tcPr>
+          <w:p>
+            <w:r>
+              <w:rPr>
+                <w:sz w:val="18"/>
+                <w:szCs w:val="18"/>
+              </w:rPr>
+              <w:t xml:space="preserve">カーナビ：進むべき方向を示す</w:t>
+            </w:r>
+          </w:p>
+        </w:tc>
+      </w:tr>
+      <w:tr>
+        <w:tc>
+          <w:tcPr>
+            <w:tcW w:type="dxa" w:w="2340"/>
+            <w:tcBorders>
+              <w:top w:val="single" w:color="D1D5DB" w:sz="4"/>
+              <w:left w:val="single" w:color="D1D5DB" w:sz="4"/>
+              <w:bottom w:val="single" w:color="D1D5DB" w:sz="4"/>
+              <w:right w:val="single" w:color="D1D5DB" w:sz="4"/>
+            </w:tcBorders>
+            <w:tcMar>
+              <w:top w:type="dxa" w:w="80"/>
+              <w:left w:type="dxa" w:w="120"/>
+              <w:bottom w:type="dxa" w:w="80"/>
+              <w:right w:type="dxa" w:w="120"/>
+            </w:tcMar>
+          </w:tcPr>
+          <w:p>
+            <w:r>
+              <w:rPr>
+                <w:b/>
+                <w:bCs/>
+                <w:sz w:val="18"/>
+                <w:szCs w:val="18"/>
+              </w:rPr>
+              <w:t xml:space="preserve">右輪</w:t>
+            </w:r>
+          </w:p>
+        </w:tc>
+        <w:tc>
+          <w:tcPr>
+            <w:tcW w:type="dxa" w:w="2340"/>
+            <w:tcBorders>
+              <w:top w:val="single" w:color="D1D5DB" w:sz="4"/>
+              <w:left w:val="single" w:color="D1D5DB" w:sz="4"/>
+              <w:bottom w:val="single" w:color="D1D5DB" w:sz="4"/>
+              <w:right w:val="single" w:color="D1D5DB" w:sz="4"/>
+            </w:tcBorders>
+            <w:tcMar>
+              <w:top w:type="dxa" w:w="80"/>
+              <w:left w:type="dxa" w:w="120"/>
+              <w:bottom w:type="dxa" w:w="80"/>
+              <w:right w:type="dxa" w:w="120"/>
+            </w:tcMar>
+          </w:tcPr>
+          <w:p>
+            <w:r>
+              <w:rPr>
+                <w:sz w:val="18"/>
+                <w:szCs w:val="18"/>
+              </w:rPr>
+              <w:t xml:space="preserve">提案① 連休前の退院枠事前確保</w:t>
+            </w:r>
+          </w:p>
+        </w:tc>
+        <w:tc>
+          <w:tcPr>
+            <w:tcW w:type="dxa" w:w="2340"/>
+            <w:tcBorders>
+              <w:top w:val="single" w:color="D1D5DB" w:sz="4"/>
+              <w:left w:val="single" w:color="D1D5DB" w:sz="4"/>
+              <w:bottom w:val="single" w:color="D1D5DB" w:sz="4"/>
+              <w:right w:val="single" w:color="D1D5DB" w:sz="4"/>
+            </w:tcBorders>
+            <w:tcMar>
+              <w:top w:type="dxa" w:w="80"/>
+              <w:left w:type="dxa" w:w="120"/>
+              <w:bottom w:type="dxa" w:w="80"/>
+              <w:right w:type="dxa" w:w="120"/>
+            </w:tcMar>
+          </w:tcPr>
+          <w:p>
+            <w:r>
+              <w:rPr>
+                <w:sz w:val="18"/>
+                <w:szCs w:val="18"/>
+              </w:rPr>
+              <w:t xml:space="preserve">退院側の工夫</w:t>
+            </w:r>
+          </w:p>
+        </w:tc>
+        <w:tc>
+          <w:tcPr>
+            <w:tcW w:type="dxa" w:w="2340"/>
+            <w:tcBorders>
+              <w:top w:val="single" w:color="D1D5DB" w:sz="4"/>
+              <w:left w:val="single" w:color="D1D5DB" w:sz="4"/>
+              <w:bottom w:val="single" w:color="D1D5DB" w:sz="4"/>
+              <w:right w:val="single" w:color="D1D5DB" w:sz="4"/>
+            </w:tcBorders>
+            <w:tcMar>
+              <w:top w:type="dxa" w:w="80"/>
+              <w:left w:type="dxa" w:w="120"/>
+              <w:bottom w:type="dxa" w:w="80"/>
+              <w:right w:type="dxa" w:w="120"/>
+            </w:tcMar>
+          </w:tcPr>
+          <w:p>
+            <w:r>
+              <w:rPr>
+                <w:sz w:val="18"/>
+                <w:szCs w:val="18"/>
+              </w:rPr>
+              <w:t xml:space="preserve">ブレーキ：連休前に空床を準備</w:t>
+            </w:r>
+          </w:p>
+        </w:tc>
+      </w:tr>
+      <w:tr>
+        <w:tc>
+          <w:tcPr>
+            <w:tcW w:type="dxa" w:w="2340"/>
+            <w:tcBorders>
+              <w:top w:val="single" w:color="D1D5DB" w:sz="4"/>
+              <w:left w:val="single" w:color="D1D5DB" w:sz="4"/>
+              <w:bottom w:val="single" w:color="D1D5DB" w:sz="4"/>
+              <w:right w:val="single" w:color="D1D5DB" w:sz="4"/>
+            </w:tcBorders>
+            <w:tcMar>
+              <w:top w:type="dxa" w:w="80"/>
+              <w:left w:type="dxa" w:w="120"/>
+              <w:bottom w:type="dxa" w:w="80"/>
+              <w:right w:type="dxa" w:w="120"/>
+            </w:tcMar>
+          </w:tcPr>
+          <w:p>
+            <w:r>
+              <w:rPr>
+                <w:b/>
+                <w:bCs/>
+                <w:sz w:val="18"/>
+                <w:szCs w:val="18"/>
+              </w:rPr>
+              <w:t xml:space="preserve">左輪</w:t>
+            </w:r>
+          </w:p>
+        </w:tc>
+        <w:tc>
+          <w:tcPr>
+            <w:tcW w:type="dxa" w:w="2340"/>
+            <w:tcBorders>
+              <w:top w:val="single" w:color="D1D5DB" w:sz="4"/>
+              <w:left w:val="single" w:color="D1D5DB" w:sz="4"/>
+              <w:bottom w:val="single" w:color="D1D5DB" w:sz="4"/>
+              <w:right w:val="single" w:color="D1D5DB" w:sz="4"/>
+            </w:tcBorders>
+            <w:tcMar>
+              <w:top w:type="dxa" w:w="80"/>
+              <w:left w:type="dxa" w:w="120"/>
+              <w:bottom w:type="dxa" w:w="80"/>
+              <w:right w:type="dxa" w:w="120"/>
+            </w:tcMar>
+          </w:tcPr>
+          <w:p>
+            <w:r>
+              <w:rPr>
+                <w:sz w:val="18"/>
+                <w:szCs w:val="18"/>
+              </w:rPr>
+              <w:t xml:space="preserve">提案② 連休前後の予約枠 data-driven 配置</w:t>
+            </w:r>
+          </w:p>
+        </w:tc>
+        <w:tc>
+          <w:tcPr>
+            <w:tcW w:type="dxa" w:w="2340"/>
+            <w:tcBorders>
+              <w:top w:val="single" w:color="D1D5DB" w:sz="4"/>
+              <w:left w:val="single" w:color="D1D5DB" w:sz="4"/>
+              <w:bottom w:val="single" w:color="D1D5DB" w:sz="4"/>
+              <w:right w:val="single" w:color="D1D5DB" w:sz="4"/>
+            </w:tcBorders>
+            <w:tcMar>
+              <w:top w:type="dxa" w:w="80"/>
+              <w:left w:type="dxa" w:w="120"/>
+              <w:bottom w:type="dxa" w:w="80"/>
+              <w:right w:type="dxa" w:w="120"/>
+            </w:tcMar>
+          </w:tcPr>
+          <w:p>
+            <w:r>
+              <w:rPr>
+                <w:sz w:val="18"/>
+                <w:szCs w:val="18"/>
+              </w:rPr>
+              <w:t xml:space="preserve">入院側の工夫</w:t>
+            </w:r>
+          </w:p>
+        </w:tc>
+        <w:tc>
+          <w:tcPr>
+            <w:tcW w:type="dxa" w:w="2340"/>
+            <w:tcBorders>
+              <w:top w:val="single" w:color="D1D5DB" w:sz="4"/>
+              <w:left w:val="single" w:color="D1D5DB" w:sz="4"/>
+              <w:bottom w:val="single" w:color="D1D5DB" w:sz="4"/>
+              <w:right w:val="single" w:color="D1D5DB" w:sz="4"/>
+            </w:tcBorders>
+            <w:tcMar>
+              <w:top w:type="dxa" w:w="80"/>
+              <w:left w:type="dxa" w:w="120"/>
+              <w:bottom w:type="dxa" w:w="80"/>
+              <w:right w:type="dxa" w:w="120"/>
+            </w:tcMar>
+          </w:tcPr>
+          <w:p>
+            <w:r>
+              <w:rPr>
+                <w:sz w:val="18"/>
+                <w:szCs w:val="18"/>
+              </w:rPr>
+              <w:t xml:space="preserve">アクセル：予約を賢く配分</w:t>
+            </w:r>
+          </w:p>
+        </w:tc>
+      </w:tr>
+      <w:tr>
+        <w:tc>
+          <w:tcPr>
+            <w:tcW w:type="dxa" w:w="2340"/>
+            <w:tcBorders>
+              <w:top w:val="single" w:color="D1D5DB" w:sz="4"/>
+              <w:left w:val="single" w:color="D1D5DB" w:sz="4"/>
+              <w:bottom w:val="single" w:color="D1D5DB" w:sz="4"/>
+              <w:right w:val="single" w:color="D1D5DB" w:sz="4"/>
+            </w:tcBorders>
+            <w:tcMar>
+              <w:top w:type="dxa" w:w="80"/>
+              <w:left w:type="dxa" w:w="120"/>
+              <w:bottom w:type="dxa" w:w="80"/>
+              <w:right w:type="dxa" w:w="120"/>
+            </w:tcMar>
+          </w:tcPr>
+          <w:p>
+            <w:r>
+              <w:rPr>
+                <w:b/>
+                <w:bCs/>
+                <w:sz w:val="18"/>
+                <w:szCs w:val="18"/>
+              </w:rPr>
+              <w:t xml:space="preserve">到達点</w:t>
+            </w:r>
+          </w:p>
+        </w:tc>
+        <w:tc>
+          <w:tcPr>
+            <w:tcW w:type="dxa" w:w="2340"/>
+            <w:tcBorders>
+              <w:top w:val="single" w:color="D1D5DB" w:sz="4"/>
+              <w:left w:val="single" w:color="D1D5DB" w:sz="4"/>
+              <w:bottom w:val="single" w:color="D1D5DB" w:sz="4"/>
+              <w:right w:val="single" w:color="D1D5DB" w:sz="4"/>
+            </w:tcBorders>
+            <w:tcMar>
+              <w:top w:type="dxa" w:w="80"/>
+              <w:left w:type="dxa" w:w="120"/>
+              <w:bottom w:type="dxa" w:w="80"/>
+              <w:right w:type="dxa" w:w="120"/>
+            </w:tcMar>
+          </w:tcPr>
+          <w:p>
+            <w:r>
+              <w:rPr>
+                <w:sz w:val="18"/>
+                <w:szCs w:val="18"/>
+              </w:rPr>
+              <w:t xml:space="preserve">連休前後の病床運用の安定化・負荷平準化</w:t>
+            </w:r>
+          </w:p>
+        </w:tc>
+        <w:tc>
+          <w:tcPr>
+            <w:tcW w:type="dxa" w:w="2340"/>
+            <w:tcBorders>
+              <w:top w:val="single" w:color="D1D5DB" w:sz="4"/>
+              <w:left w:val="single" w:color="D1D5DB" w:sz="4"/>
+              <w:bottom w:val="single" w:color="D1D5DB" w:sz="4"/>
+              <w:right w:val="single" w:color="D1D5DB" w:sz="4"/>
+            </w:tcBorders>
+            <w:tcMar>
+              <w:top w:type="dxa" w:w="80"/>
+              <w:left w:type="dxa" w:w="120"/>
+              <w:bottom w:type="dxa" w:w="80"/>
+              <w:right w:type="dxa" w:w="120"/>
+            </w:tcMar>
+          </w:tcPr>
+          <w:p>
+            <w:r>
+              <w:rPr>
+                <w:sz w:val="18"/>
+                <w:szCs w:val="18"/>
+              </w:rPr>
+              <w:t xml:space="preserve">年間 300〜500 万円の空床ロス回収</w:t>
+            </w:r>
+          </w:p>
+        </w:tc>
+        <w:tc>
+          <w:tcPr>
+            <w:tcW w:type="dxa" w:w="2340"/>
+            <w:tcBorders>
+              <w:top w:val="single" w:color="D1D5DB" w:sz="4"/>
+              <w:left w:val="single" w:color="D1D5DB" w:sz="4"/>
+              <w:bottom w:val="single" w:color="D1D5DB" w:sz="4"/>
+              <w:right w:val="single" w:color="D1D5DB" w:sz="4"/>
+            </w:tcBorders>
+            <w:tcMar>
+              <w:top w:type="dxa" w:w="80"/>
+              <w:left w:type="dxa" w:w="120"/>
+              <w:bottom w:type="dxa" w:w="80"/>
+              <w:right w:type="dxa" w:w="120"/>
+            </w:tcMar>
+          </w:tcPr>
+          <w:p>
+            <w:r>
+              <w:rPr>
+                <w:sz w:val="18"/>
+                <w:szCs w:val="18"/>
+              </w:rPr>
+              <w:t xml:space="preserve">目的地到着</w:t>
+            </w:r>
+          </w:p>
+        </w:tc>
+      </w:tr>
+    </w:tbl>
+    <w:p>
+      <w:pPr>
+        <w:spacing w:after="200"/>
+      </w:pPr>
+      <w:r>
+        <w:t xml:space="preserve"/>
       </w:r>
     </w:p>
     <w:p>
@@ -3886,15 +7153,37 @@
           <w:b/>
           <w:bCs/>
         </w:rPr>
+        <w:t xml:space="preserve">組み合わせ効果:</w:t>
+      </w:r>
+    </w:p>
+    <w:p>
+      <w:pPr>
+        <w:pStyle w:val="ListParagraph"/>
+        <w:numPr>
+          <w:ilvl w:val="0"/>
+          <w:numId w:val="2"/>
+        </w:numPr>
+        <w:spacing w:after="60" w:line="300"/>
+      </w:pPr>
+      <w:r>
+        <w:rPr>
+          <w:b/>
+          <w:bCs/>
+        </w:rPr>
         <w:t xml:space="preserve">提案③ がなければ</w:t>
       </w:r>
       <w:r>
-        <w:t xml:space="preserve"> 提案①② は勘ベースの運用になり、精度が落ちます。</w:t>
-      </w:r>
-    </w:p>
-    <w:p>
-      <w:pPr>
-        <w:spacing w:after="120" w:line="340"/>
+        <w:t xml:space="preserve"> 提案①② は勘ベースの運用になり、精度が落ちます（カーナビなしで走る車）</w:t>
+      </w:r>
+    </w:p>
+    <w:p>
+      <w:pPr>
+        <w:pStyle w:val="ListParagraph"/>
+        <w:numPr>
+          <w:ilvl w:val="0"/>
+          <w:numId w:val="2"/>
+        </w:numPr>
+        <w:spacing w:after="60" w:line="300"/>
       </w:pPr>
       <w:r>
         <w:rPr>
@@ -3904,12 +7193,17 @@
         <w:t xml:space="preserve">提案①② がなければ</w:t>
       </w:r>
       <w:r>
-        <w:t xml:space="preserve"> 提案③ はただの「数字を見るだけ」の道具になり、行動に結びつきません。</w:t>
-      </w:r>
-    </w:p>
-    <w:p>
-      <w:pPr>
-        <w:spacing w:after="120" w:line="340"/>
+        <w:t xml:space="preserve"> 提案③ はただの「数字を見るだけ」の道具になり、行動に結びつきません（カーナビがあっても車輪がない）</w:t>
+      </w:r>
+    </w:p>
+    <w:p>
+      <w:pPr>
+        <w:pStyle w:val="ListParagraph"/>
+        <w:numPr>
+          <w:ilvl w:val="0"/>
+          <w:numId w:val="2"/>
+        </w:numPr>
+        <w:spacing w:after="60" w:line="300"/>
       </w:pPr>
       <w:r>
         <w:rPr>
@@ -3919,7 +7213,7 @@
         <w:t xml:space="preserve">3 つが揃って初めて</w:t>
       </w:r>
       <w:r>
-        <w:t xml:space="preserve"> 連休前後の病床運用が安定化いたします。</w:t>
+        <w:t xml:space="preserve"> 連休前後の病床運用が安定化いたします</w:t>
       </w:r>
     </w:p>
     <w:p>

--- a/docs/admin/slides/weekend_holiday_kpi/理事会向け_3提案の具体説明.docx
+++ b/docs/admin/slides/weekend_holiday_kpi/理事会向け_3提案の具体説明.docx
@@ -7058,7 +7058,7 @@
                 <w:sz w:val="18"/>
                 <w:szCs w:val="18"/>
               </w:rPr>
-              <w:t xml:space="preserve">救急搬送後患者割合 5F</w:t>
+              <w:t xml:space="preserve">予定外入院割合 5F※</w:t>
             </w:r>
           </w:p>
         </w:tc>
@@ -7110,7 +7110,7 @@
                 <w:sz w:val="18"/>
                 <w:szCs w:val="18"/>
               </w:rPr>
-              <w:t xml:space="preserve">15% 以上（2026-06-01 以降 rolling 3ヶ月）</w:t>
+              <w:t xml:space="preserve">─（参考値、制度上の「救急搬送後 15%」とは定義差あり）</w:t>
             </w:r>
           </w:p>
         </w:tc>
@@ -7133,19 +7133,10 @@
           <w:p>
             <w:r>
               <w:rPr>
-                <w:b/>
-                <w:bCs/>
-                <w:sz w:val="18"/>
-                <w:szCs w:val="18"/>
-              </w:rPr>
-              <w:t xml:space="preserve">基準の約 3.5 倍</w:t>
-            </w:r>
-            <w:r>
-              <w:rPr>
-                <w:sz w:val="18"/>
-                <w:szCs w:val="18"/>
-              </w:rPr>
-              <w:t xml:space="preserve">（余裕大）</w:t>
+                <w:sz w:val="18"/>
+                <w:szCs w:val="18"/>
+              </w:rPr>
+              <w:t xml:space="preserve">2 値分類。厳密値は再分類後確定</w:t>
             </w:r>
           </w:p>
         </w:tc>
@@ -7175,7 +7166,7 @@
                 <w:sz w:val="18"/>
                 <w:szCs w:val="18"/>
               </w:rPr>
-              <w:t xml:space="preserve">救急搬送後患者割合 6F</w:t>
+              <w:t xml:space="preserve">予定外入院割合 6F※</w:t>
             </w:r>
           </w:p>
         </w:tc>
@@ -7227,7 +7218,7 @@
                 <w:sz w:val="18"/>
                 <w:szCs w:val="18"/>
               </w:rPr>
-              <w:t xml:space="preserve">15% 以上（2026-06-01 以降 rolling 3ヶ月）</w:t>
+              <w:t xml:space="preserve">─（参考値、制度上の「救急搬送後 15%」とは定義差あり）</w:t>
             </w:r>
           </w:p>
         </w:tc>
@@ -7250,19 +7241,10 @@
           <w:p>
             <w:r>
               <w:rPr>
-                <w:b/>
-                <w:bCs/>
-                <w:sz w:val="18"/>
-                <w:szCs w:val="18"/>
-              </w:rPr>
-              <w:t xml:space="preserve">基準の約 4.1 倍</w:t>
-            </w:r>
-            <w:r>
-              <w:rPr>
-                <w:sz w:val="18"/>
-                <w:szCs w:val="18"/>
-              </w:rPr>
-              <w:t xml:space="preserve">（余裕大）</w:t>
+                <w:sz w:val="18"/>
+                <w:szCs w:val="18"/>
+              </w:rPr>
+              <w:t xml:space="preserve">2 値分類。厳密値は再分類後確定</w:t>
             </w:r>
           </w:p>
         </w:tc>
@@ -7623,6 +7605,24 @@
       </w:pPr>
       <w:r>
         <w:t xml:space="preserve"/>
+      </w:r>
+    </w:p>
+    <w:p>
+      <w:pPr>
+        <w:pBdr>
+          <w:left w:val="single" w:color="C9A961" w:sz="18"/>
+        </w:pBdr>
+        <w:shd w:fill="FFF8DC" w:val="clear"/>
+        <w:spacing w:after="80" w:line="320"/>
+        <w:ind w:left="240"/>
+      </w:pPr>
+      <w:r>
+        <w:rPr>
+          <w:i/>
+          <w:iCs/>
+          <w:color w:val="475569"/>
+        </w:rPr>
+        <w:t xml:space="preserve">※ 2025FY 事務データは「当日(予定外/緊急) / 予定」の 2 値分類のため、制度上の「救急搬送後（救急車搬送+下り搬送）」とは一致しない。外来紹介・連携室・ウォークインが含まれるため広い概念。制度上の救急搬送後に限定した厳密値は、事務による入院経路 5 区分の再エクスポート後に確定。予定外入院率が 50〜60% 台で推移している実態から、基準 15% は十分な余裕で達成する見込み。</w:t>
       </w:r>
     </w:p>
     <w:p>
